--- a/docs/internal/dataflow/01-login-flow.docx
+++ b/docs/internal/dataflow/01-login-flow.docx
@@ -306,7 +306,7 @@
       </w:r>
     </w:p>
     <w:bookmarkEnd w:id="20"/>
-    <w:bookmarkStart w:id="23" w:name="개요"/>
+    <w:bookmarkStart w:id="23" w:name="Xf91e0d4485b1ba4483a78d342728f1b9dd909bf"/>
     <w:p>
       <w:pPr>
         <w:pStyle w:val="Heading2"/>
@@ -315,7 +315,7 @@
         <w:t xml:space="preserve">1. 개요</w:t>
       </w:r>
     </w:p>
-    <w:bookmarkStart w:id="21" w:name="시스템-구성"/>
+    <w:bookmarkStart w:id="21" w:name="X0fed9230781f8bd3ff668c90b82c874d226b650"/>
     <w:p>
       <w:pPr>
         <w:pStyle w:val="Heading3"/>
@@ -429,7 +429,7 @@
       </w:r>
     </w:p>
     <w:bookmarkEnd w:id="21"/>
-    <w:bookmarkStart w:id="22" w:name="아키텍처-결정-adr-001"/>
+    <w:bookmarkStart w:id="22" w:name="X2f12d0f09f5d54c4cf98505fe0494543fe96424"/>
     <w:p>
       <w:pPr>
         <w:pStyle w:val="Heading3"/>
@@ -527,7 +527,7 @@
     </w:p>
     <w:bookmarkEnd w:id="22"/>
     <w:bookmarkEnd w:id="23"/>
-    <w:bookmarkStart w:id="24" w:name="로그인-유형-분류"/>
+    <w:bookmarkStart w:id="24" w:name="Xb02e88bc79423dfcfeb8dc2e212e2cf4b207ce2"/>
     <w:p>
       <w:pPr>
         <w:pStyle w:val="Heading2"/>
@@ -539,14 +539,14 @@
     <w:tbl>
       <w:tblPr>
         <w:tblStyle w:val="Table"/>
-        <w:tblW w:type="pct" w:w="5000"/>
+        <w:tblW w:type="auto" w:w="0"/>
         <w:tblLook w:firstRow="1" w:lastRow="0" w:firstColumn="0" w:lastColumn="0" w:noHBand="0" w:noVBand="0" w:val="0020"/>
       </w:tblPr>
       <w:tblGrid>
-        <w:gridCol w:w="1397"/>
-        <w:gridCol w:w="2562"/>
-        <w:gridCol w:w="2562"/>
-        <w:gridCol w:w="1397"/>
+        <w:gridCol w:w="1980"/>
+        <w:gridCol w:w="1980"/>
+        <w:gridCol w:w="1980"/>
+        <w:gridCol w:w="1980"/>
       </w:tblGrid>
       <w:tr>
         <w:trPr>
@@ -910,7 +910,7 @@
       </w:r>
     </w:p>
     <w:bookmarkEnd w:id="24"/>
-    <w:bookmarkStart w:id="35" w:name="a.-개인회원-idpw-로그인-흐름"/>
+    <w:bookmarkStart w:id="35" w:name="X769235117879011f598816bee0679423eec5e82"/>
     <w:p>
       <w:pPr>
         <w:pStyle w:val="Heading2"/>
@@ -919,7 +919,7 @@
         <w:t xml:space="preserve">3. A. 개인회원 ID/PW 로그인 흐름</w:t>
       </w:r>
     </w:p>
-    <w:bookmarkStart w:id="25" w:name="전체-시퀀스"/>
+    <w:bookmarkStart w:id="25" w:name="X0e053070d2d49e5bd9f72245afa03639a72a3da"/>
     <w:p>
       <w:pPr>
         <w:pStyle w:val="Heading3"/>
@@ -936,353 +936,176 @@
         <w:rPr>
           <w:rStyle w:val="VerbatimChar"/>
         </w:rPr>
-        <w:t xml:space="preserve">[사용자]          [FE: Login.tsx]     [Keycloak]       [q-sign]         [ido]           [q-im]</w:t>
-      </w:r>
-      <w:r>
-        <w:br/>
-      </w:r>
-      <w:r>
-        <w:rPr>
-          <w:rStyle w:val="VerbatimChar"/>
-        </w:rPr>
-        <w:t xml:space="preserve">   │                    │                  │                │               │               │</w:t>
-      </w:r>
-      <w:r>
-        <w:br/>
-      </w:r>
-      <w:r>
-        <w:rPr>
-          <w:rStyle w:val="VerbatimChar"/>
-        </w:rPr>
-        <w:t xml:space="preserve">   │  로그인 버튼 클릭    │                  │                │               │               │</w:t>
-      </w:r>
-      <w:r>
-        <w:br/>
-      </w:r>
-      <w:r>
-        <w:rPr>
-          <w:rStyle w:val="VerbatimChar"/>
-        </w:rPr>
-        <w:t xml:space="preserve">   ├──────────────────→│                  │                │               │               │</w:t>
-      </w:r>
-      <w:r>
-        <w:br/>
-      </w:r>
-      <w:r>
-        <w:rPr>
-          <w:rStyle w:val="VerbatimChar"/>
-        </w:rPr>
-        <w:t xml:space="preserve">   │                    │                  │                │               │               │</w:t>
-      </w:r>
-      <w:r>
-        <w:br/>
-      </w:r>
-      <w:r>
-        <w:rPr>
-          <w:rStyle w:val="VerbatimChar"/>
-        </w:rPr>
-        <w:t xml:space="preserve">   │                    │ ① form POST      │                │               │               │</w:t>
-      </w:r>
-      <w:r>
-        <w:br/>
-      </w:r>
-      <w:r>
-        <w:rPr>
-          <w:rStyle w:val="VerbatimChar"/>
-        </w:rPr>
-        <w:t xml:space="preserve">   │                    │ action=actionUrl │                │               │               │</w:t>
-      </w:r>
-      <w:r>
-        <w:br/>
-      </w:r>
-      <w:r>
-        <w:rPr>
-          <w:rStyle w:val="VerbatimChar"/>
-        </w:rPr>
-        <w:t xml:space="preserve">   │                    │─────────────────→│                │               │               │</w:t>
-      </w:r>
-      <w:r>
-        <w:br/>
-      </w:r>
-      <w:r>
-        <w:rPr>
-          <w:rStyle w:val="VerbatimChar"/>
-        </w:rPr>
-        <w:t xml:space="preserve">   │                    │                  │                │               │               │</w:t>
-      </w:r>
-      <w:r>
-        <w:br/>
-      </w:r>
-      <w:r>
-        <w:rPr>
-          <w:rStyle w:val="VerbatimChar"/>
-        </w:rPr>
-        <w:t xml:space="preserve">   │                    │                  │ ② ID/PW 검증   │               │               │</w:t>
-      </w:r>
-      <w:r>
-        <w:br/>
-      </w:r>
-      <w:r>
-        <w:rPr>
-          <w:rStyle w:val="VerbatimChar"/>
-        </w:rPr>
-        <w:t xml:space="preserve">   │                    │                  │ (Keycloak DB) │               │               │</w:t>
-      </w:r>
-      <w:r>
-        <w:br/>
-      </w:r>
-      <w:r>
-        <w:rPr>
-          <w:rStyle w:val="VerbatimChar"/>
-        </w:rPr>
-        <w:t xml:space="preserve">   │                    │                  │                │               │               │</w:t>
-      </w:r>
-      <w:r>
-        <w:br/>
-      </w:r>
-      <w:r>
-        <w:rPr>
-          <w:rStyle w:val="VerbatimChar"/>
-        </w:rPr>
-        <w:t xml:space="preserve">   │                    │                  │ ③ 302 Redirect │               │               │</w:t>
-      </w:r>
-      <w:r>
-        <w:br/>
-      </w:r>
-      <w:r>
-        <w:rPr>
-          <w:rStyle w:val="VerbatimChar"/>
-        </w:rPr>
-        <w:t xml:space="preserve">   │                    │                  │ to q-sign      │               │               │</w:t>
-      </w:r>
-      <w:r>
-        <w:br/>
-      </w:r>
-      <w:r>
-        <w:rPr>
-          <w:rStyle w:val="VerbatimChar"/>
-        </w:rPr>
-        <w:t xml:space="preserve">   │                    │                  │ /callback?code │               │               │</w:t>
-      </w:r>
-      <w:r>
-        <w:br/>
-      </w:r>
-      <w:r>
-        <w:rPr>
-          <w:rStyle w:val="VerbatimChar"/>
-        </w:rPr>
-        <w:t xml:space="preserve">   │                    │                  │─────────────────────────────→│               │</w:t>
-      </w:r>
-      <w:r>
-        <w:br/>
-      </w:r>
-      <w:r>
-        <w:rPr>
-          <w:rStyle w:val="VerbatimChar"/>
-        </w:rPr>
-        <w:t xml:space="preserve">   │                    │                  │                │               │               │</w:t>
-      </w:r>
-      <w:r>
-        <w:br/>
-      </w:r>
-      <w:r>
-        <w:rPr>
-          <w:rStyle w:val="VerbatimChar"/>
-        </w:rPr>
-        <w:t xml:space="preserve">   │                    │                  │                │ ④ token 교환  │               │</w:t>
-      </w:r>
-      <w:r>
-        <w:br/>
-      </w:r>
-      <w:r>
-        <w:rPr>
-          <w:rStyle w:val="VerbatimChar"/>
-        </w:rPr>
-        <w:t xml:space="preserve">   │                    │                  │                │ /token        │               │</w:t>
-      </w:r>
-      <w:r>
-        <w:br/>
-      </w:r>
-      <w:r>
-        <w:rPr>
-          <w:rStyle w:val="VerbatimChar"/>
-        </w:rPr>
-        <w:t xml:space="preserve">   │                    │                  │─────────────────────────────→│               │</w:t>
-      </w:r>
-      <w:r>
-        <w:br/>
-      </w:r>
-      <w:r>
-        <w:rPr>
-          <w:rStyle w:val="VerbatimChar"/>
-        </w:rPr>
-        <w:t xml:space="preserve">   │                    │                  │                │               │               │</w:t>
-      </w:r>
-      <w:r>
-        <w:br/>
-      </w:r>
-      <w:r>
-        <w:rPr>
-          <w:rStyle w:val="VerbatimChar"/>
-        </w:rPr>
-        <w:t xml:space="preserve">   │                    │                  │                │ ⑤ JWKS 검증   │               │</w:t>
-      </w:r>
-      <w:r>
-        <w:br/>
-      </w:r>
-      <w:r>
-        <w:rPr>
-          <w:rStyle w:val="VerbatimChar"/>
-        </w:rPr>
-        <w:t xml:space="preserve">   │                    │                  │                │ nonce 검증     │               │</w:t>
-      </w:r>
-      <w:r>
-        <w:br/>
-      </w:r>
-      <w:r>
-        <w:rPr>
-          <w:rStyle w:val="VerbatimChar"/>
-        </w:rPr>
-        <w:t xml:space="preserve">   │                    │                  │                │               │               │</w:t>
-      </w:r>
-      <w:r>
-        <w:br/>
-      </w:r>
-      <w:r>
-        <w:rPr>
-          <w:rStyle w:val="VerbatimChar"/>
-        </w:rPr>
-        <w:t xml:space="preserve">   │                    │                  │                │ ⑥ AuthResult  │               │</w:t>
-      </w:r>
-      <w:r>
-        <w:br/>
-      </w:r>
-      <w:r>
-        <w:rPr>
-          <w:rStyle w:val="VerbatimChar"/>
-        </w:rPr>
-        <w:t xml:space="preserve">   │                    │                  │                │ + Outbox 저장 │               │</w:t>
-      </w:r>
-      <w:r>
-        <w:br/>
-      </w:r>
-      <w:r>
-        <w:rPr>
-          <w:rStyle w:val="VerbatimChar"/>
-        </w:rPr>
-        <w:t xml:space="preserve">   │                    │                  │                │               │               │</w:t>
-      </w:r>
-      <w:r>
-        <w:br/>
-      </w:r>
-      <w:r>
-        <w:rPr>
-          <w:rStyle w:val="VerbatimChar"/>
-        </w:rPr>
-        <w:t xml:space="preserve">   │                    │                  │                │ ⑦ POST /oidc/complete          │</w:t>
-      </w:r>
-      <w:r>
-        <w:br/>
-      </w:r>
-      <w:r>
-        <w:rPr>
-          <w:rStyle w:val="VerbatimChar"/>
-        </w:rPr>
-        <w:t xml:space="preserve">   │                    │                  │                │ (X-Internal-Sig 서명)          │</w:t>
-      </w:r>
-      <w:r>
-        <w:br/>
-      </w:r>
-      <w:r>
-        <w:rPr>
-          <w:rStyle w:val="VerbatimChar"/>
-        </w:rPr>
-        <w:t xml:space="preserve">   │                    │                  │                │──────────────→│               │</w:t>
-      </w:r>
-      <w:r>
-        <w:br/>
-      </w:r>
-      <w:r>
-        <w:rPr>
-          <w:rStyle w:val="VerbatimChar"/>
-        </w:rPr>
-        <w:t xml:space="preserve">   │                    │                  │                │               │               │</w:t>
-      </w:r>
-      <w:r>
-        <w:br/>
-      </w:r>
-      <w:r>
-        <w:rPr>
-          <w:rStyle w:val="VerbatimChar"/>
-        </w:rPr>
-        <w:t xml:space="preserve">   │                    │                  │                │               │ ⑧ FE 세션 생성 │</w:t>
-      </w:r>
-      <w:r>
-        <w:br/>
-      </w:r>
-      <w:r>
-        <w:rPr>
-          <w:rStyle w:val="VerbatimChar"/>
-        </w:rPr>
-        <w:t xml:space="preserve">   │                    │                  │                │               │ (Redis)       │</w:t>
-      </w:r>
-      <w:r>
-        <w:br/>
-      </w:r>
-      <w:r>
-        <w:rPr>
-          <w:rStyle w:val="VerbatimChar"/>
-        </w:rPr>
-        <w:t xml:space="preserve">   │                    │                  │                │               │               │</w:t>
-      </w:r>
-      <w:r>
-        <w:br/>
-      </w:r>
-      <w:r>
-        <w:rPr>
-          <w:rStyle w:val="VerbatimChar"/>
-        </w:rPr>
-        <w:t xml:space="preserve">   │                    │                  │                │               │ ⑨ 302 Redirect│</w:t>
-      </w:r>
-      <w:r>
-        <w:br/>
-      </w:r>
-      <w:r>
-        <w:rPr>
-          <w:rStyle w:val="VerbatimChar"/>
-        </w:rPr>
-        <w:t xml:space="preserve">   │                    │                  │                │               │ + feSessionId │</w:t>
-      </w:r>
-      <w:r>
-        <w:br/>
-      </w:r>
-      <w:r>
-        <w:rPr>
-          <w:rStyle w:val="VerbatimChar"/>
-        </w:rPr>
-        <w:t xml:space="preserve">   │                    │                  │                │               │ 쿠키          │</w:t>
-      </w:r>
-      <w:r>
-        <w:br/>
-      </w:r>
-      <w:r>
-        <w:rPr>
-          <w:rStyle w:val="VerbatimChar"/>
-        </w:rPr>
-        <w:t xml:space="preserve">   │    ⑩ 마이페이지 이동 │                  │                │               │               │</w:t>
-      </w:r>
-      <w:r>
-        <w:br/>
-      </w:r>
-      <w:r>
-        <w:rPr>
-          <w:rStyle w:val="VerbatimChar"/>
-        </w:rPr>
-        <w:t xml:space="preserve">   │←──────────────────│                  │                │               │               │</w:t>
+        <w:t xml:space="preserve">sequenceDiagram</w:t>
+      </w:r>
+      <w:r>
+        <w:br/>
+      </w:r>
+      <w:r>
+        <w:rPr>
+          <w:rStyle w:val="VerbatimChar"/>
+        </w:rPr>
+        <w:t xml:space="preserve">    actor 사용자</w:t>
+      </w:r>
+      <w:r>
+        <w:br/>
+      </w:r>
+      <w:r>
+        <w:rPr>
+          <w:rStyle w:val="VerbatimChar"/>
+        </w:rPr>
+        <w:t xml:space="preserve">    participant FE as FE (Login.tsx)</w:t>
+      </w:r>
+      <w:r>
+        <w:br/>
+      </w:r>
+      <w:r>
+        <w:rPr>
+          <w:rStyle w:val="VerbatimChar"/>
+        </w:rPr>
+        <w:t xml:space="preserve">    participant KC as Keycloak</w:t>
+      </w:r>
+      <w:r>
+        <w:br/>
+      </w:r>
+      <w:r>
+        <w:rPr>
+          <w:rStyle w:val="VerbatimChar"/>
+        </w:rPr>
+        <w:t xml:space="preserve">    participant QS as q-sign</w:t>
+      </w:r>
+      <w:r>
+        <w:br/>
+      </w:r>
+      <w:r>
+        <w:rPr>
+          <w:rStyle w:val="VerbatimChar"/>
+        </w:rPr>
+        <w:t xml:space="preserve">    participant IDO as ido</w:t>
+      </w:r>
+      <w:r>
+        <w:br/>
+      </w:r>
+      <w:r>
+        <w:rPr>
+          <w:rStyle w:val="VerbatimChar"/>
+        </w:rPr>
+        <w:t xml:space="preserve">    participant QIM as q-im</w:t>
+      </w:r>
+      <w:r>
+        <w:br/>
+      </w:r>
+      <w:r>
+        <w:br/>
+      </w:r>
+      <w:r>
+        <w:rPr>
+          <w:rStyle w:val="VerbatimChar"/>
+        </w:rPr>
+        <w:t xml:space="preserve">    사용자-&gt;&gt;FE: 로그인 버튼 클릭</w:t>
+      </w:r>
+      <w:r>
+        <w:br/>
+      </w:r>
+      <w:r>
+        <w:rPr>
+          <w:rStyle w:val="VerbatimChar"/>
+        </w:rPr>
+        <w:t xml:space="preserve">    FE-&gt;&gt;KC: ① form POST (loginType=IND, loginId, password)</w:t>
+      </w:r>
+      <w:r>
+        <w:br/>
+      </w:r>
+      <w:r>
+        <w:rPr>
+          <w:rStyle w:val="VerbatimChar"/>
+        </w:rPr>
+        <w:t xml:space="preserve">    note over KC: ② ID/PW 검증 (Keycloak DB)</w:t>
+      </w:r>
+      <w:r>
+        <w:br/>
+      </w:r>
+      <w:r>
+        <w:rPr>
+          <w:rStyle w:val="VerbatimChar"/>
+        </w:rPr>
+        <w:t xml:space="preserve">    KC--&gt;&gt;QS: ③ 302 Redirect /callback?code={auth_code}&amp;state=...</w:t>
+      </w:r>
+      <w:r>
+        <w:br/>
+      </w:r>
+      <w:r>
+        <w:rPr>
+          <w:rStyle w:val="VerbatimChar"/>
+        </w:rPr>
+        <w:t xml:space="preserve">    QS-&gt;&gt;KC: ④ POST /token — authorization_code 교환</w:t>
+      </w:r>
+      <w:r>
+        <w:br/>
+      </w:r>
+      <w:r>
+        <w:rPr>
+          <w:rStyle w:val="VerbatimChar"/>
+        </w:rPr>
+        <w:t xml:space="preserve">    KC--&gt;&gt;QS: ④ {id_token, access_token, ...}</w:t>
+      </w:r>
+      <w:r>
+        <w:br/>
+      </w:r>
+      <w:r>
+        <w:rPr>
+          <w:rStyle w:val="VerbatimChar"/>
+        </w:rPr>
+        <w:t xml:space="preserve">    note over QS: ⑤ JWKS RS256 서명 검증 + nonce 검증</w:t>
+      </w:r>
+      <w:r>
+        <w:br/>
+      </w:r>
+      <w:r>
+        <w:rPr>
+          <w:rStyle w:val="VerbatimChar"/>
+        </w:rPr>
+        <w:t xml:space="preserve">    note over QS: ⑥ @Transactional — AuthResult + Outbox 저장</w:t>
+      </w:r>
+      <w:r>
+        <w:br/>
+      </w:r>
+      <w:r>
+        <w:rPr>
+          <w:rStyle w:val="VerbatimChar"/>
+        </w:rPr>
+        <w:t xml:space="preserve">    QS-&gt;&gt;IDO: ⑦ POST /api/internal/v1/oidc/complete (X-Internal-Sig)</w:t>
+      </w:r>
+      <w:r>
+        <w:br/>
+      </w:r>
+      <w:r>
+        <w:rPr>
+          <w:rStyle w:val="VerbatimChar"/>
+        </w:rPr>
+        <w:t xml:space="preserve">    note over IDO: ⑧ X-Internal-Sig 검증 → FE 세션 생성 (Redis)</w:t>
+      </w:r>
+      <w:r>
+        <w:br/>
+      </w:r>
+      <w:r>
+        <w:rPr>
+          <w:rStyle w:val="VerbatimChar"/>
+        </w:rPr>
+        <w:t xml:space="preserve">    IDO--&gt;&gt;FE: ⑨ 302 Redirect + Set-Cookie: feSessionId (HttpOnly, Secure, SameSite=Lax)</w:t>
+      </w:r>
+      <w:r>
+        <w:br/>
+      </w:r>
+      <w:r>
+        <w:rPr>
+          <w:rStyle w:val="VerbatimChar"/>
+        </w:rPr>
+        <w:t xml:space="preserve">    FE--&gt;&gt;사용자: ⑩ 마이페이지 이동</w:t>
       </w:r>
     </w:p>
     <w:bookmarkEnd w:id="25"/>
-    <w:bookmarkStart w:id="34" w:name="각-단계-상세-설명"/>
+    <w:bookmarkStart w:id="34" w:name="X6ff431e6d2bff3d95f7585e8bf75a7022e61619"/>
     <w:p>
       <w:pPr>
         <w:pStyle w:val="Heading3"/>
@@ -1291,7 +1114,7 @@
         <w:t xml:space="preserve">3.2 각 단계 상세 설명</w:t>
       </w:r>
     </w:p>
-    <w:bookmarkStart w:id="26" w:name="fe-login.tsx-form-post-전송"/>
+    <w:bookmarkStart w:id="26" w:name="X9dada9c0e57ce46967afd49ab67161b068297f2"/>
     <w:p>
       <w:pPr>
         <w:pStyle w:val="Heading4"/>
@@ -1533,7 +1356,7 @@
       </w:r>
     </w:p>
     <w:bookmarkEnd w:id="26"/>
-    <w:bookmarkStart w:id="27" w:name="keycloak-자격증명-검증"/>
+    <w:bookmarkStart w:id="27" w:name="Xb89e1adf127baf0ff824024b91a7308686f860a"/>
     <w:p>
       <w:pPr>
         <w:pStyle w:val="Heading4"/>
@@ -1578,7 +1401,7 @@
       </w:r>
     </w:p>
     <w:bookmarkEnd w:id="27"/>
-    <w:bookmarkStart w:id="28" w:name="keycloak-q-sign-리다이렉트-authorization-code"/>
+    <w:bookmarkStart w:id="28" w:name="X58b8b177c26b1aaee828f2d36a365895aeb7b24"/>
     <w:p>
       <w:pPr>
         <w:pStyle w:val="Heading4"/>
@@ -1626,7 +1449,7 @@
       </w:r>
     </w:p>
     <w:bookmarkEnd w:id="28"/>
-    <w:bookmarkStart w:id="29" w:name="q-sign-keycloakcallbackservice-11단계-처리"/>
+    <w:bookmarkStart w:id="29" w:name="X9db01bdb45cb2922a048363c6266c5d032c6075"/>
     <w:p>
       <w:pPr>
         <w:pStyle w:val="Heading4"/>
@@ -3366,7 +3189,7 @@
       </w:r>
     </w:p>
     <w:bookmarkEnd w:id="29"/>
-    <w:bookmarkStart w:id="30" w:name="q-sign-ido-완료-통보-x-internal-sig-hmac-검증"/>
+    <w:bookmarkStart w:id="30" w:name="X3167dd950abdf8bbcf8c3ff9b77add103e5b505"/>
     <w:p>
       <w:pPr>
         <w:pStyle w:val="Heading4"/>
@@ -3885,7 +3708,7 @@
       </w:r>
     </w:p>
     <w:bookmarkEnd w:id="30"/>
-    <w:bookmarkStart w:id="31" w:name="ido-oidccompletecontroller-fe-세션-생성"/>
+    <w:bookmarkStart w:id="31" w:name="X737e7806cb7373ffa8b4917d2a2177feab58274"/>
     <w:p>
       <w:pPr>
         <w:pStyle w:val="Heading4"/>
@@ -4221,7 +4044,7 @@
       </w:r>
     </w:p>
     <w:bookmarkEnd w:id="31"/>
-    <w:bookmarkStart w:id="32" w:name="ido-fe-fesessionid-쿠키-302-리다이렉트"/>
+    <w:bookmarkStart w:id="32" w:name="X2850498717e78f83232ddb74f406a4c5d24a936"/>
     <w:p>
       <w:pPr>
         <w:pStyle w:val="Heading4"/>
@@ -4303,15 +4126,15 @@
       <w:r>
         <w:t xml:space="preserve">:</w:t>
       </w:r>
-      <w:r>
-        <w:t xml:space="preserve"> </w:t>
-      </w:r>
-      <w:r>
-        <w:t xml:space="preserve">-</w:t>
-      </w:r>
-      <w:r>
-        <w:t xml:space="preserve"> </w:t>
-      </w:r>
+    </w:p>
+    <w:p>
+      <w:pPr>
+        <w:numPr>
+          <w:ilvl w:val="0"/>
+          <w:numId w:val="1002"/>
+        </w:numPr>
+        <w:pStyle w:val="Compact"/>
+      </w:pPr>
       <w:r>
         <w:rPr>
           <w:rStyle w:val="VerbatimChar"/>
@@ -4321,15 +4144,15 @@
       <w:r>
         <w:t xml:space="preserve">: JavaScript에서 접근 불가 (XSS 방어)</w:t>
       </w:r>
-      <w:r>
-        <w:t xml:space="preserve"> </w:t>
-      </w:r>
-      <w:r>
-        <w:t xml:space="preserve">-</w:t>
-      </w:r>
-      <w:r>
-        <w:t xml:space="preserve"> </w:t>
-      </w:r>
+    </w:p>
+    <w:p>
+      <w:pPr>
+        <w:numPr>
+          <w:ilvl w:val="0"/>
+          <w:numId w:val="1002"/>
+        </w:numPr>
+        <w:pStyle w:val="Compact"/>
+      </w:pPr>
       <w:r>
         <w:rPr>
           <w:rStyle w:val="VerbatimChar"/>
@@ -4339,15 +4162,15 @@
       <w:r>
         <w:t xml:space="preserve">: HTTPS에서만 전송</w:t>
       </w:r>
-      <w:r>
-        <w:t xml:space="preserve"> </w:t>
-      </w:r>
-      <w:r>
-        <w:t xml:space="preserve">-</w:t>
-      </w:r>
-      <w:r>
-        <w:t xml:space="preserve"> </w:t>
-      </w:r>
+    </w:p>
+    <w:p>
+      <w:pPr>
+        <w:numPr>
+          <w:ilvl w:val="0"/>
+          <w:numId w:val="1002"/>
+        </w:numPr>
+        <w:pStyle w:val="Compact"/>
+      </w:pPr>
       <w:r>
         <w:rPr>
           <w:rStyle w:val="VerbatimChar"/>
@@ -4357,15 +4180,15 @@
       <w:r>
         <w:t xml:space="preserve">: CSRF 방어</w:t>
       </w:r>
-      <w:r>
-        <w:t xml:space="preserve"> </w:t>
-      </w:r>
-      <w:r>
-        <w:t xml:space="preserve">-</w:t>
-      </w:r>
-      <w:r>
-        <w:t xml:space="preserve"> </w:t>
-      </w:r>
+    </w:p>
+    <w:p>
+      <w:pPr>
+        <w:numPr>
+          <w:ilvl w:val="0"/>
+          <w:numId w:val="1002"/>
+        </w:numPr>
+        <w:pStyle w:val="Compact"/>
+      </w:pPr>
       <w:r>
         <w:rPr>
           <w:rStyle w:val="VerbatimChar"/>
@@ -4377,7 +4200,7 @@
       </w:r>
     </w:p>
     <w:bookmarkEnd w:id="32"/>
-    <w:bookmarkStart w:id="33" w:name="fe-세션-redis-저장-구조"/>
+    <w:bookmarkStart w:id="33" w:name="Xbaef478b5db8648147c9ff06a0775f42afa135e"/>
     <w:p>
       <w:pPr>
         <w:pStyle w:val="Heading4"/>
@@ -4506,7 +4329,7 @@
     <w:bookmarkEnd w:id="33"/>
     <w:bookmarkEnd w:id="34"/>
     <w:bookmarkEnd w:id="35"/>
-    <w:bookmarkStart w:id="51" w:name="b.-개인회원-nice-휴대폰-인증-로그인-흐름"/>
+    <w:bookmarkStart w:id="51" w:name="Xfaf68def8dd0e83366350fe4cc3982153b8c83d"/>
     <w:p>
       <w:pPr>
         <w:pStyle w:val="Heading2"/>
@@ -4515,7 +4338,7 @@
         <w:t xml:space="preserve">4. B. 개인회원 NICE 휴대폰 인증 로그인 흐름</w:t>
       </w:r>
     </w:p>
-    <w:bookmarkStart w:id="36" w:name="전체-시퀀스-1"/>
+    <w:bookmarkStart w:id="36" w:name="X89aef752ac2ef165d499089b24e7dfc47ca1720"/>
     <w:p>
       <w:pPr>
         <w:pStyle w:val="Heading3"/>
@@ -4532,452 +4355,266 @@
         <w:rPr>
           <w:rStyle w:val="VerbatimChar"/>
         </w:rPr>
-        <w:t xml:space="preserve">[사용자]   [FE: Login.tsx]    [ido: /auth/nice]   [NICE 서버]    [q-im]      [Redis]</w:t>
-      </w:r>
-      <w:r>
-        <w:br/>
-      </w:r>
-      <w:r>
-        <w:rPr>
-          <w:rStyle w:val="VerbatimChar"/>
-        </w:rPr>
-        <w:t xml:space="preserve">   │              │                    │                 │             │           │</w:t>
-      </w:r>
-      <w:r>
-        <w:br/>
-      </w:r>
-      <w:r>
-        <w:rPr>
-          <w:rStyle w:val="VerbatimChar"/>
-        </w:rPr>
-        <w:t xml:space="preserve">   │ 휴대폰인증 클릭│                   │                 │             │           │</w:t>
-      </w:r>
-      <w:r>
-        <w:br/>
-      </w:r>
-      <w:r>
-        <w:rPr>
-          <w:rStyle w:val="VerbatimChar"/>
-        </w:rPr>
-        <w:t xml:space="preserve">   ├─────────────→│                   │                 │             │           │</w:t>
-      </w:r>
-      <w:r>
-        <w:br/>
-      </w:r>
-      <w:r>
-        <w:rPr>
-          <w:rStyle w:val="VerbatimChar"/>
-        </w:rPr>
-        <w:t xml:space="preserve">   │              │ ① GET /nice/phone/url?returnUrl=... │             │           │</w:t>
-      </w:r>
-      <w:r>
-        <w:br/>
-      </w:r>
-      <w:r>
-        <w:rPr>
-          <w:rStyle w:val="VerbatimChar"/>
-        </w:rPr>
-        <w:t xml:space="preserve">   │              │────────────────────→                │             │           │</w:t>
-      </w:r>
-      <w:r>
-        <w:br/>
-      </w:r>
-      <w:r>
-        <w:rPr>
-          <w:rStyle w:val="VerbatimChar"/>
-        </w:rPr>
-        <w:t xml:space="preserve">   │              │                    │ ② POST /auth/token (Basic)   │           │</w:t>
-      </w:r>
-      <w:r>
-        <w:br/>
-      </w:r>
-      <w:r>
-        <w:rPr>
-          <w:rStyle w:val="VerbatimChar"/>
-        </w:rPr>
-        <w:t xml:space="preserve">   │              │                    │─────────────────→            │           │</w:t>
-      </w:r>
-      <w:r>
-        <w:br/>
-      </w:r>
-      <w:r>
-        <w:rPr>
-          <w:rStyle w:val="VerbatimChar"/>
-        </w:rPr>
-        <w:t xml:space="preserve">   │              │                    │ ③ {accessToken, ticket, ...} │           │</w:t>
-      </w:r>
-      <w:r>
-        <w:br/>
-      </w:r>
-      <w:r>
-        <w:rPr>
-          <w:rStyle w:val="VerbatimChar"/>
-        </w:rPr>
-        <w:t xml:space="preserve">   │              │                    │←─────────────────            │           │</w:t>
-      </w:r>
-      <w:r>
-        <w:br/>
-      </w:r>
-      <w:r>
-        <w:rPr>
-          <w:rStyle w:val="VerbatimChar"/>
-        </w:rPr>
-        <w:t xml:space="preserve">   │              │                    │                 │             │           │</w:t>
-      </w:r>
-      <w:r>
-        <w:br/>
-      </w:r>
-      <w:r>
-        <w:rPr>
-          <w:rStyle w:val="VerbatimChar"/>
-        </w:rPr>
-        <w:t xml:space="preserve">   │              │                    │ ④ POST /auth/url│             │           │</w:t>
-      </w:r>
-      <w:r>
-        <w:br/>
-      </w:r>
-      <w:r>
-        <w:rPr>
-          <w:rStyle w:val="VerbatimChar"/>
-        </w:rPr>
-        <w:t xml:space="preserve">   │              │                    │─────────────────→            │           │</w:t>
-      </w:r>
-      <w:r>
-        <w:br/>
-      </w:r>
-      <w:r>
-        <w:rPr>
-          <w:rStyle w:val="VerbatimChar"/>
-        </w:rPr>
-        <w:t xml:space="preserve">   │              │                    │ ⑤ {authUrl, transactionId}  │           │</w:t>
-      </w:r>
-      <w:r>
-        <w:br/>
-      </w:r>
-      <w:r>
-        <w:rPr>
-          <w:rStyle w:val="VerbatimChar"/>
-        </w:rPr>
-        <w:t xml:space="preserve">   │              │                    │←─────────────────            │           │</w:t>
-      </w:r>
-      <w:r>
-        <w:br/>
-      </w:r>
-      <w:r>
-        <w:rPr>
-          <w:rStyle w:val="VerbatimChar"/>
-        </w:rPr>
-        <w:t xml:space="preserve">   │              │                    │                 │             │           │</w:t>
-      </w:r>
-      <w:r>
-        <w:br/>
-      </w:r>
-      <w:r>
-        <w:rPr>
-          <w:rStyle w:val="VerbatimChar"/>
-        </w:rPr>
-        <w:t xml:space="preserve">   │              │                    │ ⑥ Redis: requestNo→txId 저장 │           │</w:t>
-      </w:r>
-      <w:r>
-        <w:br/>
-      </w:r>
-      <w:r>
-        <w:rPr>
-          <w:rStyle w:val="VerbatimChar"/>
-        </w:rPr>
-        <w:t xml:space="preserve">   │              │                    │─────────────────────────────────────────→│</w:t>
-      </w:r>
-      <w:r>
-        <w:br/>
-      </w:r>
-      <w:r>
-        <w:rPr>
-          <w:rStyle w:val="VerbatimChar"/>
-        </w:rPr>
-        <w:t xml:space="preserve">   │              │ ⑦ {authUrl, requestNo}              │             │           │</w:t>
-      </w:r>
-      <w:r>
-        <w:br/>
-      </w:r>
-      <w:r>
-        <w:rPr>
-          <w:rStyle w:val="VerbatimChar"/>
-        </w:rPr>
-        <w:t xml:space="preserve">   │              │←───────────────────                 │             │           │</w:t>
-      </w:r>
-      <w:r>
-        <w:br/>
-      </w:r>
-      <w:r>
-        <w:rPr>
-          <w:rStyle w:val="VerbatimChar"/>
-        </w:rPr>
-        <w:t xml:space="preserve">   │              │                    │                 │             │           │</w:t>
-      </w:r>
-      <w:r>
-        <w:br/>
-      </w:r>
-      <w:r>
-        <w:rPr>
-          <w:rStyle w:val="VerbatimChar"/>
-        </w:rPr>
-        <w:t xml:space="preserve">   │ ⑧ 팝업 오픈   │                   │                 │             │           │</w:t>
-      </w:r>
-      <w:r>
-        <w:br/>
-      </w:r>
-      <w:r>
-        <w:rPr>
-          <w:rStyle w:val="VerbatimChar"/>
-        </w:rPr>
-        <w:t xml:space="preserve">   │ (NICE 표준창) │                   │                 │             │           │</w:t>
-      </w:r>
-      <w:r>
-        <w:br/>
-      </w:r>
-      <w:r>
-        <w:rPr>
-          <w:rStyle w:val="VerbatimChar"/>
-        </w:rPr>
-        <w:t xml:space="preserve">   │              │                    │                 │             │           │</w:t>
-      </w:r>
-      <w:r>
-        <w:br/>
-      </w:r>
-      <w:r>
-        <w:rPr>
-          <w:rStyle w:val="VerbatimChar"/>
-        </w:rPr>
-        <w:t xml:space="preserve">   │ ⑨ 본인인증 완료                   │                 │             │           │</w:t>
-      </w:r>
-      <w:r>
-        <w:br/>
-      </w:r>
-      <w:r>
-        <w:rPr>
-          <w:rStyle w:val="VerbatimChar"/>
-        </w:rPr>
-        <w:t xml:space="preserve">   │ (NICE 팝업에서)│                  │                 │             │           │</w:t>
-      </w:r>
-      <w:r>
-        <w:br/>
-      </w:r>
-      <w:r>
-        <w:rPr>
-          <w:rStyle w:val="VerbatimChar"/>
-        </w:rPr>
-        <w:t xml:space="preserve">   │              │                    │                 │             │           │</w:t>
-      </w:r>
-      <w:r>
-        <w:br/>
-      </w:r>
-      <w:r>
-        <w:rPr>
-          <w:rStyle w:val="VerbatimChar"/>
-        </w:rPr>
-        <w:t xml:space="preserve">   │ ⑩ postMessage │                  │                 │             │           │</w:t>
-      </w:r>
-      <w:r>
-        <w:br/>
-      </w:r>
-      <w:r>
-        <w:rPr>
-          <w:rStyle w:val="VerbatimChar"/>
-        </w:rPr>
-        <w:t xml:space="preserve">   │ (web_transaction_id)              │                 │             │           │</w:t>
-      </w:r>
-      <w:r>
-        <w:br/>
-      </w:r>
-      <w:r>
-        <w:rPr>
-          <w:rStyle w:val="VerbatimChar"/>
-        </w:rPr>
-        <w:t xml:space="preserve">   │─────────────→│                   │                 │             │           │</w:t>
-      </w:r>
-      <w:r>
-        <w:br/>
-      </w:r>
-      <w:r>
-        <w:rPr>
-          <w:rStyle w:val="VerbatimChar"/>
-        </w:rPr>
-        <w:t xml:space="preserve">   │              │ ⑪ POST /nice/phone/result           │             │           │</w:t>
-      </w:r>
-      <w:r>
-        <w:br/>
-      </w:r>
-      <w:r>
-        <w:rPr>
-          <w:rStyle w:val="VerbatimChar"/>
-        </w:rPr>
-        <w:t xml:space="preserve">   │              │────────────────────→                │             │           │</w:t>
-      </w:r>
-      <w:r>
-        <w:br/>
-      </w:r>
-      <w:r>
-        <w:rPr>
-          <w:rStyle w:val="VerbatimChar"/>
-        </w:rPr>
-        <w:t xml:space="preserve">   │              │                    │ ⑫ POST /auth/result          │           │</w:t>
-      </w:r>
-      <w:r>
-        <w:br/>
-      </w:r>
-      <w:r>
-        <w:rPr>
-          <w:rStyle w:val="VerbatimChar"/>
-        </w:rPr>
-        <w:t xml:space="preserve">   │              │                    │─────────────────→            │           │</w:t>
-      </w:r>
-      <w:r>
-        <w:br/>
-      </w:r>
-      <w:r>
-        <w:rPr>
-          <w:rStyle w:val="VerbatimChar"/>
-        </w:rPr>
-        <w:t xml:space="preserve">   │              │                    │ ⑬ {encData, integrityValue} │           │</w:t>
-      </w:r>
-      <w:r>
-        <w:br/>
-      </w:r>
-      <w:r>
-        <w:rPr>
-          <w:rStyle w:val="VerbatimChar"/>
-        </w:rPr>
-        <w:t xml:space="preserve">   │              │                    │←─────────────────            │           │</w:t>
-      </w:r>
-      <w:r>
-        <w:br/>
-      </w:r>
-      <w:r>
-        <w:rPr>
-          <w:rStyle w:val="VerbatimChar"/>
-        </w:rPr>
-        <w:t xml:space="preserve">   │              │                    │                 │             │           │</w:t>
-      </w:r>
-      <w:r>
-        <w:br/>
-      </w:r>
-      <w:r>
-        <w:rPr>
-          <w:rStyle w:val="VerbatimChar"/>
-        </w:rPr>
-        <w:t xml:space="preserve">   │              │                    │ ⑭ HMAC 검증 + AES-GCM 복호화│           │</w:t>
-      </w:r>
-      <w:r>
-        <w:br/>
-      </w:r>
-      <w:r>
-        <w:rPr>
-          <w:rStyle w:val="VerbatimChar"/>
-        </w:rPr>
-        <w:t xml:space="preserve">   │              │                    │                 │             │           │</w:t>
-      </w:r>
-      <w:r>
-        <w:br/>
-      </w:r>
-      <w:r>
-        <w:rPr>
-          <w:rStyle w:val="VerbatimChar"/>
-        </w:rPr>
-        <w:t xml:space="preserve">   │              │                    │ ⑮ CI → Q-IM 등록 (S7-T6)    │           │</w:t>
-      </w:r>
-      <w:r>
-        <w:br/>
-      </w:r>
-      <w:r>
-        <w:rPr>
-          <w:rStyle w:val="VerbatimChar"/>
-        </w:rPr>
-        <w:t xml:space="preserve">   │              │                    │────────────────────────────→│           │</w:t>
-      </w:r>
-      <w:r>
-        <w:br/>
-      </w:r>
-      <w:r>
-        <w:rPr>
-          <w:rStyle w:val="VerbatimChar"/>
-        </w:rPr>
-        <w:t xml:space="preserve">   │              │                    │                 │ ⑯ qimUserId 발급 │     │</w:t>
-      </w:r>
-      <w:r>
-        <w:br/>
-      </w:r>
-      <w:r>
-        <w:rPr>
-          <w:rStyle w:val="VerbatimChar"/>
-        </w:rPr>
-        <w:t xml:space="preserve">   │              │                    │←────────────────────────────│           │</w:t>
-      </w:r>
-      <w:r>
-        <w:br/>
-      </w:r>
-      <w:r>
-        <w:rPr>
-          <w:rStyle w:val="VerbatimChar"/>
-        </w:rPr>
-        <w:t xml:space="preserve">   │              │                    │                 │             │           │</w:t>
-      </w:r>
-      <w:r>
-        <w:br/>
-      </w:r>
-      <w:r>
-        <w:rPr>
-          <w:rStyle w:val="VerbatimChar"/>
-        </w:rPr>
-        <w:t xml:space="preserve">   │              │ ⑰ {name, birthdate, gender, di ...}│             │           │</w:t>
-      </w:r>
-      <w:r>
-        <w:br/>
-      </w:r>
-      <w:r>
-        <w:rPr>
-          <w:rStyle w:val="VerbatimChar"/>
-        </w:rPr>
-        <w:t xml:space="preserve">   │              │ (CI는 FE 미반환 Q3=B)               │             │           │</w:t>
-      </w:r>
-      <w:r>
-        <w:br/>
-      </w:r>
-      <w:r>
-        <w:rPr>
-          <w:rStyle w:val="VerbatimChar"/>
-        </w:rPr>
-        <w:t xml:space="preserve">   │              │←───────────────────                 │             │           │</w:t>
-      </w:r>
-      <w:r>
-        <w:br/>
-      </w:r>
-      <w:r>
-        <w:rPr>
-          <w:rStyle w:val="VerbatimChar"/>
-        </w:rPr>
-        <w:t xml:space="preserve">   │              │                    │                 │             │           │</w:t>
-      </w:r>
-      <w:r>
-        <w:br/>
-      </w:r>
-      <w:r>
-        <w:rPr>
-          <w:rStyle w:val="VerbatimChar"/>
-        </w:rPr>
-        <w:t xml:space="preserve">   │ ⑱ encCi 수신  │                  │                 │             │           │</w:t>
-      </w:r>
-      <w:r>
-        <w:br/>
-      </w:r>
-      <w:r>
-        <w:rPr>
-          <w:rStyle w:val="VerbatimChar"/>
-        </w:rPr>
-        <w:t xml:space="preserve">   │ form 자동 POST│                  │                 │             │           │</w:t>
+        <w:t xml:space="preserve">sequenceDiagram</w:t>
+      </w:r>
+      <w:r>
+        <w:br/>
+      </w:r>
+      <w:r>
+        <w:rPr>
+          <w:rStyle w:val="VerbatimChar"/>
+        </w:rPr>
+        <w:t xml:space="preserve">    actor 사용자</w:t>
+      </w:r>
+      <w:r>
+        <w:br/>
+      </w:r>
+      <w:r>
+        <w:rPr>
+          <w:rStyle w:val="VerbatimChar"/>
+        </w:rPr>
+        <w:t xml:space="preserve">    participant FE as FE (Login.tsx)</w:t>
+      </w:r>
+      <w:r>
+        <w:br/>
+      </w:r>
+      <w:r>
+        <w:rPr>
+          <w:rStyle w:val="VerbatimChar"/>
+        </w:rPr>
+        <w:t xml:space="preserve">    participant IDO as ido (/auth/nice)</w:t>
+      </w:r>
+      <w:r>
+        <w:br/>
+      </w:r>
+      <w:r>
+        <w:rPr>
+          <w:rStyle w:val="VerbatimChar"/>
+        </w:rPr>
+        <w:t xml:space="preserve">    participant NICE as NICE 서버</w:t>
+      </w:r>
+      <w:r>
+        <w:br/>
+      </w:r>
+      <w:r>
+        <w:rPr>
+          <w:rStyle w:val="VerbatimChar"/>
+        </w:rPr>
+        <w:t xml:space="preserve">    participant QIM as q-im</w:t>
+      </w:r>
+      <w:r>
+        <w:br/>
+      </w:r>
+      <w:r>
+        <w:rPr>
+          <w:rStyle w:val="VerbatimChar"/>
+        </w:rPr>
+        <w:t xml:space="preserve">    participant RDS as Redis</w:t>
+      </w:r>
+      <w:r>
+        <w:br/>
+      </w:r>
+      <w:r>
+        <w:br/>
+      </w:r>
+      <w:r>
+        <w:rPr>
+          <w:rStyle w:val="VerbatimChar"/>
+        </w:rPr>
+        <w:t xml:space="preserve">    사용자-&gt;&gt;FE: 휴대폰 인증 클릭</w:t>
+      </w:r>
+      <w:r>
+        <w:br/>
+      </w:r>
+      <w:r>
+        <w:rPr>
+          <w:rStyle w:val="VerbatimChar"/>
+        </w:rPr>
+        <w:t xml:space="preserve">    FE-&gt;&gt;IDO: ① GET /api/v1/auth/nice/phone/url?returnUrl=...</w:t>
+      </w:r>
+      <w:r>
+        <w:br/>
+      </w:r>
+      <w:r>
+        <w:br/>
+      </w:r>
+      <w:r>
+        <w:rPr>
+          <w:rStyle w:val="VerbatimChar"/>
+        </w:rPr>
+        <w:t xml:space="preserve">    note over IDO: ensureAccessToken() — 분산 락 (Redisson)&lt;br/&gt;Double-Checked Locking</w:t>
+      </w:r>
+      <w:r>
+        <w:br/>
+      </w:r>
+      <w:r>
+        <w:rPr>
+          <w:rStyle w:val="VerbatimChar"/>
+        </w:rPr>
+        <w:t xml:space="preserve">    IDO-&gt;&gt;NICE: ② POST /auth/token (Basic 인증)</w:t>
+      </w:r>
+      <w:r>
+        <w:br/>
+      </w:r>
+      <w:r>
+        <w:rPr>
+          <w:rStyle w:val="VerbatimChar"/>
+        </w:rPr>
+        <w:t xml:space="preserve">    NICE--&gt;&gt;IDO: ③ {accessToken, ticket, iterators, expiresIn}</w:t>
+      </w:r>
+      <w:r>
+        <w:br/>
+      </w:r>
+      <w:r>
+        <w:rPr>
+          <w:rStyle w:val="VerbatimChar"/>
+        </w:rPr>
+        <w:t xml:space="preserve">    IDO-&gt;&gt;NICE: ④ POST /auth/url (requestNo 생성)</w:t>
+      </w:r>
+      <w:r>
+        <w:br/>
+      </w:r>
+      <w:r>
+        <w:rPr>
+          <w:rStyle w:val="VerbatimChar"/>
+        </w:rPr>
+        <w:t xml:space="preserve">    NICE--&gt;&gt;IDO: ⑤ {authUrl, transactionId}</w:t>
+      </w:r>
+      <w:r>
+        <w:br/>
+      </w:r>
+      <w:r>
+        <w:rPr>
+          <w:rStyle w:val="VerbatimChar"/>
+        </w:rPr>
+        <w:t xml:space="preserve">    IDO-&gt;&gt;RDS: ⑥ HSET nice:session:{requestNo} → {transactionId, requestNo} (TTL 10분)</w:t>
+      </w:r>
+      <w:r>
+        <w:br/>
+      </w:r>
+      <w:r>
+        <w:rPr>
+          <w:rStyle w:val="VerbatimChar"/>
+        </w:rPr>
+        <w:t xml:space="preserve">    IDO--&gt;&gt;FE: ⑦ {authUrl, requestNo}</w:t>
+      </w:r>
+      <w:r>
+        <w:br/>
+      </w:r>
+      <w:r>
+        <w:br/>
+      </w:r>
+      <w:r>
+        <w:rPr>
+          <w:rStyle w:val="VerbatimChar"/>
+        </w:rPr>
+        <w:t xml:space="preserve">    사용자-&gt;&gt;사용자: ⑧ 팝업 오픈 (NICE 표준창)</w:t>
+      </w:r>
+      <w:r>
+        <w:br/>
+      </w:r>
+      <w:r>
+        <w:rPr>
+          <w:rStyle w:val="VerbatimChar"/>
+        </w:rPr>
+        <w:t xml:space="preserve">    note over 사용자: ⑨ 휴대폰 본인인증 완료</w:t>
+      </w:r>
+      <w:r>
+        <w:br/>
+      </w:r>
+      <w:r>
+        <w:rPr>
+          <w:rStyle w:val="VerbatimChar"/>
+        </w:rPr>
+        <w:t xml:space="preserve">    사용자-&gt;&gt;FE: ⑩ window.opener.postMessage({web_transaction_id})</w:t>
+      </w:r>
+      <w:r>
+        <w:br/>
+      </w:r>
+      <w:r>
+        <w:br/>
+      </w:r>
+      <w:r>
+        <w:rPr>
+          <w:rStyle w:val="VerbatimChar"/>
+        </w:rPr>
+        <w:t xml:space="preserve">    FE-&gt;&gt;IDO: ⑪ POST /api/v1/auth/nice/phone/result&lt;br/&gt;{web_transaction_id, request_no}</w:t>
+      </w:r>
+      <w:r>
+        <w:br/>
+      </w:r>
+      <w:r>
+        <w:rPr>
+          <w:rStyle w:val="VerbatimChar"/>
+        </w:rPr>
+        <w:t xml:space="preserve">    IDO-&gt;&gt;NICE: ⑫ POST /auth/result (token, webTransactionId, transactionId)</w:t>
+      </w:r>
+      <w:r>
+        <w:br/>
+      </w:r>
+      <w:r>
+        <w:rPr>
+          <w:rStyle w:val="VerbatimChar"/>
+        </w:rPr>
+        <w:t xml:space="preserve">    NICE--&gt;&gt;IDO: ⑬ {resultCode, encData, integrityValue}</w:t>
+      </w:r>
+      <w:r>
+        <w:br/>
+      </w:r>
+      <w:r>
+        <w:br/>
+      </w:r>
+      <w:r>
+        <w:rPr>
+          <w:rStyle w:val="VerbatimChar"/>
+        </w:rPr>
+        <w:t xml:space="preserve">    note over IDO: ⑭ HMAC-SHA256 무결성 검증&lt;br/&gt;PBKDF2(ticket+txId+iterators) → AES-256-GCM 복호화&lt;br/&gt;→ {name, birthdate, gender, ci, di, mobile_co, mobile_no}</w:t>
+      </w:r>
+      <w:r>
+        <w:br/>
+      </w:r>
+      <w:r>
+        <w:br/>
+      </w:r>
+      <w:r>
+        <w:rPr>
+          <w:rStyle w:val="VerbatimChar"/>
+        </w:rPr>
+        <w:t xml:space="preserve">    IDO-&gt;&gt;QIM: ⑮ POST /api/v1/internal/users/register (CI 포함)</w:t>
+      </w:r>
+      <w:r>
+        <w:br/>
+      </w:r>
+      <w:r>
+        <w:rPr>
+          <w:rStyle w:val="VerbatimChar"/>
+        </w:rPr>
+        <w:t xml:space="preserve">    QIM--&gt;&gt;IDO: ⑯ {qimUserId}</w:t>
+      </w:r>
+      <w:r>
+        <w:br/>
+      </w:r>
+      <w:r>
+        <w:br/>
+      </w:r>
+      <w:r>
+        <w:rPr>
+          <w:rStyle w:val="VerbatimChar"/>
+        </w:rPr>
+        <w:t xml:space="preserve">    IDO--&gt;&gt;FE: ⑰ {name, birthdate, gender, di, mobileCo, mobileNo}&lt;br/&gt;⚠️ CI 미포함 (보안 정책 Q3=B)</w:t>
+      </w:r>
+      <w:r>
+        <w:br/>
+      </w:r>
+      <w:r>
+        <w:rPr>
+          <w:rStyle w:val="VerbatimChar"/>
+        </w:rPr>
+        <w:t xml:space="preserve">    note over FE: ⑱ encCi 수신 → hidden form 자동 POST&lt;br/&gt;(loginType=IND_CI)</w:t>
       </w:r>
     </w:p>
     <w:bookmarkEnd w:id="36"/>
-    <w:bookmarkStart w:id="50" w:name="각-단계-상세-설명-1"/>
+    <w:bookmarkStart w:id="50" w:name="Xc3741ff42ec39fc70d2e7a295e5546c67793fb3"/>
     <w:p>
       <w:pPr>
         <w:pStyle w:val="Heading3"/>
@@ -4986,7 +4623,7 @@
         <w:t xml:space="preserve">4.2 각 단계 상세 설명</w:t>
       </w:r>
     </w:p>
-    <w:bookmarkStart w:id="37" w:name="fe-ido-nice-url-요청"/>
+    <w:bookmarkStart w:id="37" w:name="Xeb03fb6b7a964a10d13a886747c61b3bd7a7073"/>
     <w:p>
       <w:pPr>
         <w:pStyle w:val="Heading4"/>
@@ -5081,7 +4718,7 @@
       </w:r>
     </w:p>
     <w:bookmarkEnd w:id="37"/>
-    <w:bookmarkStart w:id="38" w:name="access-token-확보-분산-락-적용"/>
+    <w:bookmarkStart w:id="38" w:name="X8765b18d52e44f4ce5cb7181bbf4deb3a85bbc0"/>
     <w:p>
       <w:pPr>
         <w:pStyle w:val="Heading4"/>
@@ -5103,50 +4740,506 @@
       <w:r>
         <w:t xml:space="preserve">:</w:t>
       </w:r>
+    </w:p>
+    <w:p>
+      <w:pPr>
+        <w:numPr>
+          <w:ilvl w:val="0"/>
+          <w:numId w:val="1003"/>
+        </w:numPr>
+        <w:pStyle w:val="Compact"/>
+      </w:pPr>
+      <w:r>
+        <w:t xml:space="preserve">Redis 캐시에 유효한 토큰 있으면 즉시 반환 (락 없음)</w:t>
+      </w:r>
+    </w:p>
+    <w:p>
+      <w:pPr>
+        <w:numPr>
+          <w:ilvl w:val="0"/>
+          <w:numId w:val="1003"/>
+        </w:numPr>
+        <w:pStyle w:val="Compact"/>
+      </w:pPr>
+      <w:r>
+        <w:t xml:space="preserve">Redisson tryLock 획득 (최대 3초 대기, 10초 만료)</w:t>
+      </w:r>
+    </w:p>
+    <w:p>
+      <w:pPr>
+        <w:numPr>
+          <w:ilvl w:val="0"/>
+          <w:numId w:val="1003"/>
+        </w:numPr>
+        <w:pStyle w:val="Compact"/>
+      </w:pPr>
+      <w:r>
+        <w:t xml:space="preserve">Double-Checked Locking: 락 획득 후 재확인</w:t>
+      </w:r>
+    </w:p>
+    <w:p>
+      <w:pPr>
+        <w:numPr>
+          <w:ilvl w:val="0"/>
+          <w:numId w:val="1003"/>
+        </w:numPr>
+        <w:pStyle w:val="Compact"/>
+      </w:pPr>
+      <w:r>
+        <w:t xml:space="preserve">NICE POST /auth/token (Basic 인증) 호출</w:t>
+      </w:r>
+    </w:p>
+    <w:p>
+      <w:pPr>
+        <w:numPr>
+          <w:ilvl w:val="0"/>
+          <w:numId w:val="1003"/>
+        </w:numPr>
+        <w:pStyle w:val="Compact"/>
+      </w:pPr>
+      <w:r>
+        <w:t xml:space="preserve">응답 저장:</w:t>
+      </w:r>
       <w:r>
         <w:t xml:space="preserve"> </w:t>
       </w:r>
       <w:r>
-        <w:t xml:space="preserve">1. Redis 캐시에 유효한 토큰 있으면 즉시 반환 (락 없음)</w:t>
-      </w:r>
-      <w:r>
+        <w:rPr>
+          <w:rStyle w:val="VerbatimChar"/>
+        </w:rPr>
+        <w:t xml:space="preserve">{accessToken, ticket, iterators, expiresIn}</w:t>
+      </w:r>
+    </w:p>
+    <w:p>
+      <w:pPr>
+        <w:numPr>
+          <w:ilvl w:val="0"/>
+          <w:numId w:val="1003"/>
+        </w:numPr>
+        <w:pStyle w:val="Compact"/>
+      </w:pPr>
+      <w:r>
+        <w:t xml:space="preserve">락 해제</w:t>
+      </w:r>
+    </w:p>
+    <w:p>
+      <w:pPr>
+        <w:pStyle w:val="SourceCode"/>
+      </w:pPr>
+      <w:r>
+        <w:rPr>
+          <w:rStyle w:val="VerbatimChar"/>
+        </w:rPr>
+        <w:t xml:space="preserve">Redis Key: ido:lock:nice-token-refresh</w:t>
+      </w:r>
+    </w:p>
+    <w:bookmarkEnd w:id="38"/>
+    <w:bookmarkStart w:id="39" w:name="X952d6b314c197c912c314b0ad665f3ab721c55b"/>
+    <w:p>
+      <w:pPr>
+        <w:pStyle w:val="Heading4"/>
+      </w:pPr>
+      <w:r>
+        <w:t xml:space="preserve">③~⑤ NICE URL 발급</w:t>
+      </w:r>
+    </w:p>
+    <w:p>
+      <w:pPr>
+        <w:pStyle w:val="SourceCode"/>
+      </w:pPr>
+      <w:r>
+        <w:rPr>
+          <w:rStyle w:val="BuiltInTok"/>
+        </w:rPr>
+        <w:t xml:space="preserve">String</w:t>
+      </w:r>
+      <w:r>
+        <w:rPr>
+          <w:rStyle w:val="NormalTok"/>
+        </w:rPr>
+        <w:t xml:space="preserve"> requestNo </w:t>
+      </w:r>
+      <w:r>
+        <w:rPr>
+          <w:rStyle w:val="OperatorTok"/>
+        </w:rPr>
+        <w:t xml:space="preserve">=</w:t>
+      </w:r>
+      <w:r>
+        <w:rPr>
+          <w:rStyle w:val="NormalTok"/>
+        </w:rPr>
         <w:t xml:space="preserve"> </w:t>
       </w:r>
       <w:r>
-        <w:t xml:space="preserve">2. Redisson tryLock 획득 (최대 3초 대기, 10초 만료)</w:t>
-      </w:r>
-      <w:r>
+        <w:rPr>
+          <w:rStyle w:val="FunctionTok"/>
+        </w:rPr>
+        <w:t xml:space="preserve">makeRequestNo</w:t>
+      </w:r>
+      <w:r>
+        <w:rPr>
+          <w:rStyle w:val="OperatorTok"/>
+        </w:rPr>
+        <w:t xml:space="preserve">();</w:t>
+      </w:r>
+      <w:r>
+        <w:rPr>
+          <w:rStyle w:val="NormalTok"/>
+        </w:rPr>
         <w:t xml:space="preserve"> </w:t>
       </w:r>
       <w:r>
-        <w:t xml:space="preserve">3. Double-Checked Locking: 락 획득 후 재확인</w:t>
-      </w:r>
-      <w:r>
+        <w:rPr>
+          <w:rStyle w:val="CommentTok"/>
+        </w:rPr>
+        <w:t xml:space="preserve">// REQ_{yyyyMMddHHmmss}{uuid12자리}</w:t>
+      </w:r>
+      <w:r>
+        <w:br/>
+      </w:r>
+      <w:r>
+        <w:rPr>
+          <w:rStyle w:val="NormalTok"/>
+        </w:rPr>
+        <w:t xml:space="preserve">NiceUrlApiResponse urlResponse </w:t>
+      </w:r>
+      <w:r>
+        <w:rPr>
+          <w:rStyle w:val="OperatorTok"/>
+        </w:rPr>
+        <w:t xml:space="preserve">=</w:t>
+      </w:r>
+      <w:r>
+        <w:rPr>
+          <w:rStyle w:val="NormalTok"/>
+        </w:rPr>
+        <w:t xml:space="preserve"> niceApiClient</w:t>
+      </w:r>
+      <w:r>
+        <w:rPr>
+          <w:rStyle w:val="OperatorTok"/>
+        </w:rPr>
+        <w:t xml:space="preserve">.</w:t>
+      </w:r>
+      <w:r>
+        <w:rPr>
+          <w:rStyle w:val="FunctionTok"/>
+        </w:rPr>
+        <w:t xml:space="preserve">requestAuthUrl</w:t>
+      </w:r>
+      <w:r>
+        <w:rPr>
+          <w:rStyle w:val="OperatorTok"/>
+        </w:rPr>
+        <w:t xml:space="preserve">(</w:t>
+      </w:r>
+      <w:r>
+        <w:rPr>
+          <w:rStyle w:val="NormalTok"/>
+        </w:rPr>
+        <w:t xml:space="preserve">token</w:t>
+      </w:r>
+      <w:r>
+        <w:rPr>
+          <w:rStyle w:val="OperatorTok"/>
+        </w:rPr>
+        <w:t xml:space="preserve">,</w:t>
+      </w:r>
+      <w:r>
+        <w:rPr>
+          <w:rStyle w:val="NormalTok"/>
+        </w:rPr>
+        <w:t xml:space="preserve"> requestNo</w:t>
+      </w:r>
+      <w:r>
+        <w:rPr>
+          <w:rStyle w:val="OperatorTok"/>
+        </w:rPr>
+        <w:t xml:space="preserve">,</w:t>
+      </w:r>
+      <w:r>
+        <w:rPr>
+          <w:rStyle w:val="NormalTok"/>
+        </w:rPr>
+        <w:t xml:space="preserve"> effectiveReturnUrl</w:t>
+      </w:r>
+      <w:r>
+        <w:rPr>
+          <w:rStyle w:val="OperatorTok"/>
+        </w:rPr>
+        <w:t xml:space="preserve">);</w:t>
+      </w:r>
+      <w:r>
+        <w:br/>
+      </w:r>
+      <w:r>
+        <w:rPr>
+          <w:rStyle w:val="CommentTok"/>
+        </w:rPr>
+        <w:t xml:space="preserve">// 응답: { authUrl, transactionId, requestNo }</w:t>
+      </w:r>
+    </w:p>
+    <w:bookmarkEnd w:id="39"/>
+    <w:bookmarkStart w:id="40" w:name="X300ee3e770d30aa6602c23c403b3fabf20282f4"/>
+    <w:p>
+      <w:pPr>
+        <w:pStyle w:val="Heading4"/>
+      </w:pPr>
+      <w:r>
+        <w:t xml:space="preserve">⑥ Redis 세션 저장</w:t>
+      </w:r>
+    </w:p>
+    <w:p>
+      <w:pPr>
+        <w:pStyle w:val="SourceCode"/>
+      </w:pPr>
+      <w:r>
+        <w:rPr>
+          <w:rStyle w:val="VerbatimChar"/>
+        </w:rPr>
+        <w:t xml:space="preserve">Redis Key: nice:session:{requestNo}</w:t>
+      </w:r>
+      <w:r>
+        <w:br/>
+      </w:r>
+      <w:r>
+        <w:rPr>
+          <w:rStyle w:val="VerbatimChar"/>
+        </w:rPr>
+        <w:t xml:space="preserve">Value: NiceAuthSession { transactionId, requestNo }</w:t>
+      </w:r>
+      <w:r>
+        <w:br/>
+      </w:r>
+      <w:r>
+        <w:rPr>
+          <w:rStyle w:val="VerbatimChar"/>
+        </w:rPr>
+        <w:t xml:space="preserve">TTL: 설정값 (기본 10분)</w:t>
+      </w:r>
+    </w:p>
+    <w:bookmarkEnd w:id="40"/>
+    <w:bookmarkStart w:id="41" w:name="X12df9b4b2a4d10a4ee562753680086ed1baaf42"/>
+    <w:p>
+      <w:pPr>
+        <w:pStyle w:val="Heading4"/>
+      </w:pPr>
+      <w:r>
+        <w:t xml:space="preserve">⑦ FE 응답</w:t>
+      </w:r>
+    </w:p>
+    <w:p>
+      <w:pPr>
+        <w:pStyle w:val="SourceCode"/>
+      </w:pPr>
+      <w:r>
+        <w:rPr>
+          <w:rStyle w:val="FunctionTok"/>
+        </w:rPr>
+        <w:t xml:space="preserve">{</w:t>
+      </w:r>
+      <w:r>
+        <w:br/>
+      </w:r>
+      <w:r>
+        <w:rPr>
+          <w:rStyle w:val="NormalTok"/>
+        </w:rPr>
+        <w:t xml:space="preserve">  </w:t>
+      </w:r>
+      <w:r>
+        <w:rPr>
+          <w:rStyle w:val="DataTypeTok"/>
+        </w:rPr>
+        <w:t xml:space="preserve">"resultCode"</w:t>
+      </w:r>
+      <w:r>
+        <w:rPr>
+          <w:rStyle w:val="FunctionTok"/>
+        </w:rPr>
+        <w:t xml:space="preserve">:</w:t>
+      </w:r>
+      <w:r>
+        <w:rPr>
+          <w:rStyle w:val="NormalTok"/>
+        </w:rPr>
         <w:t xml:space="preserve"> </w:t>
       </w:r>
       <w:r>
-        <w:t xml:space="preserve">4. NICE POST /auth/token (Basic 인증) 호출</w:t>
-      </w:r>
-      <w:r>
+        <w:rPr>
+          <w:rStyle w:val="StringTok"/>
+        </w:rPr>
+        <w:t xml:space="preserve">"2000"</w:t>
+      </w:r>
+      <w:r>
+        <w:rPr>
+          <w:rStyle w:val="FunctionTok"/>
+        </w:rPr>
+        <w:t xml:space="preserve">,</w:t>
+      </w:r>
+      <w:r>
+        <w:br/>
+      </w:r>
+      <w:r>
+        <w:rPr>
+          <w:rStyle w:val="NormalTok"/>
+        </w:rPr>
+        <w:t xml:space="preserve">  </w:t>
+      </w:r>
+      <w:r>
+        <w:rPr>
+          <w:rStyle w:val="DataTypeTok"/>
+        </w:rPr>
+        <w:t xml:space="preserve">"authUrl"</w:t>
+      </w:r>
+      <w:r>
+        <w:rPr>
+          <w:rStyle w:val="FunctionTok"/>
+        </w:rPr>
+        <w:t xml:space="preserve">:</w:t>
+      </w:r>
+      <w:r>
+        <w:rPr>
+          <w:rStyle w:val="NormalTok"/>
+        </w:rPr>
         <w:t xml:space="preserve"> </w:t>
       </w:r>
       <w:r>
-        <w:t xml:space="preserve">5. 응답 저장:</w:t>
-      </w:r>
-      <w:r>
+        <w:rPr>
+          <w:rStyle w:val="StringTok"/>
+        </w:rPr>
+        <w:t xml:space="preserve">"https://nice.checkplus.co.kr/..."</w:t>
+      </w:r>
+      <w:r>
+        <w:rPr>
+          <w:rStyle w:val="FunctionTok"/>
+        </w:rPr>
+        <w:t xml:space="preserve">,</w:t>
+      </w:r>
+      <w:r>
+        <w:br/>
+      </w:r>
+      <w:r>
+        <w:rPr>
+          <w:rStyle w:val="NormalTok"/>
+        </w:rPr>
+        <w:t xml:space="preserve">  </w:t>
+      </w:r>
+      <w:r>
+        <w:rPr>
+          <w:rStyle w:val="DataTypeTok"/>
+        </w:rPr>
+        <w:t xml:space="preserve">"requestNo"</w:t>
+      </w:r>
+      <w:r>
+        <w:rPr>
+          <w:rStyle w:val="FunctionTok"/>
+        </w:rPr>
+        <w:t xml:space="preserve">:</w:t>
+      </w:r>
+      <w:r>
+        <w:rPr>
+          <w:rStyle w:val="NormalTok"/>
+        </w:rPr>
         <w:t xml:space="preserve"> </w:t>
       </w:r>
       <w:r>
         <w:rPr>
-          <w:rStyle w:val="VerbatimChar"/>
-        </w:rPr>
-        <w:t xml:space="preserve">{accessToken, ticket, iterators, expiresIn}</w:t>
+          <w:rStyle w:val="StringTok"/>
+        </w:rPr>
+        <w:t xml:space="preserve">"REQ_20260511123456abc123456789"</w:t>
+      </w:r>
+      <w:r>
+        <w:br/>
+      </w:r>
+      <w:r>
+        <w:rPr>
+          <w:rStyle w:val="FunctionTok"/>
+        </w:rPr>
+        <w:t xml:space="preserve">}</w:t>
+      </w:r>
+    </w:p>
+    <w:bookmarkEnd w:id="41"/>
+    <w:bookmarkStart w:id="42" w:name="Xa82405457ea54a26c00a11d8ec494e2f1cbd2fa"/>
+    <w:p>
+      <w:pPr>
+        <w:pStyle w:val="Heading4"/>
+      </w:pPr>
+      <w:r>
+        <w:t xml:space="preserve">⑧ 팝업 오픈 및 NICE 인증</w:t>
+      </w:r>
+    </w:p>
+    <w:p>
+      <w:pPr>
+        <w:pStyle w:val="FirstParagraph"/>
+      </w:pPr>
+      <w:r>
+        <w:t xml:space="preserve">FE가</w:t>
       </w:r>
       <w:r>
         <w:t xml:space="preserve"> </w:t>
       </w:r>
       <w:r>
-        <w:t xml:space="preserve">6. 락 해제</w:t>
+        <w:rPr>
+          <w:rStyle w:val="VerbatimChar"/>
+        </w:rPr>
+        <w:t xml:space="preserve">authUrl</w:t>
+      </w:r>
+      <w:r>
+        <w:t xml:space="preserve">로 팝업 창을 열고, 사용자가 NICE 표준창에서 휴대폰 본인인증을 완료한다.</w:t>
+      </w:r>
+    </w:p>
+    <w:bookmarkEnd w:id="42"/>
+    <w:bookmarkStart w:id="43" w:name="Xf3c63a4398cefac2f6c5cd8173029450652bd7d"/>
+    <w:p>
+      <w:pPr>
+        <w:pStyle w:val="Heading4"/>
+      </w:pPr>
+      <w:r>
+        <w:t xml:space="preserve">⑨~⑩ NICE 팝업 완료 → postMessage</w:t>
+      </w:r>
+    </w:p>
+    <w:p>
+      <w:pPr>
+        <w:pStyle w:val="FirstParagraph"/>
+      </w:pPr>
+      <w:r>
+        <w:t xml:space="preserve">NICE 팝업이 완료되면</w:t>
+      </w:r>
+      <w:r>
+        <w:t xml:space="preserve"> </w:t>
+      </w:r>
+      <w:r>
+        <w:rPr>
+          <w:rStyle w:val="VerbatimChar"/>
+        </w:rPr>
+        <w:t xml:space="preserve">window.opener.postMessage</w:t>
+      </w:r>
+      <w:r>
+        <w:t xml:space="preserve">로</w:t>
+      </w:r>
+      <w:r>
+        <w:t xml:space="preserve"> </w:t>
+      </w:r>
+      <w:r>
+        <w:rPr>
+          <w:rStyle w:val="VerbatimChar"/>
+        </w:rPr>
+        <w:t xml:space="preserve">web_transaction_id</w:t>
+      </w:r>
+      <w:r>
+        <w:t xml:space="preserve">를 전달한다.</w:t>
+      </w:r>
+    </w:p>
+    <w:bookmarkEnd w:id="43"/>
+    <w:bookmarkStart w:id="44" w:name="Xe0b2965b66c970d5bc45f93a3eca861bbe72d90"/>
+    <w:p>
+      <w:pPr>
+        <w:pStyle w:val="Heading4"/>
+      </w:pPr>
+      <w:r>
+        <w:t xml:space="preserve">⑪ FE → ido: 결과 조회</w:t>
       </w:r>
     </w:p>
     <w:p>
@@ -5157,17 +5250,65 @@
         <w:rPr>
           <w:rStyle w:val="VerbatimChar"/>
         </w:rPr>
-        <w:t xml:space="preserve">Redis Key: ido:lock:nice-token-refresh</w:t>
-      </w:r>
-    </w:p>
-    <w:bookmarkEnd w:id="38"/>
-    <w:bookmarkStart w:id="39" w:name="nice-url-발급"/>
+        <w:t xml:space="preserve">POST /api/v1/auth/nice/phone/result</w:t>
+      </w:r>
+      <w:r>
+        <w:br/>
+      </w:r>
+      <w:r>
+        <w:rPr>
+          <w:rStyle w:val="VerbatimChar"/>
+        </w:rPr>
+        <w:t xml:space="preserve">Content-Type: application/json</w:t>
+      </w:r>
+      <w:r>
+        <w:br/>
+      </w:r>
+      <w:r>
+        <w:br/>
+      </w:r>
+      <w:r>
+        <w:rPr>
+          <w:rStyle w:val="VerbatimChar"/>
+        </w:rPr>
+        <w:t xml:space="preserve">{</w:t>
+      </w:r>
+      <w:r>
+        <w:br/>
+      </w:r>
+      <w:r>
+        <w:rPr>
+          <w:rStyle w:val="VerbatimChar"/>
+        </w:rPr>
+        <w:t xml:space="preserve">  "web_transaction_id": "{web_txn_id}",</w:t>
+      </w:r>
+      <w:r>
+        <w:br/>
+      </w:r>
+      <w:r>
+        <w:rPr>
+          <w:rStyle w:val="VerbatimChar"/>
+        </w:rPr>
+        <w:t xml:space="preserve">  "request_no": "{requestNo}"</w:t>
+      </w:r>
+      <w:r>
+        <w:br/>
+      </w:r>
+      <w:r>
+        <w:rPr>
+          <w:rStyle w:val="VerbatimChar"/>
+        </w:rPr>
+        <w:t xml:space="preserve">}</w:t>
+      </w:r>
+    </w:p>
+    <w:bookmarkEnd w:id="44"/>
+    <w:bookmarkStart w:id="45" w:name="X1f2f88e56ad610744d24e5d87e70baf32b3a725"/>
     <w:p>
       <w:pPr>
         <w:pStyle w:val="Heading4"/>
       </w:pPr>
       <w:r>
-        <w:t xml:space="preserve">③~⑤ NICE URL 발급</w:t>
+        <w:t xml:space="preserve">⑫~⑬ NICE 결과 API 호출</w:t>
       </w:r>
     </w:p>
     <w:p>
@@ -5176,6 +5317,215 @@
       </w:pPr>
       <w:r>
         <w:rPr>
+          <w:rStyle w:val="NormalTok"/>
+        </w:rPr>
+        <w:t xml:space="preserve">NiceAuthSession session </w:t>
+      </w:r>
+      <w:r>
+        <w:rPr>
+          <w:rStyle w:val="OperatorTok"/>
+        </w:rPr>
+        <w:t xml:space="preserve">=</w:t>
+      </w:r>
+      <w:r>
+        <w:rPr>
+          <w:rStyle w:val="NormalTok"/>
+        </w:rPr>
+        <w:t xml:space="preserve"> sessionStore</w:t>
+      </w:r>
+      <w:r>
+        <w:rPr>
+          <w:rStyle w:val="OperatorTok"/>
+        </w:rPr>
+        <w:t xml:space="preserve">.</w:t>
+      </w:r>
+      <w:r>
+        <w:rPr>
+          <w:rStyle w:val="FunctionTok"/>
+        </w:rPr>
+        <w:t xml:space="preserve">find</w:t>
+      </w:r>
+      <w:r>
+        <w:rPr>
+          <w:rStyle w:val="OperatorTok"/>
+        </w:rPr>
+        <w:t xml:space="preserve">(</w:t>
+      </w:r>
+      <w:r>
+        <w:rPr>
+          <w:rStyle w:val="NormalTok"/>
+        </w:rPr>
+        <w:t xml:space="preserve">requestNo</w:t>
+      </w:r>
+      <w:r>
+        <w:rPr>
+          <w:rStyle w:val="OperatorTok"/>
+        </w:rPr>
+        <w:t xml:space="preserve">);</w:t>
+      </w:r>
+      <w:r>
+        <w:br/>
+      </w:r>
+      <w:r>
+        <w:rPr>
+          <w:rStyle w:val="NormalTok"/>
+        </w:rPr>
+        <w:t xml:space="preserve">NiceResultApiResponse result </w:t>
+      </w:r>
+      <w:r>
+        <w:rPr>
+          <w:rStyle w:val="OperatorTok"/>
+        </w:rPr>
+        <w:t xml:space="preserve">=</w:t>
+      </w:r>
+      <w:r>
+        <w:rPr>
+          <w:rStyle w:val="NormalTok"/>
+        </w:rPr>
+        <w:t xml:space="preserve"> niceApiClient</w:t>
+      </w:r>
+      <w:r>
+        <w:rPr>
+          <w:rStyle w:val="OperatorTok"/>
+        </w:rPr>
+        <w:t xml:space="preserve">.</w:t>
+      </w:r>
+      <w:r>
+        <w:rPr>
+          <w:rStyle w:val="FunctionTok"/>
+        </w:rPr>
+        <w:t xml:space="preserve">requestAuthResult</w:t>
+      </w:r>
+      <w:r>
+        <w:rPr>
+          <w:rStyle w:val="OperatorTok"/>
+        </w:rPr>
+        <w:t xml:space="preserve">(</w:t>
+      </w:r>
+      <w:r>
+        <w:br/>
+      </w:r>
+      <w:r>
+        <w:rPr>
+          <w:rStyle w:val="NormalTok"/>
+        </w:rPr>
+        <w:t xml:space="preserve">    token</w:t>
+      </w:r>
+      <w:r>
+        <w:rPr>
+          <w:rStyle w:val="OperatorTok"/>
+        </w:rPr>
+        <w:t xml:space="preserve">,</w:t>
+      </w:r>
+      <w:r>
+        <w:rPr>
+          <w:rStyle w:val="NormalTok"/>
+        </w:rPr>
+        <w:t xml:space="preserve"> webTransactionId</w:t>
+      </w:r>
+      <w:r>
+        <w:rPr>
+          <w:rStyle w:val="OperatorTok"/>
+        </w:rPr>
+        <w:t xml:space="preserve">,</w:t>
+      </w:r>
+      <w:r>
+        <w:rPr>
+          <w:rStyle w:val="NormalTok"/>
+        </w:rPr>
+        <w:t xml:space="preserve"> session</w:t>
+      </w:r>
+      <w:r>
+        <w:rPr>
+          <w:rStyle w:val="OperatorTok"/>
+        </w:rPr>
+        <w:t xml:space="preserve">.</w:t>
+      </w:r>
+      <w:r>
+        <w:rPr>
+          <w:rStyle w:val="FunctionTok"/>
+        </w:rPr>
+        <w:t xml:space="preserve">transactionId</w:t>
+      </w:r>
+      <w:r>
+        <w:rPr>
+          <w:rStyle w:val="OperatorTok"/>
+        </w:rPr>
+        <w:t xml:space="preserve">(),</w:t>
+      </w:r>
+      <w:r>
+        <w:rPr>
+          <w:rStyle w:val="NormalTok"/>
+        </w:rPr>
+        <w:t xml:space="preserve"> session</w:t>
+      </w:r>
+      <w:r>
+        <w:rPr>
+          <w:rStyle w:val="OperatorTok"/>
+        </w:rPr>
+        <w:t xml:space="preserve">.</w:t>
+      </w:r>
+      <w:r>
+        <w:rPr>
+          <w:rStyle w:val="FunctionTok"/>
+        </w:rPr>
+        <w:t xml:space="preserve">requestNo</w:t>
+      </w:r>
+      <w:r>
+        <w:rPr>
+          <w:rStyle w:val="OperatorTok"/>
+        </w:rPr>
+        <w:t xml:space="preserve">());</w:t>
+      </w:r>
+      <w:r>
+        <w:br/>
+      </w:r>
+      <w:r>
+        <w:rPr>
+          <w:rStyle w:val="CommentTok"/>
+        </w:rPr>
+        <w:t xml:space="preserve">// 응답: { resultCode, encData, integrityValue }</w:t>
+      </w:r>
+    </w:p>
+    <w:bookmarkEnd w:id="45"/>
+    <w:bookmarkStart w:id="46" w:name="X777aaf04bdbb8bcf349310d5c02d076b678ced3"/>
+    <w:p>
+      <w:pPr>
+        <w:pStyle w:val="Heading4"/>
+      </w:pPr>
+      <w:r>
+        <w:t xml:space="preserve">⑭ HMAC 검증 + AES-GCM 복호화</w:t>
+      </w:r>
+    </w:p>
+    <w:p>
+      <w:pPr>
+        <w:pStyle w:val="FirstParagraph"/>
+      </w:pPr>
+      <w:r>
+        <w:rPr>
+          <w:rStyle w:val="VerbatimChar"/>
+        </w:rPr>
+        <w:t xml:space="preserve">NiceAuthService.decryptAndVerify()</w:t>
+      </w:r>
+      <w:r>
+        <w:t xml:space="preserve">:</w:t>
+      </w:r>
+    </w:p>
+    <w:p>
+      <w:pPr>
+        <w:pStyle w:val="SourceCode"/>
+      </w:pPr>
+      <w:r>
+        <w:rPr>
+          <w:rStyle w:val="CommentTok"/>
+        </w:rPr>
+        <w:t xml:space="preserve">// 1. PBKDF2WithHmacSHA256으로 키 파생 (ticket + transactionId + iterators)</w:t>
+      </w:r>
+      <w:r>
+        <w:br/>
+      </w:r>
+      <w:r>
+        <w:rPr>
           <w:rStyle w:val="BuiltInTok"/>
         </w:rPr>
         <w:t xml:space="preserve">String</w:t>
@@ -5184,7 +5534,7 @@
         <w:rPr>
           <w:rStyle w:val="NormalTok"/>
         </w:rPr>
-        <w:t xml:space="preserve"> requestNo </w:t>
+        <w:t xml:space="preserve"> keyString </w:t>
       </w:r>
       <w:r>
         <w:rPr>
@@ -5196,13 +5546,415 @@
         <w:rPr>
           <w:rStyle w:val="NormalTok"/>
         </w:rPr>
+        <w:t xml:space="preserve"> NiceCryptoUtil</w:t>
+      </w:r>
+      <w:r>
+        <w:rPr>
+          <w:rStyle w:val="OperatorTok"/>
+        </w:rPr>
+        <w:t xml:space="preserve">.</w:t>
+      </w:r>
+      <w:r>
+        <w:rPr>
+          <w:rStyle w:val="FunctionTok"/>
+        </w:rPr>
+        <w:t xml:space="preserve">deriveKey</w:t>
+      </w:r>
+      <w:r>
+        <w:rPr>
+          <w:rStyle w:val="OperatorTok"/>
+        </w:rPr>
+        <w:t xml:space="preserve">(</w:t>
+      </w:r>
+      <w:r>
+        <w:rPr>
+          <w:rStyle w:val="NormalTok"/>
+        </w:rPr>
+        <w:t xml:space="preserve">token</w:t>
+      </w:r>
+      <w:r>
+        <w:rPr>
+          <w:rStyle w:val="OperatorTok"/>
+        </w:rPr>
+        <w:t xml:space="preserve">.</w:t>
+      </w:r>
+      <w:r>
+        <w:rPr>
+          <w:rStyle w:val="FunctionTok"/>
+        </w:rPr>
+        <w:t xml:space="preserve">ticket</w:t>
+      </w:r>
+      <w:r>
+        <w:rPr>
+          <w:rStyle w:val="OperatorTok"/>
+        </w:rPr>
+        <w:t xml:space="preserve">(),</w:t>
+      </w:r>
+      <w:r>
+        <w:rPr>
+          <w:rStyle w:val="NormalTok"/>
+        </w:rPr>
+        <w:t xml:space="preserve"> transactionId</w:t>
+      </w:r>
+      <w:r>
+        <w:rPr>
+          <w:rStyle w:val="OperatorTok"/>
+        </w:rPr>
+        <w:t xml:space="preserve">,</w:t>
+      </w:r>
+      <w:r>
+        <w:rPr>
+          <w:rStyle w:val="NormalTok"/>
+        </w:rPr>
+        <w:t xml:space="preserve"> token</w:t>
+      </w:r>
+      <w:r>
+        <w:rPr>
+          <w:rStyle w:val="OperatorTok"/>
+        </w:rPr>
+        <w:t xml:space="preserve">.</w:t>
+      </w:r>
+      <w:r>
+        <w:rPr>
+          <w:rStyle w:val="FunctionTok"/>
+        </w:rPr>
+        <w:t xml:space="preserve">iterators</w:t>
+      </w:r>
+      <w:r>
+        <w:rPr>
+          <w:rStyle w:val="OperatorTok"/>
+        </w:rPr>
+        <w:t xml:space="preserve">());</w:t>
+      </w:r>
+      <w:r>
+        <w:br/>
+      </w:r>
+      <w:r>
+        <w:br/>
+      </w:r>
+      <w:r>
+        <w:rPr>
+          <w:rStyle w:val="CommentTok"/>
+        </w:rPr>
+        <w:t xml:space="preserve">// 2. 키 분리 (AES 키: 0~31자, HMAC 키: 48~79자)</w:t>
+      </w:r>
+      <w:r>
+        <w:br/>
+      </w:r>
+      <w:r>
+        <w:rPr>
+          <w:rStyle w:val="DataTypeTok"/>
+        </w:rPr>
+        <w:t xml:space="preserve">byte</w:t>
+      </w:r>
+      <w:r>
+        <w:rPr>
+          <w:rStyle w:val="OperatorTok"/>
+        </w:rPr>
+        <w:t xml:space="preserve">[]</w:t>
+      </w:r>
+      <w:r>
+        <w:rPr>
+          <w:rStyle w:val="NormalTok"/>
+        </w:rPr>
+        <w:t xml:space="preserve"> aesKey </w:t>
+      </w:r>
+      <w:r>
+        <w:rPr>
+          <w:rStyle w:val="OperatorTok"/>
+        </w:rPr>
+        <w:t xml:space="preserve">=</w:t>
+      </w:r>
+      <w:r>
+        <w:rPr>
+          <w:rStyle w:val="NormalTok"/>
+        </w:rPr>
+        <w:t xml:space="preserve"> NiceCryptoUtil</w:t>
+      </w:r>
+      <w:r>
+        <w:rPr>
+          <w:rStyle w:val="OperatorTok"/>
+        </w:rPr>
+        <w:t xml:space="preserve">.</w:t>
+      </w:r>
+      <w:r>
+        <w:rPr>
+          <w:rStyle w:val="FunctionTok"/>
+        </w:rPr>
+        <w:t xml:space="preserve">extractAesKey</w:t>
+      </w:r>
+      <w:r>
+        <w:rPr>
+          <w:rStyle w:val="OperatorTok"/>
+        </w:rPr>
+        <w:t xml:space="preserve">(</w:t>
+      </w:r>
+      <w:r>
+        <w:rPr>
+          <w:rStyle w:val="NormalTok"/>
+        </w:rPr>
+        <w:t xml:space="preserve">keyString</w:t>
+      </w:r>
+      <w:r>
+        <w:rPr>
+          <w:rStyle w:val="OperatorTok"/>
+        </w:rPr>
+        <w:t xml:space="preserve">);</w:t>
+      </w:r>
+      <w:r>
+        <w:br/>
+      </w:r>
+      <w:r>
+        <w:rPr>
+          <w:rStyle w:val="BuiltInTok"/>
+        </w:rPr>
+        <w:t xml:space="preserve">String</w:t>
+      </w:r>
+      <w:r>
+        <w:rPr>
+          <w:rStyle w:val="NormalTok"/>
+        </w:rPr>
+        <w:t xml:space="preserve"> hmacKey </w:t>
+      </w:r>
+      <w:r>
+        <w:rPr>
+          <w:rStyle w:val="OperatorTok"/>
+        </w:rPr>
+        <w:t xml:space="preserve">=</w:t>
+      </w:r>
+      <w:r>
+        <w:rPr>
+          <w:rStyle w:val="NormalTok"/>
+        </w:rPr>
+        <w:t xml:space="preserve"> NiceCryptoUtil</w:t>
+      </w:r>
+      <w:r>
+        <w:rPr>
+          <w:rStyle w:val="OperatorTok"/>
+        </w:rPr>
+        <w:t xml:space="preserve">.</w:t>
+      </w:r>
+      <w:r>
+        <w:rPr>
+          <w:rStyle w:val="FunctionTok"/>
+        </w:rPr>
+        <w:t xml:space="preserve">extractHmacKey</w:t>
+      </w:r>
+      <w:r>
+        <w:rPr>
+          <w:rStyle w:val="OperatorTok"/>
+        </w:rPr>
+        <w:t xml:space="preserve">(</w:t>
+      </w:r>
+      <w:r>
+        <w:rPr>
+          <w:rStyle w:val="NormalTok"/>
+        </w:rPr>
+        <w:t xml:space="preserve">keyString</w:t>
+      </w:r>
+      <w:r>
+        <w:rPr>
+          <w:rStyle w:val="OperatorTok"/>
+        </w:rPr>
+        <w:t xml:space="preserve">);</w:t>
+      </w:r>
+      <w:r>
+        <w:br/>
+      </w:r>
+      <w:r>
+        <w:br/>
+      </w:r>
+      <w:r>
+        <w:rPr>
+          <w:rStyle w:val="CommentTok"/>
+        </w:rPr>
+        <w:t xml:space="preserve">// 3. HMAC-SHA256 무결성 검증</w:t>
+      </w:r>
+      <w:r>
+        <w:br/>
+      </w:r>
+      <w:r>
+        <w:rPr>
+          <w:rStyle w:val="BuiltInTok"/>
+        </w:rPr>
+        <w:t xml:space="preserve">String</w:t>
+      </w:r>
+      <w:r>
+        <w:rPr>
+          <w:rStyle w:val="NormalTok"/>
+        </w:rPr>
+        <w:t xml:space="preserve"> calculated </w:t>
+      </w:r>
+      <w:r>
+        <w:rPr>
+          <w:rStyle w:val="OperatorTok"/>
+        </w:rPr>
+        <w:t xml:space="preserve">=</w:t>
+      </w:r>
+      <w:r>
+        <w:rPr>
+          <w:rStyle w:val="NormalTok"/>
+        </w:rPr>
+        <w:t xml:space="preserve"> NiceCryptoUtil</w:t>
+      </w:r>
+      <w:r>
+        <w:rPr>
+          <w:rStyle w:val="OperatorTok"/>
+        </w:rPr>
+        <w:t xml:space="preserve">.</w:t>
+      </w:r>
+      <w:r>
+        <w:rPr>
+          <w:rStyle w:val="FunctionTok"/>
+        </w:rPr>
+        <w:t xml:space="preserve">hmacSha256Base64Url</w:t>
+      </w:r>
+      <w:r>
+        <w:rPr>
+          <w:rStyle w:val="OperatorTok"/>
+        </w:rPr>
+        <w:t xml:space="preserve">(</w:t>
+      </w:r>
+      <w:r>
+        <w:rPr>
+          <w:rStyle w:val="NormalTok"/>
+        </w:rPr>
+        <w:t xml:space="preserve">response</w:t>
+      </w:r>
+      <w:r>
+        <w:rPr>
+          <w:rStyle w:val="OperatorTok"/>
+        </w:rPr>
+        <w:t xml:space="preserve">.</w:t>
+      </w:r>
+      <w:r>
+        <w:rPr>
+          <w:rStyle w:val="FunctionTok"/>
+        </w:rPr>
+        <w:t xml:space="preserve">getEncData</w:t>
+      </w:r>
+      <w:r>
+        <w:rPr>
+          <w:rStyle w:val="OperatorTok"/>
+        </w:rPr>
+        <w:t xml:space="preserve">(),</w:t>
+      </w:r>
+      <w:r>
+        <w:rPr>
+          <w:rStyle w:val="NormalTok"/>
+        </w:rPr>
+        <w:t xml:space="preserve"> hmacKey</w:t>
+      </w:r>
+      <w:r>
+        <w:rPr>
+          <w:rStyle w:val="OperatorTok"/>
+        </w:rPr>
+        <w:t xml:space="preserve">);</w:t>
+      </w:r>
+      <w:r>
+        <w:br/>
+      </w:r>
+      <w:r>
+        <w:rPr>
+          <w:rStyle w:val="ControlFlowTok"/>
+        </w:rPr>
+        <w:t xml:space="preserve">if</w:t>
+      </w:r>
+      <w:r>
+        <w:rPr>
+          <w:rStyle w:val="NormalTok"/>
+        </w:rPr>
         <w:t xml:space="preserve"> </w:t>
       </w:r>
       <w:r>
         <w:rPr>
-          <w:rStyle w:val="FunctionTok"/>
-        </w:rPr>
-        <w:t xml:space="preserve">makeRequestNo</w:t>
+          <w:rStyle w:val="OperatorTok"/>
+        </w:rPr>
+        <w:t xml:space="preserve">(!</w:t>
+      </w:r>
+      <w:r>
+        <w:rPr>
+          <w:rStyle w:val="NormalTok"/>
+        </w:rPr>
+        <w:t xml:space="preserve">calculated</w:t>
+      </w:r>
+      <w:r>
+        <w:rPr>
+          <w:rStyle w:val="OperatorTok"/>
+        </w:rPr>
+        <w:t xml:space="preserve">.</w:t>
+      </w:r>
+      <w:r>
+        <w:rPr>
+          <w:rStyle w:val="FunctionTok"/>
+        </w:rPr>
+        <w:t xml:space="preserve">equals</w:t>
+      </w:r>
+      <w:r>
+        <w:rPr>
+          <w:rStyle w:val="OperatorTok"/>
+        </w:rPr>
+        <w:t xml:space="preserve">(</w:t>
+      </w:r>
+      <w:r>
+        <w:rPr>
+          <w:rStyle w:val="NormalTok"/>
+        </w:rPr>
+        <w:t xml:space="preserve">response</w:t>
+      </w:r>
+      <w:r>
+        <w:rPr>
+          <w:rStyle w:val="OperatorTok"/>
+        </w:rPr>
+        <w:t xml:space="preserve">.</w:t>
+      </w:r>
+      <w:r>
+        <w:rPr>
+          <w:rStyle w:val="FunctionTok"/>
+        </w:rPr>
+        <w:t xml:space="preserve">getIntegrityValue</w:t>
+      </w:r>
+      <w:r>
+        <w:rPr>
+          <w:rStyle w:val="OperatorTok"/>
+        </w:rPr>
+        <w:t xml:space="preserve">()))</w:t>
+      </w:r>
+      <w:r>
+        <w:rPr>
+          <w:rStyle w:val="NormalTok"/>
+        </w:rPr>
+        <w:t xml:space="preserve"> </w:t>
+      </w:r>
+      <w:r>
+        <w:rPr>
+          <w:rStyle w:val="ControlFlowTok"/>
+        </w:rPr>
+        <w:t xml:space="preserve">throw</w:t>
+      </w:r>
+      <w:r>
+        <w:rPr>
+          <w:rStyle w:val="NormalTok"/>
+        </w:rPr>
+        <w:t xml:space="preserve"> </w:t>
+      </w:r>
+      <w:r>
+        <w:rPr>
+          <w:rStyle w:val="KeywordTok"/>
+        </w:rPr>
+        <w:t xml:space="preserve">new</w:t>
+      </w:r>
+      <w:r>
+        <w:rPr>
+          <w:rStyle w:val="NormalTok"/>
+        </w:rPr>
+        <w:t xml:space="preserve"> </w:t>
+      </w:r>
+      <w:r>
+        <w:rPr>
+          <w:rStyle w:val="FunctionTok"/>
+        </w:rPr>
+        <w:t xml:space="preserve">DataIntegrityException</w:t>
       </w:r>
       <w:r>
         <w:rPr>
@@ -5211,6 +5963,126 @@
         <w:t xml:space="preserve">();</w:t>
       </w:r>
       <w:r>
+        <w:br/>
+      </w:r>
+      <w:r>
+        <w:br/>
+      </w:r>
+      <w:r>
+        <w:rPr>
+          <w:rStyle w:val="CommentTok"/>
+        </w:rPr>
+        <w:t xml:space="preserve">// 4. AES-256-GCM 복호화</w:t>
+      </w:r>
+      <w:r>
+        <w:br/>
+      </w:r>
+      <w:r>
+        <w:rPr>
+          <w:rStyle w:val="BuiltInTok"/>
+        </w:rPr>
+        <w:t xml:space="preserve">String</w:t>
+      </w:r>
+      <w:r>
+        <w:rPr>
+          <w:rStyle w:val="NormalTok"/>
+        </w:rPr>
+        <w:t xml:space="preserve"> decrypted </w:t>
+      </w:r>
+      <w:r>
+        <w:rPr>
+          <w:rStyle w:val="OperatorTok"/>
+        </w:rPr>
+        <w:t xml:space="preserve">=</w:t>
+      </w:r>
+      <w:r>
+        <w:rPr>
+          <w:rStyle w:val="NormalTok"/>
+        </w:rPr>
+        <w:t xml:space="preserve"> NiceCryptoUtil</w:t>
+      </w:r>
+      <w:r>
+        <w:rPr>
+          <w:rStyle w:val="OperatorTok"/>
+        </w:rPr>
+        <w:t xml:space="preserve">.</w:t>
+      </w:r>
+      <w:r>
+        <w:rPr>
+          <w:rStyle w:val="FunctionTok"/>
+        </w:rPr>
+        <w:t xml:space="preserve">aesGcmDecrypt</w:t>
+      </w:r>
+      <w:r>
+        <w:rPr>
+          <w:rStyle w:val="OperatorTok"/>
+        </w:rPr>
+        <w:t xml:space="preserve">(</w:t>
+      </w:r>
+      <w:r>
+        <w:rPr>
+          <w:rStyle w:val="NormalTok"/>
+        </w:rPr>
+        <w:t xml:space="preserve">aesKey</w:t>
+      </w:r>
+      <w:r>
+        <w:rPr>
+          <w:rStyle w:val="OperatorTok"/>
+        </w:rPr>
+        <w:t xml:space="preserve">,</w:t>
+      </w:r>
+      <w:r>
+        <w:rPr>
+          <w:rStyle w:val="NormalTok"/>
+        </w:rPr>
+        <w:t xml:space="preserve"> response</w:t>
+      </w:r>
+      <w:r>
+        <w:rPr>
+          <w:rStyle w:val="OperatorTok"/>
+        </w:rPr>
+        <w:t xml:space="preserve">.</w:t>
+      </w:r>
+      <w:r>
+        <w:rPr>
+          <w:rStyle w:val="FunctionTok"/>
+        </w:rPr>
+        <w:t xml:space="preserve">getEncData</w:t>
+      </w:r>
+      <w:r>
+        <w:rPr>
+          <w:rStyle w:val="OperatorTok"/>
+        </w:rPr>
+        <w:t xml:space="preserve">());</w:t>
+      </w:r>
+      <w:r>
+        <w:br/>
+      </w:r>
+      <w:r>
+        <w:rPr>
+          <w:rStyle w:val="BuiltInTok"/>
+        </w:rPr>
+        <w:t xml:space="preserve">Map</w:t>
+      </w:r>
+      <w:r>
+        <w:rPr>
+          <w:rStyle w:val="OperatorTok"/>
+        </w:rPr>
+        <w:t xml:space="preserve">&lt;</w:t>
+      </w:r>
+      <w:r>
+        <w:rPr>
+          <w:rStyle w:val="BuiltInTok"/>
+        </w:rPr>
+        <w:t xml:space="preserve">String</w:t>
+      </w:r>
+      <w:r>
+        <w:rPr>
+          <w:rStyle w:val="OperatorTok"/>
+        </w:rPr>
+        <w:t xml:space="preserve">,</w:t>
+      </w:r>
+      <w:r>
         <w:rPr>
           <w:rStyle w:val="NormalTok"/>
         </w:rPr>
@@ -5218,18 +6090,134 @@
       </w:r>
       <w:r>
         <w:rPr>
+          <w:rStyle w:val="BuiltInTok"/>
+        </w:rPr>
+        <w:t xml:space="preserve">Object</w:t>
+      </w:r>
+      <w:r>
+        <w:rPr>
+          <w:rStyle w:val="OperatorTok"/>
+        </w:rPr>
+        <w:t xml:space="preserve">&gt;</w:t>
+      </w:r>
+      <w:r>
+        <w:rPr>
+          <w:rStyle w:val="NormalTok"/>
+        </w:rPr>
+        <w:t xml:space="preserve"> resultMap </w:t>
+      </w:r>
+      <w:r>
+        <w:rPr>
+          <w:rStyle w:val="OperatorTok"/>
+        </w:rPr>
+        <w:t xml:space="preserve">=</w:t>
+      </w:r>
+      <w:r>
+        <w:rPr>
+          <w:rStyle w:val="NormalTok"/>
+        </w:rPr>
+        <w:t xml:space="preserve"> objectMapper</w:t>
+      </w:r>
+      <w:r>
+        <w:rPr>
+          <w:rStyle w:val="OperatorTok"/>
+        </w:rPr>
+        <w:t xml:space="preserve">.</w:t>
+      </w:r>
+      <w:r>
+        <w:rPr>
+          <w:rStyle w:val="FunctionTok"/>
+        </w:rPr>
+        <w:t xml:space="preserve">readValue</w:t>
+      </w:r>
+      <w:r>
+        <w:rPr>
+          <w:rStyle w:val="OperatorTok"/>
+        </w:rPr>
+        <w:t xml:space="preserve">(</w:t>
+      </w:r>
+      <w:r>
+        <w:rPr>
+          <w:rStyle w:val="NormalTok"/>
+        </w:rPr>
+        <w:t xml:space="preserve">decrypted</w:t>
+      </w:r>
+      <w:r>
+        <w:rPr>
+          <w:rStyle w:val="OperatorTok"/>
+        </w:rPr>
+        <w:t xml:space="preserve">,</w:t>
+      </w:r>
+      <w:r>
+        <w:rPr>
+          <w:rStyle w:val="NormalTok"/>
+        </w:rPr>
+        <w:t xml:space="preserve"> </w:t>
+      </w:r>
+      <w:r>
+        <w:rPr>
+          <w:rStyle w:val="KeywordTok"/>
+        </w:rPr>
+        <w:t xml:space="preserve">...</w:t>
+      </w:r>
+      <w:r>
+        <w:rPr>
+          <w:rStyle w:val="OperatorTok"/>
+        </w:rPr>
+        <w:t xml:space="preserve">);</w:t>
+      </w:r>
+    </w:p>
+    <w:p>
+      <w:pPr>
+        <w:pStyle w:val="FirstParagraph"/>
+      </w:pPr>
+      <w:r>
+        <w:t xml:space="preserve">복호화 결과 필드:</w:t>
+      </w:r>
+      <w:r>
+        <w:t xml:space="preserve"> </w:t>
+      </w:r>
+      <w:r>
+        <w:rPr>
+          <w:rStyle w:val="VerbatimChar"/>
+        </w:rPr>
+        <w:t xml:space="preserve">{ name, birthdate, gender, national_info, ci, di, mobile_co, mobile_no }</w:t>
+      </w:r>
+    </w:p>
+    <w:bookmarkEnd w:id="46"/>
+    <w:bookmarkStart w:id="47" w:name="Xeb3f2a6a6b8759c73b2484149929db870aef38f"/>
+    <w:p>
+      <w:pPr>
+        <w:pStyle w:val="Heading4"/>
+      </w:pPr>
+      <w:r>
+        <w:t xml:space="preserve">⑮~⑯ CI → Q-IM 등록 (S7-T6)</w:t>
+      </w:r>
+    </w:p>
+    <w:p>
+      <w:pPr>
+        <w:pStyle w:val="SourceCode"/>
+      </w:pPr>
+      <w:r>
+        <w:rPr>
           <w:rStyle w:val="CommentTok"/>
         </w:rPr>
-        <w:t xml:space="preserve">// REQ_{yyyyMMddHHmmss}{uuid12자리}</w:t>
-      </w:r>
-      <w:r>
-        <w:br/>
-      </w:r>
-      <w:r>
-        <w:rPr>
-          <w:rStyle w:val="NormalTok"/>
-        </w:rPr>
-        <w:t xml:space="preserve">NiceUrlApiResponse urlResponse </w:t>
+        <w:t xml:space="preserve">// CI는 Q3=B 결정에 의해 FE 미반환 — Q-IM에만 전달</w:t>
+      </w:r>
+      <w:r>
+        <w:br/>
+      </w:r>
+      <w:r>
+        <w:rPr>
+          <w:rStyle w:val="BuiltInTok"/>
+        </w:rPr>
+        <w:t xml:space="preserve">String</w:t>
+      </w:r>
+      <w:r>
+        <w:rPr>
+          <w:rStyle w:val="NormalTok"/>
+        </w:rPr>
+        <w:t xml:space="preserve"> ci </w:t>
       </w:r>
       <w:r>
         <w:rPr>
@@ -5241,7 +6229,31 @@
         <w:rPr>
           <w:rStyle w:val="NormalTok"/>
         </w:rPr>
-        <w:t xml:space="preserve"> niceApiClient</w:t>
+        <w:t xml:space="preserve"> </w:t>
+      </w:r>
+      <w:r>
+        <w:rPr>
+          <w:rStyle w:val="OperatorTok"/>
+        </w:rPr>
+        <w:t xml:space="preserve">(</w:t>
+      </w:r>
+      <w:r>
+        <w:rPr>
+          <w:rStyle w:val="BuiltInTok"/>
+        </w:rPr>
+        <w:t xml:space="preserve">String</w:t>
+      </w:r>
+      <w:r>
+        <w:rPr>
+          <w:rStyle w:val="OperatorTok"/>
+        </w:rPr>
+        <w:t xml:space="preserve">)</w:t>
+      </w:r>
+      <w:r>
+        <w:rPr>
+          <w:rStyle w:val="NormalTok"/>
+        </w:rPr>
+        <w:t xml:space="preserve"> resultMap</w:t>
       </w:r>
       <w:r>
         <w:rPr>
@@ -5253,7 +6265,7 @@
         <w:rPr>
           <w:rStyle w:val="FunctionTok"/>
         </w:rPr>
-        <w:t xml:space="preserve">requestAuthUrl</w:t>
+        <w:t xml:space="preserve">get</w:t>
       </w:r>
       <w:r>
         <w:rPr>
@@ -5263,9 +6275,270 @@
       </w:r>
       <w:r>
         <w:rPr>
-          <w:rStyle w:val="NormalTok"/>
-        </w:rPr>
-        <w:t xml:space="preserve">token</w:t>
+          <w:rStyle w:val="StringTok"/>
+        </w:rPr>
+        <w:t xml:space="preserve">"ci"</w:t>
+      </w:r>
+      <w:r>
+        <w:rPr>
+          <w:rStyle w:val="OperatorTok"/>
+        </w:rPr>
+        <w:t xml:space="preserve">);</w:t>
+      </w:r>
+      <w:r>
+        <w:br/>
+      </w:r>
+      <w:r>
+        <w:rPr>
+          <w:rStyle w:val="NormalTok"/>
+        </w:rPr>
+        <w:t xml:space="preserve">AuthResult authResult </w:t>
+      </w:r>
+      <w:r>
+        <w:rPr>
+          <w:rStyle w:val="OperatorTok"/>
+        </w:rPr>
+        <w:t xml:space="preserve">=</w:t>
+      </w:r>
+      <w:r>
+        <w:rPr>
+          <w:rStyle w:val="NormalTok"/>
+        </w:rPr>
+        <w:t xml:space="preserve"> AuthResult</w:t>
+      </w:r>
+      <w:r>
+        <w:rPr>
+          <w:rStyle w:val="OperatorTok"/>
+        </w:rPr>
+        <w:t xml:space="preserve">.</w:t>
+      </w:r>
+      <w:r>
+        <w:rPr>
+          <w:rStyle w:val="FunctionTok"/>
+        </w:rPr>
+        <w:t xml:space="preserve">builder</w:t>
+      </w:r>
+      <w:r>
+        <w:rPr>
+          <w:rStyle w:val="OperatorTok"/>
+        </w:rPr>
+        <w:t xml:space="preserve">()</w:t>
+      </w:r>
+      <w:r>
+        <w:br/>
+      </w:r>
+      <w:r>
+        <w:rPr>
+          <w:rStyle w:val="NormalTok"/>
+        </w:rPr>
+        <w:t xml:space="preserve">    </w:t>
+      </w:r>
+      <w:r>
+        <w:rPr>
+          <w:rStyle w:val="OperatorTok"/>
+        </w:rPr>
+        <w:t xml:space="preserve">.</w:t>
+      </w:r>
+      <w:r>
+        <w:rPr>
+          <w:rStyle w:val="FunctionTok"/>
+        </w:rPr>
+        <w:t xml:space="preserve">ci</w:t>
+      </w:r>
+      <w:r>
+        <w:rPr>
+          <w:rStyle w:val="OperatorTok"/>
+        </w:rPr>
+        <w:t xml:space="preserve">(</w:t>
+      </w:r>
+      <w:r>
+        <w:rPr>
+          <w:rStyle w:val="NormalTok"/>
+        </w:rPr>
+        <w:t xml:space="preserve">ci</w:t>
+      </w:r>
+      <w:r>
+        <w:rPr>
+          <w:rStyle w:val="OperatorTok"/>
+        </w:rPr>
+        <w:t xml:space="preserve">).</w:t>
+      </w:r>
+      <w:r>
+        <w:rPr>
+          <w:rStyle w:val="FunctionTok"/>
+        </w:rPr>
+        <w:t xml:space="preserve">di</w:t>
+      </w:r>
+      <w:r>
+        <w:rPr>
+          <w:rStyle w:val="OperatorTok"/>
+        </w:rPr>
+        <w:t xml:space="preserve">(</w:t>
+      </w:r>
+      <w:r>
+        <w:rPr>
+          <w:rStyle w:val="KeywordTok"/>
+        </w:rPr>
+        <w:t xml:space="preserve">...</w:t>
+      </w:r>
+      <w:r>
+        <w:rPr>
+          <w:rStyle w:val="OperatorTok"/>
+        </w:rPr>
+        <w:t xml:space="preserve">).</w:t>
+      </w:r>
+      <w:r>
+        <w:rPr>
+          <w:rStyle w:val="FunctionTok"/>
+        </w:rPr>
+        <w:t xml:space="preserve">name</w:t>
+      </w:r>
+      <w:r>
+        <w:rPr>
+          <w:rStyle w:val="OperatorTok"/>
+        </w:rPr>
+        <w:t xml:space="preserve">(</w:t>
+      </w:r>
+      <w:r>
+        <w:rPr>
+          <w:rStyle w:val="KeywordTok"/>
+        </w:rPr>
+        <w:t xml:space="preserve">...</w:t>
+      </w:r>
+      <w:r>
+        <w:rPr>
+          <w:rStyle w:val="OperatorTok"/>
+        </w:rPr>
+        <w:t xml:space="preserve">).</w:t>
+      </w:r>
+      <w:r>
+        <w:rPr>
+          <w:rStyle w:val="FunctionTok"/>
+        </w:rPr>
+        <w:t xml:space="preserve">birthday</w:t>
+      </w:r>
+      <w:r>
+        <w:rPr>
+          <w:rStyle w:val="OperatorTok"/>
+        </w:rPr>
+        <w:t xml:space="preserve">(</w:t>
+      </w:r>
+      <w:r>
+        <w:rPr>
+          <w:rStyle w:val="KeywordTok"/>
+        </w:rPr>
+        <w:t xml:space="preserve">...</w:t>
+      </w:r>
+      <w:r>
+        <w:rPr>
+          <w:rStyle w:val="OperatorTok"/>
+        </w:rPr>
+        <w:t xml:space="preserve">).</w:t>
+      </w:r>
+      <w:r>
+        <w:rPr>
+          <w:rStyle w:val="FunctionTok"/>
+        </w:rPr>
+        <w:t xml:space="preserve">gender</w:t>
+      </w:r>
+      <w:r>
+        <w:rPr>
+          <w:rStyle w:val="OperatorTok"/>
+        </w:rPr>
+        <w:t xml:space="preserve">(</w:t>
+      </w:r>
+      <w:r>
+        <w:rPr>
+          <w:rStyle w:val="KeywordTok"/>
+        </w:rPr>
+        <w:t xml:space="preserve">...</w:t>
+      </w:r>
+      <w:r>
+        <w:rPr>
+          <w:rStyle w:val="OperatorTok"/>
+        </w:rPr>
+        <w:t xml:space="preserve">).</w:t>
+      </w:r>
+      <w:r>
+        <w:rPr>
+          <w:rStyle w:val="FunctionTok"/>
+        </w:rPr>
+        <w:t xml:space="preserve">mobile</w:t>
+      </w:r>
+      <w:r>
+        <w:rPr>
+          <w:rStyle w:val="OperatorTok"/>
+        </w:rPr>
+        <w:t xml:space="preserve">(</w:t>
+      </w:r>
+      <w:r>
+        <w:rPr>
+          <w:rStyle w:val="KeywordTok"/>
+        </w:rPr>
+        <w:t xml:space="preserve">...</w:t>
+      </w:r>
+      <w:r>
+        <w:rPr>
+          <w:rStyle w:val="OperatorTok"/>
+        </w:rPr>
+        <w:t xml:space="preserve">).</w:t>
+      </w:r>
+      <w:r>
+        <w:rPr>
+          <w:rStyle w:val="FunctionTok"/>
+        </w:rPr>
+        <w:t xml:space="preserve">build</w:t>
+      </w:r>
+      <w:r>
+        <w:rPr>
+          <w:rStyle w:val="OperatorTok"/>
+        </w:rPr>
+        <w:t xml:space="preserve">();</w:t>
+      </w:r>
+      <w:r>
+        <w:br/>
+      </w:r>
+      <w:r>
+        <w:rPr>
+          <w:rStyle w:val="NormalTok"/>
+        </w:rPr>
+        <w:t xml:space="preserve">QimRegisterResponse registerResult </w:t>
+      </w:r>
+      <w:r>
+        <w:rPr>
+          <w:rStyle w:val="OperatorTok"/>
+        </w:rPr>
+        <w:t xml:space="preserve">=</w:t>
+      </w:r>
+      <w:r>
+        <w:rPr>
+          <w:rStyle w:val="NormalTok"/>
+        </w:rPr>
+        <w:t xml:space="preserve"> imApiOutPort</w:t>
+      </w:r>
+      <w:r>
+        <w:rPr>
+          <w:rStyle w:val="OperatorTok"/>
+        </w:rPr>
+        <w:t xml:space="preserve">.</w:t>
+      </w:r>
+      <w:r>
+        <w:rPr>
+          <w:rStyle w:val="FunctionTok"/>
+        </w:rPr>
+        <w:t xml:space="preserve">register</w:t>
+      </w:r>
+      <w:r>
+        <w:rPr>
+          <w:rStyle w:val="OperatorTok"/>
+        </w:rPr>
+        <w:t xml:space="preserve">(</w:t>
+      </w:r>
+      <w:r>
+        <w:rPr>
+          <w:rStyle w:val="NormalTok"/>
+        </w:rPr>
+        <w:t xml:space="preserve">authResult</w:t>
       </w:r>
       <w:r>
         <w:rPr>
@@ -5277,19 +6550,7 @@
         <w:rPr>
           <w:rStyle w:val="NormalTok"/>
         </w:rPr>
-        <w:t xml:space="preserve"> requestNo</w:t>
-      </w:r>
-      <w:r>
-        <w:rPr>
-          <w:rStyle w:val="OperatorTok"/>
-        </w:rPr>
-        <w:t xml:space="preserve">,</w:t>
-      </w:r>
-      <w:r>
-        <w:rPr>
-          <w:rStyle w:val="NormalTok"/>
-        </w:rPr>
-        <w:t xml:space="preserve"> effectiveReturnUrl</w:t>
+        <w:t xml:space="preserve"> correlationId</w:t>
       </w:r>
       <w:r>
         <w:rPr>
@@ -5304,505 +6565,7 @@
         <w:rPr>
           <w:rStyle w:val="CommentTok"/>
         </w:rPr>
-        <w:t xml:space="preserve">// 응답: { authUrl, transactionId, requestNo }</w:t>
-      </w:r>
-    </w:p>
-    <w:bookmarkEnd w:id="39"/>
-    <w:bookmarkStart w:id="40" w:name="redis-세션-저장"/>
-    <w:p>
-      <w:pPr>
-        <w:pStyle w:val="Heading4"/>
-      </w:pPr>
-      <w:r>
-        <w:t xml:space="preserve">⑥ Redis 세션 저장</w:t>
-      </w:r>
-    </w:p>
-    <w:p>
-      <w:pPr>
-        <w:pStyle w:val="SourceCode"/>
-      </w:pPr>
-      <w:r>
-        <w:rPr>
-          <w:rStyle w:val="VerbatimChar"/>
-        </w:rPr>
-        <w:t xml:space="preserve">Redis Key: nice:session:{requestNo}</w:t>
-      </w:r>
-      <w:r>
-        <w:br/>
-      </w:r>
-      <w:r>
-        <w:rPr>
-          <w:rStyle w:val="VerbatimChar"/>
-        </w:rPr>
-        <w:t xml:space="preserve">Value: NiceAuthSession { transactionId, requestNo }</w:t>
-      </w:r>
-      <w:r>
-        <w:br/>
-      </w:r>
-      <w:r>
-        <w:rPr>
-          <w:rStyle w:val="VerbatimChar"/>
-        </w:rPr>
-        <w:t xml:space="preserve">TTL: 설정값 (기본 10분)</w:t>
-      </w:r>
-    </w:p>
-    <w:bookmarkEnd w:id="40"/>
-    <w:bookmarkStart w:id="41" w:name="fe-응답"/>
-    <w:p>
-      <w:pPr>
-        <w:pStyle w:val="Heading4"/>
-      </w:pPr>
-      <w:r>
-        <w:t xml:space="preserve">⑦ FE 응답</w:t>
-      </w:r>
-    </w:p>
-    <w:p>
-      <w:pPr>
-        <w:pStyle w:val="SourceCode"/>
-      </w:pPr>
-      <w:r>
-        <w:rPr>
-          <w:rStyle w:val="FunctionTok"/>
-        </w:rPr>
-        <w:t xml:space="preserve">{</w:t>
-      </w:r>
-      <w:r>
-        <w:br/>
-      </w:r>
-      <w:r>
-        <w:rPr>
-          <w:rStyle w:val="NormalTok"/>
-        </w:rPr>
-        <w:t xml:space="preserve">  </w:t>
-      </w:r>
-      <w:r>
-        <w:rPr>
-          <w:rStyle w:val="DataTypeTok"/>
-        </w:rPr>
-        <w:t xml:space="preserve">"resultCode"</w:t>
-      </w:r>
-      <w:r>
-        <w:rPr>
-          <w:rStyle w:val="FunctionTok"/>
-        </w:rPr>
-        <w:t xml:space="preserve">:</w:t>
-      </w:r>
-      <w:r>
-        <w:rPr>
-          <w:rStyle w:val="NormalTok"/>
-        </w:rPr>
-        <w:t xml:space="preserve"> </w:t>
-      </w:r>
-      <w:r>
-        <w:rPr>
-          <w:rStyle w:val="StringTok"/>
-        </w:rPr>
-        <w:t xml:space="preserve">"2000"</w:t>
-      </w:r>
-      <w:r>
-        <w:rPr>
-          <w:rStyle w:val="FunctionTok"/>
-        </w:rPr>
-        <w:t xml:space="preserve">,</w:t>
-      </w:r>
-      <w:r>
-        <w:br/>
-      </w:r>
-      <w:r>
-        <w:rPr>
-          <w:rStyle w:val="NormalTok"/>
-        </w:rPr>
-        <w:t xml:space="preserve">  </w:t>
-      </w:r>
-      <w:r>
-        <w:rPr>
-          <w:rStyle w:val="DataTypeTok"/>
-        </w:rPr>
-        <w:t xml:space="preserve">"authUrl"</w:t>
-      </w:r>
-      <w:r>
-        <w:rPr>
-          <w:rStyle w:val="FunctionTok"/>
-        </w:rPr>
-        <w:t xml:space="preserve">:</w:t>
-      </w:r>
-      <w:r>
-        <w:rPr>
-          <w:rStyle w:val="NormalTok"/>
-        </w:rPr>
-        <w:t xml:space="preserve"> </w:t>
-      </w:r>
-      <w:r>
-        <w:rPr>
-          <w:rStyle w:val="StringTok"/>
-        </w:rPr>
-        <w:t xml:space="preserve">"https://nice.checkplus.co.kr/..."</w:t>
-      </w:r>
-      <w:r>
-        <w:rPr>
-          <w:rStyle w:val="FunctionTok"/>
-        </w:rPr>
-        <w:t xml:space="preserve">,</w:t>
-      </w:r>
-      <w:r>
-        <w:br/>
-      </w:r>
-      <w:r>
-        <w:rPr>
-          <w:rStyle w:val="NormalTok"/>
-        </w:rPr>
-        <w:t xml:space="preserve">  </w:t>
-      </w:r>
-      <w:r>
-        <w:rPr>
-          <w:rStyle w:val="DataTypeTok"/>
-        </w:rPr>
-        <w:t xml:space="preserve">"requestNo"</w:t>
-      </w:r>
-      <w:r>
-        <w:rPr>
-          <w:rStyle w:val="FunctionTok"/>
-        </w:rPr>
-        <w:t xml:space="preserve">:</w:t>
-      </w:r>
-      <w:r>
-        <w:rPr>
-          <w:rStyle w:val="NormalTok"/>
-        </w:rPr>
-        <w:t xml:space="preserve"> </w:t>
-      </w:r>
-      <w:r>
-        <w:rPr>
-          <w:rStyle w:val="StringTok"/>
-        </w:rPr>
-        <w:t xml:space="preserve">"REQ_20260511123456abc123456789"</w:t>
-      </w:r>
-      <w:r>
-        <w:br/>
-      </w:r>
-      <w:r>
-        <w:rPr>
-          <w:rStyle w:val="FunctionTok"/>
-        </w:rPr>
-        <w:t xml:space="preserve">}</w:t>
-      </w:r>
-    </w:p>
-    <w:bookmarkEnd w:id="41"/>
-    <w:bookmarkStart w:id="42" w:name="팝업-오픈-및-nice-인증"/>
-    <w:p>
-      <w:pPr>
-        <w:pStyle w:val="Heading4"/>
-      </w:pPr>
-      <w:r>
-        <w:t xml:space="preserve">⑧ 팝업 오픈 및 NICE 인증</w:t>
-      </w:r>
-    </w:p>
-    <w:p>
-      <w:pPr>
-        <w:pStyle w:val="FirstParagraph"/>
-      </w:pPr>
-      <w:r>
-        <w:t xml:space="preserve">FE가</w:t>
-      </w:r>
-      <w:r>
-        <w:t xml:space="preserve"> </w:t>
-      </w:r>
-      <w:r>
-        <w:rPr>
-          <w:rStyle w:val="VerbatimChar"/>
-        </w:rPr>
-        <w:t xml:space="preserve">authUrl</w:t>
-      </w:r>
-      <w:r>
-        <w:t xml:space="preserve">로 팝업 창을 열고, 사용자가 NICE 표준창에서 휴대폰 본인인증을 완료한다.</w:t>
-      </w:r>
-    </w:p>
-    <w:bookmarkEnd w:id="42"/>
-    <w:bookmarkStart w:id="43" w:name="nice-팝업-완료-postmessage"/>
-    <w:p>
-      <w:pPr>
-        <w:pStyle w:val="Heading4"/>
-      </w:pPr>
-      <w:r>
-        <w:t xml:space="preserve">⑨~⑩ NICE 팝업 완료 → postMessage</w:t>
-      </w:r>
-    </w:p>
-    <w:p>
-      <w:pPr>
-        <w:pStyle w:val="FirstParagraph"/>
-      </w:pPr>
-      <w:r>
-        <w:t xml:space="preserve">NICE 팝업이 완료되면</w:t>
-      </w:r>
-      <w:r>
-        <w:t xml:space="preserve"> </w:t>
-      </w:r>
-      <w:r>
-        <w:rPr>
-          <w:rStyle w:val="VerbatimChar"/>
-        </w:rPr>
-        <w:t xml:space="preserve">window.opener.postMessage</w:t>
-      </w:r>
-      <w:r>
-        <w:t xml:space="preserve">로</w:t>
-      </w:r>
-      <w:r>
-        <w:t xml:space="preserve"> </w:t>
-      </w:r>
-      <w:r>
-        <w:rPr>
-          <w:rStyle w:val="VerbatimChar"/>
-        </w:rPr>
-        <w:t xml:space="preserve">web_transaction_id</w:t>
-      </w:r>
-      <w:r>
-        <w:t xml:space="preserve">를 전달한다.</w:t>
-      </w:r>
-    </w:p>
-    <w:bookmarkEnd w:id="43"/>
-    <w:bookmarkStart w:id="44" w:name="fe-ido-결과-조회"/>
-    <w:p>
-      <w:pPr>
-        <w:pStyle w:val="Heading4"/>
-      </w:pPr>
-      <w:r>
-        <w:t xml:space="preserve">⑪ FE → ido: 결과 조회</w:t>
-      </w:r>
-    </w:p>
-    <w:p>
-      <w:pPr>
-        <w:pStyle w:val="SourceCode"/>
-      </w:pPr>
-      <w:r>
-        <w:rPr>
-          <w:rStyle w:val="VerbatimChar"/>
-        </w:rPr>
-        <w:t xml:space="preserve">POST /api/v1/auth/nice/phone/result</w:t>
-      </w:r>
-      <w:r>
-        <w:br/>
-      </w:r>
-      <w:r>
-        <w:rPr>
-          <w:rStyle w:val="VerbatimChar"/>
-        </w:rPr>
-        <w:t xml:space="preserve">Content-Type: application/json</w:t>
-      </w:r>
-      <w:r>
-        <w:br/>
-      </w:r>
-      <w:r>
-        <w:br/>
-      </w:r>
-      <w:r>
-        <w:rPr>
-          <w:rStyle w:val="VerbatimChar"/>
-        </w:rPr>
-        <w:t xml:space="preserve">{</w:t>
-      </w:r>
-      <w:r>
-        <w:br/>
-      </w:r>
-      <w:r>
-        <w:rPr>
-          <w:rStyle w:val="VerbatimChar"/>
-        </w:rPr>
-        <w:t xml:space="preserve">  "web_transaction_id": "{web_txn_id}",</w:t>
-      </w:r>
-      <w:r>
-        <w:br/>
-      </w:r>
-      <w:r>
-        <w:rPr>
-          <w:rStyle w:val="VerbatimChar"/>
-        </w:rPr>
-        <w:t xml:space="preserve">  "request_no": "{requestNo}"</w:t>
-      </w:r>
-      <w:r>
-        <w:br/>
-      </w:r>
-      <w:r>
-        <w:rPr>
-          <w:rStyle w:val="VerbatimChar"/>
-        </w:rPr>
-        <w:t xml:space="preserve">}</w:t>
-      </w:r>
-    </w:p>
-    <w:bookmarkEnd w:id="44"/>
-    <w:bookmarkStart w:id="45" w:name="nice-결과-api-호출"/>
-    <w:p>
-      <w:pPr>
-        <w:pStyle w:val="Heading4"/>
-      </w:pPr>
-      <w:r>
-        <w:t xml:space="preserve">⑫~⑬ NICE 결과 API 호출</w:t>
-      </w:r>
-    </w:p>
-    <w:p>
-      <w:pPr>
-        <w:pStyle w:val="SourceCode"/>
-      </w:pPr>
-      <w:r>
-        <w:rPr>
-          <w:rStyle w:val="NormalTok"/>
-        </w:rPr>
-        <w:t xml:space="preserve">NiceAuthSession session </w:t>
-      </w:r>
-      <w:r>
-        <w:rPr>
-          <w:rStyle w:val="OperatorTok"/>
-        </w:rPr>
-        <w:t xml:space="preserve">=</w:t>
-      </w:r>
-      <w:r>
-        <w:rPr>
-          <w:rStyle w:val="NormalTok"/>
-        </w:rPr>
-        <w:t xml:space="preserve"> sessionStore</w:t>
-      </w:r>
-      <w:r>
-        <w:rPr>
-          <w:rStyle w:val="OperatorTok"/>
-        </w:rPr>
-        <w:t xml:space="preserve">.</w:t>
-      </w:r>
-      <w:r>
-        <w:rPr>
-          <w:rStyle w:val="FunctionTok"/>
-        </w:rPr>
-        <w:t xml:space="preserve">find</w:t>
-      </w:r>
-      <w:r>
-        <w:rPr>
-          <w:rStyle w:val="OperatorTok"/>
-        </w:rPr>
-        <w:t xml:space="preserve">(</w:t>
-      </w:r>
-      <w:r>
-        <w:rPr>
-          <w:rStyle w:val="NormalTok"/>
-        </w:rPr>
-        <w:t xml:space="preserve">requestNo</w:t>
-      </w:r>
-      <w:r>
-        <w:rPr>
-          <w:rStyle w:val="OperatorTok"/>
-        </w:rPr>
-        <w:t xml:space="preserve">);</w:t>
-      </w:r>
-      <w:r>
-        <w:br/>
-      </w:r>
-      <w:r>
-        <w:rPr>
-          <w:rStyle w:val="NormalTok"/>
-        </w:rPr>
-        <w:t xml:space="preserve">NiceResultApiResponse result </w:t>
-      </w:r>
-      <w:r>
-        <w:rPr>
-          <w:rStyle w:val="OperatorTok"/>
-        </w:rPr>
-        <w:t xml:space="preserve">=</w:t>
-      </w:r>
-      <w:r>
-        <w:rPr>
-          <w:rStyle w:val="NormalTok"/>
-        </w:rPr>
-        <w:t xml:space="preserve"> niceApiClient</w:t>
-      </w:r>
-      <w:r>
-        <w:rPr>
-          <w:rStyle w:val="OperatorTok"/>
-        </w:rPr>
-        <w:t xml:space="preserve">.</w:t>
-      </w:r>
-      <w:r>
-        <w:rPr>
-          <w:rStyle w:val="FunctionTok"/>
-        </w:rPr>
-        <w:t xml:space="preserve">requestAuthResult</w:t>
-      </w:r>
-      <w:r>
-        <w:rPr>
-          <w:rStyle w:val="OperatorTok"/>
-        </w:rPr>
-        <w:t xml:space="preserve">(</w:t>
-      </w:r>
-      <w:r>
-        <w:br/>
-      </w:r>
-      <w:r>
-        <w:rPr>
-          <w:rStyle w:val="NormalTok"/>
-        </w:rPr>
-        <w:t xml:space="preserve">    token</w:t>
-      </w:r>
-      <w:r>
-        <w:rPr>
-          <w:rStyle w:val="OperatorTok"/>
-        </w:rPr>
-        <w:t xml:space="preserve">,</w:t>
-      </w:r>
-      <w:r>
-        <w:rPr>
-          <w:rStyle w:val="NormalTok"/>
-        </w:rPr>
-        <w:t xml:space="preserve"> webTransactionId</w:t>
-      </w:r>
-      <w:r>
-        <w:rPr>
-          <w:rStyle w:val="OperatorTok"/>
-        </w:rPr>
-        <w:t xml:space="preserve">,</w:t>
-      </w:r>
-      <w:r>
-        <w:rPr>
-          <w:rStyle w:val="NormalTok"/>
-        </w:rPr>
-        <w:t xml:space="preserve"> session</w:t>
-      </w:r>
-      <w:r>
-        <w:rPr>
-          <w:rStyle w:val="OperatorTok"/>
-        </w:rPr>
-        <w:t xml:space="preserve">.</w:t>
-      </w:r>
-      <w:r>
-        <w:rPr>
-          <w:rStyle w:val="FunctionTok"/>
-        </w:rPr>
-        <w:t xml:space="preserve">transactionId</w:t>
-      </w:r>
-      <w:r>
-        <w:rPr>
-          <w:rStyle w:val="OperatorTok"/>
-        </w:rPr>
-        <w:t xml:space="preserve">(),</w:t>
-      </w:r>
-      <w:r>
-        <w:rPr>
-          <w:rStyle w:val="NormalTok"/>
-        </w:rPr>
-        <w:t xml:space="preserve"> session</w:t>
-      </w:r>
-      <w:r>
-        <w:rPr>
-          <w:rStyle w:val="OperatorTok"/>
-        </w:rPr>
-        <w:t xml:space="preserve">.</w:t>
-      </w:r>
-      <w:r>
-        <w:rPr>
-          <w:rStyle w:val="FunctionTok"/>
-        </w:rPr>
-        <w:t xml:space="preserve">requestNo</w:t>
-      </w:r>
-      <w:r>
-        <w:rPr>
-          <w:rStyle w:val="OperatorTok"/>
-        </w:rPr>
-        <w:t xml:space="preserve">());</w:t>
+        <w:t xml:space="preserve">// Q-IM POST /api/v1/internal/users/register</w:t>
       </w:r>
       <w:r>
         <w:br/>
@@ -5811,1110 +6574,20 @@
         <w:rPr>
           <w:rStyle w:val="CommentTok"/>
         </w:rPr>
-        <w:t xml:space="preserve">// 응답: { resultCode, encData, integrityValue }</w:t>
-      </w:r>
-    </w:p>
-    <w:bookmarkEnd w:id="45"/>
-    <w:bookmarkStart w:id="46" w:name="hmac-검증-aes-gcm-복호화"/>
-    <w:p>
-      <w:pPr>
-        <w:pStyle w:val="Heading4"/>
-      </w:pPr>
-      <w:r>
-        <w:t xml:space="preserve">⑭ HMAC 검증 + AES-GCM 복호화</w:t>
-      </w:r>
-    </w:p>
-    <w:p>
-      <w:pPr>
-        <w:pStyle w:val="FirstParagraph"/>
-      </w:pPr>
-      <w:r>
-        <w:rPr>
-          <w:rStyle w:val="VerbatimChar"/>
-        </w:rPr>
-        <w:t xml:space="preserve">NiceAuthService.decryptAndVerify()</w:t>
-      </w:r>
-      <w:r>
-        <w:t xml:space="preserve">:</w:t>
-      </w:r>
-    </w:p>
-    <w:p>
-      <w:pPr>
-        <w:pStyle w:val="SourceCode"/>
-      </w:pPr>
+        <w:t xml:space="preserve">// → SHA-256(CI) → identifierHash 계산 → 기존 사용자 조회 or 신규 생성</w:t>
+      </w:r>
+      <w:r>
+        <w:br/>
+      </w:r>
       <w:r>
         <w:rPr>
           <w:rStyle w:val="CommentTok"/>
         </w:rPr>
-        <w:t xml:space="preserve">// 1. PBKDF2WithHmacSHA256으로 키 파생 (ticket + transactionId + iterators)</w:t>
-      </w:r>
-      <w:r>
-        <w:br/>
-      </w:r>
-      <w:r>
-        <w:rPr>
-          <w:rStyle w:val="BuiltInTok"/>
-        </w:rPr>
-        <w:t xml:space="preserve">String</w:t>
-      </w:r>
-      <w:r>
-        <w:rPr>
-          <w:rStyle w:val="NormalTok"/>
-        </w:rPr>
-        <w:t xml:space="preserve"> keyString </w:t>
-      </w:r>
-      <w:r>
-        <w:rPr>
-          <w:rStyle w:val="OperatorTok"/>
-        </w:rPr>
-        <w:t xml:space="preserve">=</w:t>
-      </w:r>
-      <w:r>
-        <w:rPr>
-          <w:rStyle w:val="NormalTok"/>
-        </w:rPr>
-        <w:t xml:space="preserve"> NiceCryptoUtil</w:t>
-      </w:r>
-      <w:r>
-        <w:rPr>
-          <w:rStyle w:val="OperatorTok"/>
-        </w:rPr>
-        <w:t xml:space="preserve">.</w:t>
-      </w:r>
-      <w:r>
-        <w:rPr>
-          <w:rStyle w:val="FunctionTok"/>
-        </w:rPr>
-        <w:t xml:space="preserve">deriveKey</w:t>
-      </w:r>
-      <w:r>
-        <w:rPr>
-          <w:rStyle w:val="OperatorTok"/>
-        </w:rPr>
-        <w:t xml:space="preserve">(</w:t>
-      </w:r>
-      <w:r>
-        <w:rPr>
-          <w:rStyle w:val="NormalTok"/>
-        </w:rPr>
-        <w:t xml:space="preserve">token</w:t>
-      </w:r>
-      <w:r>
-        <w:rPr>
-          <w:rStyle w:val="OperatorTok"/>
-        </w:rPr>
-        <w:t xml:space="preserve">.</w:t>
-      </w:r>
-      <w:r>
-        <w:rPr>
-          <w:rStyle w:val="FunctionTok"/>
-        </w:rPr>
-        <w:t xml:space="preserve">ticket</w:t>
-      </w:r>
-      <w:r>
-        <w:rPr>
-          <w:rStyle w:val="OperatorTok"/>
-        </w:rPr>
-        <w:t xml:space="preserve">(),</w:t>
-      </w:r>
-      <w:r>
-        <w:rPr>
-          <w:rStyle w:val="NormalTok"/>
-        </w:rPr>
-        <w:t xml:space="preserve"> transactionId</w:t>
-      </w:r>
-      <w:r>
-        <w:rPr>
-          <w:rStyle w:val="OperatorTok"/>
-        </w:rPr>
-        <w:t xml:space="preserve">,</w:t>
-      </w:r>
-      <w:r>
-        <w:rPr>
-          <w:rStyle w:val="NormalTok"/>
-        </w:rPr>
-        <w:t xml:space="preserve"> token</w:t>
-      </w:r>
-      <w:r>
-        <w:rPr>
-          <w:rStyle w:val="OperatorTok"/>
-        </w:rPr>
-        <w:t xml:space="preserve">.</w:t>
-      </w:r>
-      <w:r>
-        <w:rPr>
-          <w:rStyle w:val="FunctionTok"/>
-        </w:rPr>
-        <w:t xml:space="preserve">iterators</w:t>
-      </w:r>
-      <w:r>
-        <w:rPr>
-          <w:rStyle w:val="OperatorTok"/>
-        </w:rPr>
-        <w:t xml:space="preserve">());</w:t>
-      </w:r>
-      <w:r>
-        <w:br/>
-      </w:r>
-      <w:r>
-        <w:br/>
-      </w:r>
-      <w:r>
-        <w:rPr>
-          <w:rStyle w:val="CommentTok"/>
-        </w:rPr>
-        <w:t xml:space="preserve">// 2. 키 분리 (AES 키: 0~31자, HMAC 키: 48~79자)</w:t>
-      </w:r>
-      <w:r>
-        <w:br/>
-      </w:r>
-      <w:r>
-        <w:rPr>
-          <w:rStyle w:val="DataTypeTok"/>
-        </w:rPr>
-        <w:t xml:space="preserve">byte</w:t>
-      </w:r>
-      <w:r>
-        <w:rPr>
-          <w:rStyle w:val="OperatorTok"/>
-        </w:rPr>
-        <w:t xml:space="preserve">[]</w:t>
-      </w:r>
-      <w:r>
-        <w:rPr>
-          <w:rStyle w:val="NormalTok"/>
-        </w:rPr>
-        <w:t xml:space="preserve"> aesKey </w:t>
-      </w:r>
-      <w:r>
-        <w:rPr>
-          <w:rStyle w:val="OperatorTok"/>
-        </w:rPr>
-        <w:t xml:space="preserve">=</w:t>
-      </w:r>
-      <w:r>
-        <w:rPr>
-          <w:rStyle w:val="NormalTok"/>
-        </w:rPr>
-        <w:t xml:space="preserve"> NiceCryptoUtil</w:t>
-      </w:r>
-      <w:r>
-        <w:rPr>
-          <w:rStyle w:val="OperatorTok"/>
-        </w:rPr>
-        <w:t xml:space="preserve">.</w:t>
-      </w:r>
-      <w:r>
-        <w:rPr>
-          <w:rStyle w:val="FunctionTok"/>
-        </w:rPr>
-        <w:t xml:space="preserve">extractAesKey</w:t>
-      </w:r>
-      <w:r>
-        <w:rPr>
-          <w:rStyle w:val="OperatorTok"/>
-        </w:rPr>
-        <w:t xml:space="preserve">(</w:t>
-      </w:r>
-      <w:r>
-        <w:rPr>
-          <w:rStyle w:val="NormalTok"/>
-        </w:rPr>
-        <w:t xml:space="preserve">keyString</w:t>
-      </w:r>
-      <w:r>
-        <w:rPr>
-          <w:rStyle w:val="OperatorTok"/>
-        </w:rPr>
-        <w:t xml:space="preserve">);</w:t>
-      </w:r>
-      <w:r>
-        <w:br/>
-      </w:r>
-      <w:r>
-        <w:rPr>
-          <w:rStyle w:val="BuiltInTok"/>
-        </w:rPr>
-        <w:t xml:space="preserve">String</w:t>
-      </w:r>
-      <w:r>
-        <w:rPr>
-          <w:rStyle w:val="NormalTok"/>
-        </w:rPr>
-        <w:t xml:space="preserve"> hmacKey </w:t>
-      </w:r>
-      <w:r>
-        <w:rPr>
-          <w:rStyle w:val="OperatorTok"/>
-        </w:rPr>
-        <w:t xml:space="preserve">=</w:t>
-      </w:r>
-      <w:r>
-        <w:rPr>
-          <w:rStyle w:val="NormalTok"/>
-        </w:rPr>
-        <w:t xml:space="preserve"> NiceCryptoUtil</w:t>
-      </w:r>
-      <w:r>
-        <w:rPr>
-          <w:rStyle w:val="OperatorTok"/>
-        </w:rPr>
-        <w:t xml:space="preserve">.</w:t>
-      </w:r>
-      <w:r>
-        <w:rPr>
-          <w:rStyle w:val="FunctionTok"/>
-        </w:rPr>
-        <w:t xml:space="preserve">extractHmacKey</w:t>
-      </w:r>
-      <w:r>
-        <w:rPr>
-          <w:rStyle w:val="OperatorTok"/>
-        </w:rPr>
-        <w:t xml:space="preserve">(</w:t>
-      </w:r>
-      <w:r>
-        <w:rPr>
-          <w:rStyle w:val="NormalTok"/>
-        </w:rPr>
-        <w:t xml:space="preserve">keyString</w:t>
-      </w:r>
-      <w:r>
-        <w:rPr>
-          <w:rStyle w:val="OperatorTok"/>
-        </w:rPr>
-        <w:t xml:space="preserve">);</w:t>
-      </w:r>
-      <w:r>
-        <w:br/>
-      </w:r>
-      <w:r>
-        <w:br/>
-      </w:r>
-      <w:r>
-        <w:rPr>
-          <w:rStyle w:val="CommentTok"/>
-        </w:rPr>
-        <w:t xml:space="preserve">// 3. HMAC-SHA256 무결성 검증</w:t>
-      </w:r>
-      <w:r>
-        <w:br/>
-      </w:r>
-      <w:r>
-        <w:rPr>
-          <w:rStyle w:val="BuiltInTok"/>
-        </w:rPr>
-        <w:t xml:space="preserve">String</w:t>
-      </w:r>
-      <w:r>
-        <w:rPr>
-          <w:rStyle w:val="NormalTok"/>
-        </w:rPr>
-        <w:t xml:space="preserve"> calculated </w:t>
-      </w:r>
-      <w:r>
-        <w:rPr>
-          <w:rStyle w:val="OperatorTok"/>
-        </w:rPr>
-        <w:t xml:space="preserve">=</w:t>
-      </w:r>
-      <w:r>
-        <w:rPr>
-          <w:rStyle w:val="NormalTok"/>
-        </w:rPr>
-        <w:t xml:space="preserve"> NiceCryptoUtil</w:t>
-      </w:r>
-      <w:r>
-        <w:rPr>
-          <w:rStyle w:val="OperatorTok"/>
-        </w:rPr>
-        <w:t xml:space="preserve">.</w:t>
-      </w:r>
-      <w:r>
-        <w:rPr>
-          <w:rStyle w:val="FunctionTok"/>
-        </w:rPr>
-        <w:t xml:space="preserve">hmacSha256Base64Url</w:t>
-      </w:r>
-      <w:r>
-        <w:rPr>
-          <w:rStyle w:val="OperatorTok"/>
-        </w:rPr>
-        <w:t xml:space="preserve">(</w:t>
-      </w:r>
-      <w:r>
-        <w:rPr>
-          <w:rStyle w:val="NormalTok"/>
-        </w:rPr>
-        <w:t xml:space="preserve">response</w:t>
-      </w:r>
-      <w:r>
-        <w:rPr>
-          <w:rStyle w:val="OperatorTok"/>
-        </w:rPr>
-        <w:t xml:space="preserve">.</w:t>
-      </w:r>
-      <w:r>
-        <w:rPr>
-          <w:rStyle w:val="FunctionTok"/>
-        </w:rPr>
-        <w:t xml:space="preserve">getEncData</w:t>
-      </w:r>
-      <w:r>
-        <w:rPr>
-          <w:rStyle w:val="OperatorTok"/>
-        </w:rPr>
-        <w:t xml:space="preserve">(),</w:t>
-      </w:r>
-      <w:r>
-        <w:rPr>
-          <w:rStyle w:val="NormalTok"/>
-        </w:rPr>
-        <w:t xml:space="preserve"> hmacKey</w:t>
-      </w:r>
-      <w:r>
-        <w:rPr>
-          <w:rStyle w:val="OperatorTok"/>
-        </w:rPr>
-        <w:t xml:space="preserve">);</w:t>
-      </w:r>
-      <w:r>
-        <w:br/>
-      </w:r>
-      <w:r>
-        <w:rPr>
-          <w:rStyle w:val="ControlFlowTok"/>
-        </w:rPr>
-        <w:t xml:space="preserve">if</w:t>
-      </w:r>
-      <w:r>
-        <w:rPr>
-          <w:rStyle w:val="NormalTok"/>
-        </w:rPr>
-        <w:t xml:space="preserve"> </w:t>
-      </w:r>
-      <w:r>
-        <w:rPr>
-          <w:rStyle w:val="OperatorTok"/>
-        </w:rPr>
-        <w:t xml:space="preserve">(!</w:t>
-      </w:r>
-      <w:r>
-        <w:rPr>
-          <w:rStyle w:val="NormalTok"/>
-        </w:rPr>
-        <w:t xml:space="preserve">calculated</w:t>
-      </w:r>
-      <w:r>
-        <w:rPr>
-          <w:rStyle w:val="OperatorTok"/>
-        </w:rPr>
-        <w:t xml:space="preserve">.</w:t>
-      </w:r>
-      <w:r>
-        <w:rPr>
-          <w:rStyle w:val="FunctionTok"/>
-        </w:rPr>
-        <w:t xml:space="preserve">equals</w:t>
-      </w:r>
-      <w:r>
-        <w:rPr>
-          <w:rStyle w:val="OperatorTok"/>
-        </w:rPr>
-        <w:t xml:space="preserve">(</w:t>
-      </w:r>
-      <w:r>
-        <w:rPr>
-          <w:rStyle w:val="NormalTok"/>
-        </w:rPr>
-        <w:t xml:space="preserve">response</w:t>
-      </w:r>
-      <w:r>
-        <w:rPr>
-          <w:rStyle w:val="OperatorTok"/>
-        </w:rPr>
-        <w:t xml:space="preserve">.</w:t>
-      </w:r>
-      <w:r>
-        <w:rPr>
-          <w:rStyle w:val="FunctionTok"/>
-        </w:rPr>
-        <w:t xml:space="preserve">getIntegrityValue</w:t>
-      </w:r>
-      <w:r>
-        <w:rPr>
-          <w:rStyle w:val="OperatorTok"/>
-        </w:rPr>
-        <w:t xml:space="preserve">()))</w:t>
-      </w:r>
-      <w:r>
-        <w:rPr>
-          <w:rStyle w:val="NormalTok"/>
-        </w:rPr>
-        <w:t xml:space="preserve"> </w:t>
-      </w:r>
-      <w:r>
-        <w:rPr>
-          <w:rStyle w:val="ControlFlowTok"/>
-        </w:rPr>
-        <w:t xml:space="preserve">throw</w:t>
-      </w:r>
-      <w:r>
-        <w:rPr>
-          <w:rStyle w:val="NormalTok"/>
-        </w:rPr>
-        <w:t xml:space="preserve"> </w:t>
-      </w:r>
-      <w:r>
-        <w:rPr>
-          <w:rStyle w:val="KeywordTok"/>
-        </w:rPr>
-        <w:t xml:space="preserve">new</w:t>
-      </w:r>
-      <w:r>
-        <w:rPr>
-          <w:rStyle w:val="NormalTok"/>
-        </w:rPr>
-        <w:t xml:space="preserve"> </w:t>
-      </w:r>
-      <w:r>
-        <w:rPr>
-          <w:rStyle w:val="FunctionTok"/>
-        </w:rPr>
-        <w:t xml:space="preserve">DataIntegrityException</w:t>
-      </w:r>
-      <w:r>
-        <w:rPr>
-          <w:rStyle w:val="OperatorTok"/>
-        </w:rPr>
-        <w:t xml:space="preserve">();</w:t>
-      </w:r>
-      <w:r>
-        <w:br/>
-      </w:r>
-      <w:r>
-        <w:br/>
-      </w:r>
-      <w:r>
-        <w:rPr>
-          <w:rStyle w:val="CommentTok"/>
-        </w:rPr>
-        <w:t xml:space="preserve">// 4. AES-256-GCM 복호화</w:t>
-      </w:r>
-      <w:r>
-        <w:br/>
-      </w:r>
-      <w:r>
-        <w:rPr>
-          <w:rStyle w:val="BuiltInTok"/>
-        </w:rPr>
-        <w:t xml:space="preserve">String</w:t>
-      </w:r>
-      <w:r>
-        <w:rPr>
-          <w:rStyle w:val="NormalTok"/>
-        </w:rPr>
-        <w:t xml:space="preserve"> decrypted </w:t>
-      </w:r>
-      <w:r>
-        <w:rPr>
-          <w:rStyle w:val="OperatorTok"/>
-        </w:rPr>
-        <w:t xml:space="preserve">=</w:t>
-      </w:r>
-      <w:r>
-        <w:rPr>
-          <w:rStyle w:val="NormalTok"/>
-        </w:rPr>
-        <w:t xml:space="preserve"> NiceCryptoUtil</w:t>
-      </w:r>
-      <w:r>
-        <w:rPr>
-          <w:rStyle w:val="OperatorTok"/>
-        </w:rPr>
-        <w:t xml:space="preserve">.</w:t>
-      </w:r>
-      <w:r>
-        <w:rPr>
-          <w:rStyle w:val="FunctionTok"/>
-        </w:rPr>
-        <w:t xml:space="preserve">aesGcmDecrypt</w:t>
-      </w:r>
-      <w:r>
-        <w:rPr>
-          <w:rStyle w:val="OperatorTok"/>
-        </w:rPr>
-        <w:t xml:space="preserve">(</w:t>
-      </w:r>
-      <w:r>
-        <w:rPr>
-          <w:rStyle w:val="NormalTok"/>
-        </w:rPr>
-        <w:t xml:space="preserve">aesKey</w:t>
-      </w:r>
-      <w:r>
-        <w:rPr>
-          <w:rStyle w:val="OperatorTok"/>
-        </w:rPr>
-        <w:t xml:space="preserve">,</w:t>
-      </w:r>
-      <w:r>
-        <w:rPr>
-          <w:rStyle w:val="NormalTok"/>
-        </w:rPr>
-        <w:t xml:space="preserve"> response</w:t>
-      </w:r>
-      <w:r>
-        <w:rPr>
-          <w:rStyle w:val="OperatorTok"/>
-        </w:rPr>
-        <w:t xml:space="preserve">.</w:t>
-      </w:r>
-      <w:r>
-        <w:rPr>
-          <w:rStyle w:val="FunctionTok"/>
-        </w:rPr>
-        <w:t xml:space="preserve">getEncData</w:t>
-      </w:r>
-      <w:r>
-        <w:rPr>
-          <w:rStyle w:val="OperatorTok"/>
-        </w:rPr>
-        <w:t xml:space="preserve">());</w:t>
-      </w:r>
-      <w:r>
-        <w:br/>
-      </w:r>
-      <w:r>
-        <w:rPr>
-          <w:rStyle w:val="BuiltInTok"/>
-        </w:rPr>
-        <w:t xml:space="preserve">Map</w:t>
-      </w:r>
-      <w:r>
-        <w:rPr>
-          <w:rStyle w:val="OperatorTok"/>
-        </w:rPr>
-        <w:t xml:space="preserve">&lt;</w:t>
-      </w:r>
-      <w:r>
-        <w:rPr>
-          <w:rStyle w:val="BuiltInTok"/>
-        </w:rPr>
-        <w:t xml:space="preserve">String</w:t>
-      </w:r>
-      <w:r>
-        <w:rPr>
-          <w:rStyle w:val="OperatorTok"/>
-        </w:rPr>
-        <w:t xml:space="preserve">,</w:t>
-      </w:r>
-      <w:r>
-        <w:rPr>
-          <w:rStyle w:val="NormalTok"/>
-        </w:rPr>
-        <w:t xml:space="preserve"> </w:t>
-      </w:r>
-      <w:r>
-        <w:rPr>
-          <w:rStyle w:val="BuiltInTok"/>
-        </w:rPr>
-        <w:t xml:space="preserve">Object</w:t>
-      </w:r>
-      <w:r>
-        <w:rPr>
-          <w:rStyle w:val="OperatorTok"/>
-        </w:rPr>
-        <w:t xml:space="preserve">&gt;</w:t>
-      </w:r>
-      <w:r>
-        <w:rPr>
-          <w:rStyle w:val="NormalTok"/>
-        </w:rPr>
-        <w:t xml:space="preserve"> resultMap </w:t>
-      </w:r>
-      <w:r>
-        <w:rPr>
-          <w:rStyle w:val="OperatorTok"/>
-        </w:rPr>
-        <w:t xml:space="preserve">=</w:t>
-      </w:r>
-      <w:r>
-        <w:rPr>
-          <w:rStyle w:val="NormalTok"/>
-        </w:rPr>
-        <w:t xml:space="preserve"> objectMapper</w:t>
-      </w:r>
-      <w:r>
-        <w:rPr>
-          <w:rStyle w:val="OperatorTok"/>
-        </w:rPr>
-        <w:t xml:space="preserve">.</w:t>
-      </w:r>
-      <w:r>
-        <w:rPr>
-          <w:rStyle w:val="FunctionTok"/>
-        </w:rPr>
-        <w:t xml:space="preserve">readValue</w:t>
-      </w:r>
-      <w:r>
-        <w:rPr>
-          <w:rStyle w:val="OperatorTok"/>
-        </w:rPr>
-        <w:t xml:space="preserve">(</w:t>
-      </w:r>
-      <w:r>
-        <w:rPr>
-          <w:rStyle w:val="NormalTok"/>
-        </w:rPr>
-        <w:t xml:space="preserve">decrypted</w:t>
-      </w:r>
-      <w:r>
-        <w:rPr>
-          <w:rStyle w:val="OperatorTok"/>
-        </w:rPr>
-        <w:t xml:space="preserve">,</w:t>
-      </w:r>
-      <w:r>
-        <w:rPr>
-          <w:rStyle w:val="NormalTok"/>
-        </w:rPr>
-        <w:t xml:space="preserve"> </w:t>
-      </w:r>
-      <w:r>
-        <w:rPr>
-          <w:rStyle w:val="KeywordTok"/>
-        </w:rPr>
-        <w:t xml:space="preserve">...</w:t>
-      </w:r>
-      <w:r>
-        <w:rPr>
-          <w:rStyle w:val="OperatorTok"/>
-        </w:rPr>
-        <w:t xml:space="preserve">);</w:t>
-      </w:r>
-    </w:p>
-    <w:p>
-      <w:pPr>
-        <w:pStyle w:val="FirstParagraph"/>
-      </w:pPr>
-      <w:r>
-        <w:t xml:space="preserve">복호화 결과 필드:</w:t>
-      </w:r>
-      <w:r>
-        <w:t xml:space="preserve"> </w:t>
-      </w:r>
-      <w:r>
-        <w:rPr>
-          <w:rStyle w:val="VerbatimChar"/>
-        </w:rPr>
-        <w:t xml:space="preserve">{ name, birthdate, gender, national_info, ci, di, mobile_co, mobile_no }</w:t>
-      </w:r>
-    </w:p>
-    <w:bookmarkEnd w:id="46"/>
-    <w:bookmarkStart w:id="47" w:name="ci-q-im-등록-s7-t6"/>
-    <w:p>
-      <w:pPr>
-        <w:pStyle w:val="Heading4"/>
-      </w:pPr>
-      <w:r>
-        <w:t xml:space="preserve">⑮~⑯ CI → Q-IM 등록 (S7-T6)</w:t>
-      </w:r>
-    </w:p>
-    <w:p>
-      <w:pPr>
-        <w:pStyle w:val="SourceCode"/>
-      </w:pPr>
-      <w:r>
-        <w:rPr>
-          <w:rStyle w:val="CommentTok"/>
-        </w:rPr>
-        <w:t xml:space="preserve">// CI는 Q3=B 결정에 의해 FE 미반환 — Q-IM에만 전달</w:t>
-      </w:r>
-      <w:r>
-        <w:br/>
-      </w:r>
-      <w:r>
-        <w:rPr>
-          <w:rStyle w:val="BuiltInTok"/>
-        </w:rPr>
-        <w:t xml:space="preserve">String</w:t>
-      </w:r>
-      <w:r>
-        <w:rPr>
-          <w:rStyle w:val="NormalTok"/>
-        </w:rPr>
-        <w:t xml:space="preserve"> ci </w:t>
-      </w:r>
-      <w:r>
-        <w:rPr>
-          <w:rStyle w:val="OperatorTok"/>
-        </w:rPr>
-        <w:t xml:space="preserve">=</w:t>
-      </w:r>
-      <w:r>
-        <w:rPr>
-          <w:rStyle w:val="NormalTok"/>
-        </w:rPr>
-        <w:t xml:space="preserve"> </w:t>
-      </w:r>
-      <w:r>
-        <w:rPr>
-          <w:rStyle w:val="OperatorTok"/>
-        </w:rPr>
-        <w:t xml:space="preserve">(</w:t>
-      </w:r>
-      <w:r>
-        <w:rPr>
-          <w:rStyle w:val="BuiltInTok"/>
-        </w:rPr>
-        <w:t xml:space="preserve">String</w:t>
-      </w:r>
-      <w:r>
-        <w:rPr>
-          <w:rStyle w:val="OperatorTok"/>
-        </w:rPr>
-        <w:t xml:space="preserve">)</w:t>
-      </w:r>
-      <w:r>
-        <w:rPr>
-          <w:rStyle w:val="NormalTok"/>
-        </w:rPr>
-        <w:t xml:space="preserve"> resultMap</w:t>
-      </w:r>
-      <w:r>
-        <w:rPr>
-          <w:rStyle w:val="OperatorTok"/>
-        </w:rPr>
-        <w:t xml:space="preserve">.</w:t>
-      </w:r>
-      <w:r>
-        <w:rPr>
-          <w:rStyle w:val="FunctionTok"/>
-        </w:rPr>
-        <w:t xml:space="preserve">get</w:t>
-      </w:r>
-      <w:r>
-        <w:rPr>
-          <w:rStyle w:val="OperatorTok"/>
-        </w:rPr>
-        <w:t xml:space="preserve">(</w:t>
-      </w:r>
-      <w:r>
-        <w:rPr>
-          <w:rStyle w:val="StringTok"/>
-        </w:rPr>
-        <w:t xml:space="preserve">"ci"</w:t>
-      </w:r>
-      <w:r>
-        <w:rPr>
-          <w:rStyle w:val="OperatorTok"/>
-        </w:rPr>
-        <w:t xml:space="preserve">);</w:t>
-      </w:r>
-      <w:r>
-        <w:br/>
-      </w:r>
-      <w:r>
-        <w:rPr>
-          <w:rStyle w:val="NormalTok"/>
-        </w:rPr>
-        <w:t xml:space="preserve">AuthResult authResult </w:t>
-      </w:r>
-      <w:r>
-        <w:rPr>
-          <w:rStyle w:val="OperatorTok"/>
-        </w:rPr>
-        <w:t xml:space="preserve">=</w:t>
-      </w:r>
-      <w:r>
-        <w:rPr>
-          <w:rStyle w:val="NormalTok"/>
-        </w:rPr>
-        <w:t xml:space="preserve"> AuthResult</w:t>
-      </w:r>
-      <w:r>
-        <w:rPr>
-          <w:rStyle w:val="OperatorTok"/>
-        </w:rPr>
-        <w:t xml:space="preserve">.</w:t>
-      </w:r>
-      <w:r>
-        <w:rPr>
-          <w:rStyle w:val="FunctionTok"/>
-        </w:rPr>
-        <w:t xml:space="preserve">builder</w:t>
-      </w:r>
-      <w:r>
-        <w:rPr>
-          <w:rStyle w:val="OperatorTok"/>
-        </w:rPr>
-        <w:t xml:space="preserve">()</w:t>
-      </w:r>
-      <w:r>
-        <w:br/>
-      </w:r>
-      <w:r>
-        <w:rPr>
-          <w:rStyle w:val="NormalTok"/>
-        </w:rPr>
-        <w:t xml:space="preserve">    </w:t>
-      </w:r>
-      <w:r>
-        <w:rPr>
-          <w:rStyle w:val="OperatorTok"/>
-        </w:rPr>
-        <w:t xml:space="preserve">.</w:t>
-      </w:r>
-      <w:r>
-        <w:rPr>
-          <w:rStyle w:val="FunctionTok"/>
-        </w:rPr>
-        <w:t xml:space="preserve">ci</w:t>
-      </w:r>
-      <w:r>
-        <w:rPr>
-          <w:rStyle w:val="OperatorTok"/>
-        </w:rPr>
-        <w:t xml:space="preserve">(</w:t>
-      </w:r>
-      <w:r>
-        <w:rPr>
-          <w:rStyle w:val="NormalTok"/>
-        </w:rPr>
-        <w:t xml:space="preserve">ci</w:t>
-      </w:r>
-      <w:r>
-        <w:rPr>
-          <w:rStyle w:val="OperatorTok"/>
-        </w:rPr>
-        <w:t xml:space="preserve">).</w:t>
-      </w:r>
-      <w:r>
-        <w:rPr>
-          <w:rStyle w:val="FunctionTok"/>
-        </w:rPr>
-        <w:t xml:space="preserve">di</w:t>
-      </w:r>
-      <w:r>
-        <w:rPr>
-          <w:rStyle w:val="OperatorTok"/>
-        </w:rPr>
-        <w:t xml:space="preserve">(</w:t>
-      </w:r>
-      <w:r>
-        <w:rPr>
-          <w:rStyle w:val="KeywordTok"/>
-        </w:rPr>
-        <w:t xml:space="preserve">...</w:t>
-      </w:r>
-      <w:r>
-        <w:rPr>
-          <w:rStyle w:val="OperatorTok"/>
-        </w:rPr>
-        <w:t xml:space="preserve">).</w:t>
-      </w:r>
-      <w:r>
-        <w:rPr>
-          <w:rStyle w:val="FunctionTok"/>
-        </w:rPr>
-        <w:t xml:space="preserve">name</w:t>
-      </w:r>
-      <w:r>
-        <w:rPr>
-          <w:rStyle w:val="OperatorTok"/>
-        </w:rPr>
-        <w:t xml:space="preserve">(</w:t>
-      </w:r>
-      <w:r>
-        <w:rPr>
-          <w:rStyle w:val="KeywordTok"/>
-        </w:rPr>
-        <w:t xml:space="preserve">...</w:t>
-      </w:r>
-      <w:r>
-        <w:rPr>
-          <w:rStyle w:val="OperatorTok"/>
-        </w:rPr>
-        <w:t xml:space="preserve">).</w:t>
-      </w:r>
-      <w:r>
-        <w:rPr>
-          <w:rStyle w:val="FunctionTok"/>
-        </w:rPr>
-        <w:t xml:space="preserve">birthday</w:t>
-      </w:r>
-      <w:r>
-        <w:rPr>
-          <w:rStyle w:val="OperatorTok"/>
-        </w:rPr>
-        <w:t xml:space="preserve">(</w:t>
-      </w:r>
-      <w:r>
-        <w:rPr>
-          <w:rStyle w:val="KeywordTok"/>
-        </w:rPr>
-        <w:t xml:space="preserve">...</w:t>
-      </w:r>
-      <w:r>
-        <w:rPr>
-          <w:rStyle w:val="OperatorTok"/>
-        </w:rPr>
-        <w:t xml:space="preserve">).</w:t>
-      </w:r>
-      <w:r>
-        <w:rPr>
-          <w:rStyle w:val="FunctionTok"/>
-        </w:rPr>
-        <w:t xml:space="preserve">gender</w:t>
-      </w:r>
-      <w:r>
-        <w:rPr>
-          <w:rStyle w:val="OperatorTok"/>
-        </w:rPr>
-        <w:t xml:space="preserve">(</w:t>
-      </w:r>
-      <w:r>
-        <w:rPr>
-          <w:rStyle w:val="KeywordTok"/>
-        </w:rPr>
-        <w:t xml:space="preserve">...</w:t>
-      </w:r>
-      <w:r>
-        <w:rPr>
-          <w:rStyle w:val="OperatorTok"/>
-        </w:rPr>
-        <w:t xml:space="preserve">).</w:t>
-      </w:r>
-      <w:r>
-        <w:rPr>
-          <w:rStyle w:val="FunctionTok"/>
-        </w:rPr>
-        <w:t xml:space="preserve">mobile</w:t>
-      </w:r>
-      <w:r>
-        <w:rPr>
-          <w:rStyle w:val="OperatorTok"/>
-        </w:rPr>
-        <w:t xml:space="preserve">(</w:t>
-      </w:r>
-      <w:r>
-        <w:rPr>
-          <w:rStyle w:val="KeywordTok"/>
-        </w:rPr>
-        <w:t xml:space="preserve">...</w:t>
-      </w:r>
-      <w:r>
-        <w:rPr>
-          <w:rStyle w:val="OperatorTok"/>
-        </w:rPr>
-        <w:t xml:space="preserve">).</w:t>
-      </w:r>
-      <w:r>
-        <w:rPr>
-          <w:rStyle w:val="FunctionTok"/>
-        </w:rPr>
-        <w:t xml:space="preserve">build</w:t>
-      </w:r>
-      <w:r>
-        <w:rPr>
-          <w:rStyle w:val="OperatorTok"/>
-        </w:rPr>
-        <w:t xml:space="preserve">();</w:t>
-      </w:r>
-      <w:r>
-        <w:br/>
-      </w:r>
-      <w:r>
-        <w:rPr>
-          <w:rStyle w:val="NormalTok"/>
-        </w:rPr>
-        <w:t xml:space="preserve">QimRegisterResponse registerResult </w:t>
-      </w:r>
-      <w:r>
-        <w:rPr>
-          <w:rStyle w:val="OperatorTok"/>
-        </w:rPr>
-        <w:t xml:space="preserve">=</w:t>
-      </w:r>
-      <w:r>
-        <w:rPr>
-          <w:rStyle w:val="NormalTok"/>
-        </w:rPr>
-        <w:t xml:space="preserve"> imApiOutPort</w:t>
-      </w:r>
-      <w:r>
-        <w:rPr>
-          <w:rStyle w:val="OperatorTok"/>
-        </w:rPr>
-        <w:t xml:space="preserve">.</w:t>
-      </w:r>
-      <w:r>
-        <w:rPr>
-          <w:rStyle w:val="FunctionTok"/>
-        </w:rPr>
-        <w:t xml:space="preserve">register</w:t>
-      </w:r>
-      <w:r>
-        <w:rPr>
-          <w:rStyle w:val="OperatorTok"/>
-        </w:rPr>
-        <w:t xml:space="preserve">(</w:t>
-      </w:r>
-      <w:r>
-        <w:rPr>
-          <w:rStyle w:val="NormalTok"/>
-        </w:rPr>
-        <w:t xml:space="preserve">authResult</w:t>
-      </w:r>
-      <w:r>
-        <w:rPr>
-          <w:rStyle w:val="OperatorTok"/>
-        </w:rPr>
-        <w:t xml:space="preserve">,</w:t>
-      </w:r>
-      <w:r>
-        <w:rPr>
-          <w:rStyle w:val="NormalTok"/>
-        </w:rPr>
-        <w:t xml:space="preserve"> correlationId</w:t>
-      </w:r>
-      <w:r>
-        <w:rPr>
-          <w:rStyle w:val="OperatorTok"/>
-        </w:rPr>
-        <w:t xml:space="preserve">);</w:t>
-      </w:r>
-      <w:r>
-        <w:br/>
-      </w:r>
-      <w:r>
-        <w:rPr>
-          <w:rStyle w:val="CommentTok"/>
-        </w:rPr>
-        <w:t xml:space="preserve">// Q-IM POST /api/v1/internal/users/register</w:t>
-      </w:r>
-      <w:r>
-        <w:br/>
-      </w:r>
-      <w:r>
-        <w:rPr>
-          <w:rStyle w:val="CommentTok"/>
-        </w:rPr>
-        <w:t xml:space="preserve">// → SHA-256(CI) → identifierHash 계산 → 기존 사용자 조회 or 신규 생성</w:t>
-      </w:r>
-      <w:r>
-        <w:br/>
-      </w:r>
-      <w:r>
-        <w:rPr>
-          <w:rStyle w:val="CommentTok"/>
-        </w:rPr>
         <w:t xml:space="preserve">// → qimUserId 반환</w:t>
       </w:r>
     </w:p>
     <w:bookmarkEnd w:id="47"/>
-    <w:bookmarkStart w:id="48" w:name="fe-응답-ci-제외-q3b"/>
+    <w:bookmarkStart w:id="48" w:name="X60213372e63b110d7ad549d6188a58dfe1caf53"/>
     <w:p>
       <w:pPr>
         <w:pStyle w:val="Heading4"/>
@@ -7316,7 +6989,7 @@
       </w:r>
     </w:p>
     <w:bookmarkEnd w:id="48"/>
-    <w:bookmarkStart w:id="49" w:name="fe-encci-수신-후-form-자동-post"/>
+    <w:bookmarkStart w:id="49" w:name="X735995fccac33e8b169852bccf1e0a3fe0340c0"/>
     <w:p>
       <w:pPr>
         <w:pStyle w:val="Heading4"/>
@@ -7478,7 +7151,7 @@
     <w:bookmarkEnd w:id="49"/>
     <w:bookmarkEnd w:id="50"/>
     <w:bookmarkEnd w:id="51"/>
-    <w:bookmarkStart w:id="54" w:name="c.-개인회원-oacx-간편인증서-로그인-흐름"/>
+    <w:bookmarkStart w:id="54" w:name="X4b1a399778d20a6b4757b3acbc44423e88a7fd9"/>
     <w:p>
       <w:pPr>
         <w:pStyle w:val="Heading2"/>
@@ -7487,7 +7160,7 @@
         <w:t xml:space="preserve">5. C. 개인회원 OACX 간편인증서 로그인 흐름</w:t>
       </w:r>
     </w:p>
-    <w:bookmarkStart w:id="52" w:name="전체-시퀀스-2"/>
+    <w:bookmarkStart w:id="52" w:name="Xd3d5be2e99de7e8b6a9ca5f5087e9aaab2f4a47"/>
     <w:p>
       <w:pPr>
         <w:pStyle w:val="Heading3"/>
@@ -7504,326 +7177,206 @@
         <w:rPr>
           <w:rStyle w:val="VerbatimChar"/>
         </w:rPr>
-        <w:t xml:space="preserve">[사용자]   [FE]       [ido: /auth/oacx]    [OACX 서버]    [q-im]</w:t>
-      </w:r>
-      <w:r>
-        <w:br/>
-      </w:r>
-      <w:r>
-        <w:rPr>
-          <w:rStyle w:val="VerbatimChar"/>
-        </w:rPr>
-        <w:t xml:space="preserve">   │         │                │                  │             │</w:t>
-      </w:r>
-      <w:r>
-        <w:br/>
-      </w:r>
-      <w:r>
-        <w:rPr>
-          <w:rStyle w:val="VerbatimChar"/>
-        </w:rPr>
-        <w:t xml:space="preserve">   │ 간편인증 │                │                  │             │</w:t>
-      </w:r>
-      <w:r>
-        <w:br/>
-      </w:r>
-      <w:r>
-        <w:rPr>
-          <w:rStyle w:val="VerbatimChar"/>
-        </w:rPr>
-        <w:t xml:space="preserve">   │ 클릭    │                │                  │             │</w:t>
-      </w:r>
-      <w:r>
-        <w:br/>
-      </w:r>
-      <w:r>
-        <w:rPr>
-          <w:rStyle w:val="VerbatimChar"/>
-        </w:rPr>
-        <w:t xml:space="preserve">   ├────────→│                │                  │             │</w:t>
-      </w:r>
-      <w:r>
-        <w:br/>
-      </w:r>
-      <w:r>
-        <w:rPr>
-          <w:rStyle w:val="VerbatimChar"/>
-        </w:rPr>
-        <w:t xml:space="preserve">   │         │ ① POST /oacx/access-info          │             │</w:t>
-      </w:r>
-      <w:r>
-        <w:br/>
-      </w:r>
-      <w:r>
-        <w:rPr>
-          <w:rStyle w:val="VerbatimChar"/>
-        </w:rPr>
-        <w:t xml:space="preserve">   │         │─────────────────→                 │             │</w:t>
-      </w:r>
-      <w:r>
-        <w:br/>
-      </w:r>
-      <w:r>
-        <w:rPr>
-          <w:rStyle w:val="VerbatimChar"/>
-        </w:rPr>
-        <w:t xml:space="preserve">   │         │                │ ② OACX.getAccessInfo()        │</w:t>
-      </w:r>
-      <w:r>
-        <w:br/>
-      </w:r>
-      <w:r>
-        <w:rPr>
-          <w:rStyle w:val="VerbatimChar"/>
-        </w:rPr>
-        <w:t xml:space="preserve">   │         │                │──────────────────→            │</w:t>
-      </w:r>
-      <w:r>
-        <w:br/>
-      </w:r>
-      <w:r>
-        <w:rPr>
-          <w:rStyle w:val="VerbatimChar"/>
-        </w:rPr>
-        <w:t xml:space="preserve">   │         │                │ ③ {fn, accKey, accToken}       │</w:t>
-      </w:r>
-      <w:r>
-        <w:br/>
-      </w:r>
-      <w:r>
-        <w:rPr>
-          <w:rStyle w:val="VerbatimChar"/>
-        </w:rPr>
-        <w:t xml:space="preserve">   │         │                │←──────────────────            │</w:t>
-      </w:r>
-      <w:r>
-        <w:br/>
-      </w:r>
-      <w:r>
-        <w:rPr>
-          <w:rStyle w:val="VerbatimChar"/>
-        </w:rPr>
-        <w:t xml:space="preserve">   │         │ ④ {fn, accKey, accToken}          │             │</w:t>
-      </w:r>
-      <w:r>
-        <w:br/>
-      </w:r>
-      <w:r>
-        <w:rPr>
-          <w:rStyle w:val="VerbatimChar"/>
-        </w:rPr>
-        <w:t xml:space="preserve">   │         │←────────────────                  │             │</w:t>
-      </w:r>
-      <w:r>
-        <w:br/>
-      </w:r>
-      <w:r>
-        <w:rPr>
-          <w:rStyle w:val="VerbatimChar"/>
-        </w:rPr>
-        <w:t xml:space="preserve">   │         │                │                  │             │</w:t>
-      </w:r>
-      <w:r>
-        <w:br/>
-      </w:r>
-      <w:r>
-        <w:rPr>
-          <w:rStyle w:val="VerbatimChar"/>
-        </w:rPr>
-        <w:t xml:space="preserve">   │         │ ⑤ OACX.init() → 팝업 실행         │             │</w:t>
-      </w:r>
-      <w:r>
-        <w:br/>
-      </w:r>
-      <w:r>
-        <w:rPr>
-          <w:rStyle w:val="VerbatimChar"/>
-        </w:rPr>
-        <w:t xml:space="preserve">   │         │                │                  │             │</w:t>
-      </w:r>
-      <w:r>
-        <w:br/>
-      </w:r>
-      <w:r>
-        <w:rPr>
-          <w:rStyle w:val="VerbatimChar"/>
-        </w:rPr>
-        <w:t xml:space="preserve">   │ ⑥ 간편서명│               │                  │             │</w:t>
-      </w:r>
-      <w:r>
-        <w:br/>
-      </w:r>
-      <w:r>
-        <w:rPr>
-          <w:rStyle w:val="VerbatimChar"/>
-        </w:rPr>
-        <w:t xml:space="preserve">   │ 팝업에서  │               │                  │             │</w:t>
-      </w:r>
-      <w:r>
-        <w:br/>
-      </w:r>
-      <w:r>
-        <w:rPr>
-          <w:rStyle w:val="VerbatimChar"/>
-        </w:rPr>
-        <w:t xml:space="preserve">   │         │                │                  │             │</w:t>
-      </w:r>
-      <w:r>
-        <w:br/>
-      </w:r>
-      <w:r>
-        <w:rPr>
-          <w:rStyle w:val="VerbatimChar"/>
-        </w:rPr>
-        <w:t xml:space="preserve">   │         │ ⑦ OACX SDK 콜백 (fn, status, res) │             │</w:t>
-      </w:r>
-      <w:r>
-        <w:br/>
-      </w:r>
-      <w:r>
-        <w:rPr>
-          <w:rStyle w:val="VerbatimChar"/>
-        </w:rPr>
-        <w:t xml:space="preserve">   │         │←────────────────────────────────── │            │</w:t>
-      </w:r>
-      <w:r>
-        <w:br/>
-      </w:r>
-      <w:r>
-        <w:rPr>
-          <w:rStyle w:val="VerbatimChar"/>
-        </w:rPr>
-        <w:t xml:space="preserve">   │         │                │                  │             │</w:t>
-      </w:r>
-      <w:r>
-        <w:br/>
-      </w:r>
-      <w:r>
-        <w:rPr>
-          <w:rStyle w:val="VerbatimChar"/>
-        </w:rPr>
-        <w:t xml:space="preserve">   │         │ ⑧ POST /oacx/easysign             │             │</w:t>
-      </w:r>
-      <w:r>
-        <w:br/>
-      </w:r>
-      <w:r>
-        <w:rPr>
-          <w:rStyle w:val="VerbatimChar"/>
-        </w:rPr>
-        <w:t xml:space="preserve">   │         │─────────────────→                 │             │</w:t>
-      </w:r>
-      <w:r>
-        <w:br/>
-      </w:r>
-      <w:r>
-        <w:rPr>
-          <w:rStyle w:val="VerbatimChar"/>
-        </w:rPr>
-        <w:t xml:space="preserve">   │         │                │ ⑨ OACX.jwtDecryptResult()    │</w:t>
-      </w:r>
-      <w:r>
-        <w:br/>
-      </w:r>
-      <w:r>
-        <w:rPr>
-          <w:rStyle w:val="VerbatimChar"/>
-        </w:rPr>
-        <w:t xml:space="preserve">   │         │                │──────────────────→            │</w:t>
-      </w:r>
-      <w:r>
-        <w:br/>
-      </w:r>
-      <w:r>
-        <w:rPr>
-          <w:rStyle w:val="VerbatimChar"/>
-        </w:rPr>
-        <w:t xml:space="preserve">   │         │                │ ⑩ JWT 복호화 → {name, CI...} │</w:t>
-      </w:r>
-      <w:r>
-        <w:br/>
-      </w:r>
-      <w:r>
-        <w:rPr>
-          <w:rStyle w:val="VerbatimChar"/>
-        </w:rPr>
-        <w:t xml:space="preserve">   │         │                │←──────────────────            │</w:t>
-      </w:r>
-      <w:r>
-        <w:br/>
-      </w:r>
-      <w:r>
-        <w:rPr>
-          <w:rStyle w:val="VerbatimChar"/>
-        </w:rPr>
-        <w:t xml:space="preserve">   │         │                │                  │             │</w:t>
-      </w:r>
-      <w:r>
-        <w:br/>
-      </w:r>
-      <w:r>
-        <w:rPr>
-          <w:rStyle w:val="VerbatimChar"/>
-        </w:rPr>
-        <w:t xml:space="preserve">   │         │                │ ⑪ CI → Q-IM 등록              │</w:t>
-      </w:r>
-      <w:r>
-        <w:br/>
-      </w:r>
-      <w:r>
-        <w:rPr>
-          <w:rStyle w:val="VerbatimChar"/>
-        </w:rPr>
-        <w:t xml:space="preserve">   │         │                │─────────────────────────────→│</w:t>
-      </w:r>
-      <w:r>
-        <w:br/>
-      </w:r>
-      <w:r>
-        <w:rPr>
-          <w:rStyle w:val="VerbatimChar"/>
-        </w:rPr>
-        <w:t xml:space="preserve">   │         │                │ ⑫ qimUserId 반환              │</w:t>
-      </w:r>
-      <w:r>
-        <w:br/>
-      </w:r>
-      <w:r>
-        <w:rPr>
-          <w:rStyle w:val="VerbatimChar"/>
-        </w:rPr>
-        <w:t xml:space="preserve">   │         │                │←─────────────────────────────│</w:t>
-      </w:r>
-      <w:r>
-        <w:br/>
-      </w:r>
-      <w:r>
-        <w:rPr>
-          <w:rStyle w:val="VerbatimChar"/>
-        </w:rPr>
-        <w:t xml:space="preserve">   │         │                │                  │             │</w:t>
-      </w:r>
-      <w:r>
-        <w:br/>
-      </w:r>
-      <w:r>
-        <w:rPr>
-          <w:rStyle w:val="VerbatimChar"/>
-        </w:rPr>
-        <w:t xml:space="preserve">   │         │ ⑬ {name, birthday, phone} (CI 제외)            │</w:t>
-      </w:r>
-      <w:r>
-        <w:br/>
-      </w:r>
-      <w:r>
-        <w:rPr>
-          <w:rStyle w:val="VerbatimChar"/>
-        </w:rPr>
-        <w:t xml:space="preserve">   │         │←────────────────                  │             │</w:t>
+        <w:t xml:space="preserve">sequenceDiagram</w:t>
+      </w:r>
+      <w:r>
+        <w:br/>
+      </w:r>
+      <w:r>
+        <w:rPr>
+          <w:rStyle w:val="VerbatimChar"/>
+        </w:rPr>
+        <w:t xml:space="preserve">    actor 사용자</w:t>
+      </w:r>
+      <w:r>
+        <w:br/>
+      </w:r>
+      <w:r>
+        <w:rPr>
+          <w:rStyle w:val="VerbatimChar"/>
+        </w:rPr>
+        <w:t xml:space="preserve">    participant FE as FE</w:t>
+      </w:r>
+      <w:r>
+        <w:br/>
+      </w:r>
+      <w:r>
+        <w:rPr>
+          <w:rStyle w:val="VerbatimChar"/>
+        </w:rPr>
+        <w:t xml:space="preserve">    participant IDO as ido (/auth/oacx)</w:t>
+      </w:r>
+      <w:r>
+        <w:br/>
+      </w:r>
+      <w:r>
+        <w:rPr>
+          <w:rStyle w:val="VerbatimChar"/>
+        </w:rPr>
+        <w:t xml:space="preserve">    participant OACX as OACX 서버 (SDK)</w:t>
+      </w:r>
+      <w:r>
+        <w:br/>
+      </w:r>
+      <w:r>
+        <w:rPr>
+          <w:rStyle w:val="VerbatimChar"/>
+        </w:rPr>
+        <w:t xml:space="preserve">    participant QIM as q-im</w:t>
+      </w:r>
+      <w:r>
+        <w:br/>
+      </w:r>
+      <w:r>
+        <w:br/>
+      </w:r>
+      <w:r>
+        <w:rPr>
+          <w:rStyle w:val="VerbatimChar"/>
+        </w:rPr>
+        <w:t xml:space="preserve">    사용자-&gt;&gt;FE: 간편인증서 클릭</w:t>
+      </w:r>
+      <w:r>
+        <w:br/>
+      </w:r>
+      <w:r>
+        <w:rPr>
+          <w:rStyle w:val="VerbatimChar"/>
+        </w:rPr>
+        <w:t xml:space="preserve">    FE-&gt;&gt;IDO: ① POST /api/v1/auth/oacx/access-info</w:t>
+      </w:r>
+      <w:r>
+        <w:br/>
+      </w:r>
+      <w:r>
+        <w:rPr>
+          <w:rStyle w:val="VerbatimChar"/>
+        </w:rPr>
+        <w:t xml:space="preserve">    note over IDO: ② OacxClient.getAccessInfo()&lt;br/&gt;(OACX SDK JAR 네이티브 호출)</w:t>
+      </w:r>
+      <w:r>
+        <w:br/>
+      </w:r>
+      <w:r>
+        <w:rPr>
+          <w:rStyle w:val="VerbatimChar"/>
+        </w:rPr>
+        <w:t xml:space="preserve">    IDO-&gt;&gt;OACX: ② OacxUtil.getAccessInfo()</w:t>
+      </w:r>
+      <w:r>
+        <w:br/>
+      </w:r>
+      <w:r>
+        <w:rPr>
+          <w:rStyle w:val="VerbatimChar"/>
+        </w:rPr>
+        <w:t xml:space="preserve">    OACX--&gt;&gt;IDO: ③ {fn, accKey, accToken}</w:t>
+      </w:r>
+      <w:r>
+        <w:br/>
+      </w:r>
+      <w:r>
+        <w:rPr>
+          <w:rStyle w:val="VerbatimChar"/>
+        </w:rPr>
+        <w:t xml:space="preserve">    IDO--&gt;&gt;FE: ④ {fn, accKey, accToken}</w:t>
+      </w:r>
+      <w:r>
+        <w:br/>
+      </w:r>
+      <w:r>
+        <w:br/>
+      </w:r>
+      <w:r>
+        <w:rPr>
+          <w:rStyle w:val="VerbatimChar"/>
+        </w:rPr>
+        <w:t xml:space="preserve">    note over FE: ⑤ OACX.init(fn, accKey, accToken) → SDK 팝업 실행</w:t>
+      </w:r>
+      <w:r>
+        <w:br/>
+      </w:r>
+      <w:r>
+        <w:rPr>
+          <w:rStyle w:val="VerbatimChar"/>
+        </w:rPr>
+        <w:t xml:space="preserve">    사용자-&gt;&gt;사용자: ⑥ 간편서명 팝업에서 인증 완료</w:t>
+      </w:r>
+      <w:r>
+        <w:br/>
+      </w:r>
+      <w:r>
+        <w:rPr>
+          <w:rStyle w:val="VerbatimChar"/>
+        </w:rPr>
+        <w:t xml:space="preserve">    OACX--&gt;&gt;FE: ⑦ OACX SDK 콜백 (fn, status, res)</w:t>
+      </w:r>
+      <w:r>
+        <w:br/>
+      </w:r>
+      <w:r>
+        <w:br/>
+      </w:r>
+      <w:r>
+        <w:rPr>
+          <w:rStyle w:val="VerbatimChar"/>
+        </w:rPr>
+        <w:t xml:space="preserve">    FE-&gt;&gt;IDO: ⑧ POST /api/v1/auth/oacx/easysign&lt;br/&gt;{fn, status, res}</w:t>
+      </w:r>
+      <w:r>
+        <w:br/>
+      </w:r>
+      <w:r>
+        <w:rPr>
+          <w:rStyle w:val="VerbatimChar"/>
+        </w:rPr>
+        <w:t xml:space="preserve">    IDO-&gt;&gt;OACX: ⑨ OacxClient.jwtDecryptResult(fn, res)</w:t>
+      </w:r>
+      <w:r>
+        <w:br/>
+      </w:r>
+      <w:r>
+        <w:rPr>
+          <w:rStyle w:val="VerbatimChar"/>
+        </w:rPr>
+        <w:t xml:space="preserve">    OACX--&gt;&gt;IDO: ⑩ JWT 복호화 → {name, CI, birthday, phone, ...}</w:t>
+      </w:r>
+      <w:r>
+        <w:br/>
+      </w:r>
+      <w:r>
+        <w:br/>
+      </w:r>
+      <w:r>
+        <w:rPr>
+          <w:rStyle w:val="VerbatimChar"/>
+        </w:rPr>
+        <w:t xml:space="preserve">    IDO-&gt;&gt;QIM: ⑪ POST /api/v1/internal/users/register (CI 포함)</w:t>
+      </w:r>
+      <w:r>
+        <w:br/>
+      </w:r>
+      <w:r>
+        <w:rPr>
+          <w:rStyle w:val="VerbatimChar"/>
+        </w:rPr>
+        <w:t xml:space="preserve">    QIM--&gt;&gt;IDO: ⑫ {qimUserId}</w:t>
+      </w:r>
+      <w:r>
+        <w:br/>
+      </w:r>
+      <w:r>
+        <w:br/>
+      </w:r>
+      <w:r>
+        <w:rPr>
+          <w:rStyle w:val="VerbatimChar"/>
+        </w:rPr>
+        <w:t xml:space="preserve">    IDO--&gt;&gt;FE: ⑬ {name, birthday, phone}&lt;br/&gt;⚠️ CI 미포함 (보안 정책 Q3=B)</w:t>
       </w:r>
     </w:p>
     <w:bookmarkEnd w:id="52"/>
-    <w:bookmarkStart w:id="53" w:name="oacx-플로우-단계-요약"/>
+    <w:bookmarkStart w:id="53" w:name="X3e38d58d677ad8b6c31348766e544c494847518"/>
     <w:p>
       <w:pPr>
         <w:pStyle w:val="Heading3"/>
@@ -7835,13 +7388,13 @@
     <w:tbl>
       <w:tblPr>
         <w:tblStyle w:val="Table"/>
-        <w:tblW w:type="pct" w:w="5000"/>
+        <w:tblW w:type="auto" w:w="0"/>
         <w:tblLook w:firstRow="1" w:lastRow="0" w:firstColumn="0" w:lastColumn="0" w:noHBand="0" w:noVBand="0" w:val="0020"/>
       </w:tblPr>
       <w:tblGrid>
-        <w:gridCol w:w="2795"/>
-        <w:gridCol w:w="2329"/>
-        <w:gridCol w:w="2795"/>
+        <w:gridCol w:w="2640"/>
+        <w:gridCol w:w="2640"/>
+        <w:gridCol w:w="2640"/>
       </w:tblGrid>
       <w:tr>
         <w:trPr>
@@ -8082,7 +7635,7 @@
     </w:p>
     <w:bookmarkEnd w:id="53"/>
     <w:bookmarkEnd w:id="54"/>
-    <w:bookmarkStart w:id="59" w:name="d.-소셜-로그인-흐름-qsign-모드"/>
+    <w:bookmarkStart w:id="59" w:name="X73558e9d99f4b17a59806553d221636b0336a96"/>
     <w:p>
       <w:pPr>
         <w:pStyle w:val="Heading2"/>
@@ -8091,7 +7644,7 @@
         <w:t xml:space="preserve">6. D. 소셜 로그인 흐름 (qsign 모드)</w:t>
       </w:r>
     </w:p>
-    <w:bookmarkStart w:id="55" w:name="전체-시퀀스-카카오-예시"/>
+    <w:bookmarkStart w:id="55" w:name="Xe0fb66ab6b50007379afc6ca09c1ffa4aa88095"/>
     <w:p>
       <w:pPr>
         <w:pStyle w:val="Heading3"/>
@@ -8108,425 +7661,248 @@
         <w:rPr>
           <w:rStyle w:val="VerbatimChar"/>
         </w:rPr>
-        <w:t xml:space="preserve">[사용자]   [FE]   [ido:BrokerService] [q-sign:KeycloakAuthUrlCtrl] [Keycloak] [카카오] [q-sign:CallbackService] [ido:OidcCompleteCtrl]</w:t>
-      </w:r>
-      <w:r>
-        <w:br/>
-      </w:r>
-      <w:r>
-        <w:rPr>
-          <w:rStyle w:val="VerbatimChar"/>
-        </w:rPr>
-        <w:t xml:space="preserve">   │         │              │                     │                     │          │               │                      │</w:t>
-      </w:r>
-      <w:r>
-        <w:br/>
-      </w:r>
-      <w:r>
-        <w:rPr>
-          <w:rStyle w:val="VerbatimChar"/>
-        </w:rPr>
-        <w:t xml:space="preserve">   │ 카카오   │              │                     │                     │          │               │                      │</w:t>
-      </w:r>
-      <w:r>
-        <w:br/>
-      </w:r>
-      <w:r>
-        <w:rPr>
-          <w:rStyle w:val="VerbatimChar"/>
-        </w:rPr>
-        <w:t xml:space="preserve">   │ 로그인   │              │                     │                     │          │               │                      │</w:t>
-      </w:r>
-      <w:r>
-        <w:br/>
-      </w:r>
-      <w:r>
-        <w:rPr>
-          <w:rStyle w:val="VerbatimChar"/>
-        </w:rPr>
-        <w:t xml:space="preserve">   ├────────→│              │                     │                     │          │               │                      │</w:t>
-      </w:r>
-      <w:r>
-        <w:br/>
-      </w:r>
-      <w:r>
-        <w:rPr>
-          <w:rStyle w:val="VerbatimChar"/>
-        </w:rPr>
-        <w:t xml:space="preserve">   │         │ ① GET /broker/kakao/authorize       │                     │          │               │                      │</w:t>
-      </w:r>
-      <w:r>
-        <w:br/>
-      </w:r>
-      <w:r>
-        <w:rPr>
-          <w:rStyle w:val="VerbatimChar"/>
-        </w:rPr>
-        <w:t xml:space="preserve">   │         │──────────────→                     │                     │          │               │                      │</w:t>
-      </w:r>
-      <w:r>
-        <w:br/>
-      </w:r>
-      <w:r>
-        <w:rPr>
-          <w:rStyle w:val="VerbatimChar"/>
-        </w:rPr>
-        <w:t xml:space="preserve">   │         │              │ ② POST /oidc/kakao/auth-url               │          │               │                      │</w:t>
-      </w:r>
-      <w:r>
-        <w:br/>
-      </w:r>
-      <w:r>
-        <w:rPr>
-          <w:rStyle w:val="VerbatimChar"/>
-        </w:rPr>
-        <w:t xml:space="preserve">   │         │              │─────────────────────→                     │          │               │                      │</w:t>
-      </w:r>
-      <w:r>
-        <w:br/>
-      </w:r>
-      <w:r>
-        <w:rPr>
-          <w:rStyle w:val="VerbatimChar"/>
-        </w:rPr>
-        <w:t xml:space="preserve">   │         │              │                     │ ③ state/nonce Redis 저장        │               │                      │</w:t>
-      </w:r>
-      <w:r>
-        <w:br/>
-      </w:r>
-      <w:r>
-        <w:rPr>
-          <w:rStyle w:val="VerbatimChar"/>
-        </w:rPr>
-        <w:t xml:space="preserve">   │         │              │                     │ ④ Keycloak URL 조립 │          │               │                      │</w:t>
-      </w:r>
-      <w:r>
-        <w:br/>
-      </w:r>
-      <w:r>
-        <w:rPr>
-          <w:rStyle w:val="VerbatimChar"/>
-        </w:rPr>
-        <w:t xml:space="preserve">   │         │              │                     │ (kc_idp_hint=social-kakao)      │               │                      │</w:t>
-      </w:r>
-      <w:r>
-        <w:br/>
-      </w:r>
-      <w:r>
-        <w:rPr>
-          <w:rStyle w:val="VerbatimChar"/>
-        </w:rPr>
-        <w:t xml:space="preserve">   │         │              │ ⑤ {authorizationUrl}│                     │          │               │                      │</w:t>
-      </w:r>
-      <w:r>
-        <w:br/>
-      </w:r>
-      <w:r>
-        <w:rPr>
-          <w:rStyle w:val="VerbatimChar"/>
-        </w:rPr>
-        <w:t xml:space="preserve">   │         │              │←────────────────────                      │          │               │                      │</w:t>
-      </w:r>
-      <w:r>
-        <w:br/>
-      </w:r>
-      <w:r>
-        <w:rPr>
-          <w:rStyle w:val="VerbatimChar"/>
-        </w:rPr>
-        <w:t xml:space="preserve">   │         │ ⑥ 302 Redirect │                   │                     │          │               │                      │</w:t>
-      </w:r>
-      <w:r>
-        <w:br/>
-      </w:r>
-      <w:r>
-        <w:rPr>
-          <w:rStyle w:val="VerbatimChar"/>
-        </w:rPr>
-        <w:t xml:space="preserve">   │         │ to Keycloak  │                     │                     │          │               │                      │</w:t>
-      </w:r>
-      <w:r>
-        <w:br/>
-      </w:r>
-      <w:r>
-        <w:rPr>
-          <w:rStyle w:val="VerbatimChar"/>
-        </w:rPr>
-        <w:t xml:space="preserve">   │         │←─────────────                      │                     │          │               │                      │</w:t>
-      </w:r>
-      <w:r>
-        <w:br/>
-      </w:r>
-      <w:r>
-        <w:rPr>
-          <w:rStyle w:val="VerbatimChar"/>
-        </w:rPr>
-        <w:t xml:space="preserve">   │         │              │                     │                     │          │               │                      │</w:t>
-      </w:r>
-      <w:r>
-        <w:br/>
-      </w:r>
-      <w:r>
-        <w:rPr>
-          <w:rStyle w:val="VerbatimChar"/>
-        </w:rPr>
-        <w:t xml:space="preserve">   │ ⑦ 브라우저 → Keycloak Authorization 요청      │                     │          │               │                      │</w:t>
-      </w:r>
-      <w:r>
-        <w:br/>
-      </w:r>
-      <w:r>
-        <w:rPr>
-          <w:rStyle w:val="VerbatimChar"/>
-        </w:rPr>
-        <w:t xml:space="preserve">   ├──────────────────────────────────────────────────────────────────→│          │               │                      │</w:t>
-      </w:r>
-      <w:r>
-        <w:br/>
-      </w:r>
-      <w:r>
-        <w:rPr>
-          <w:rStyle w:val="VerbatimChar"/>
-        </w:rPr>
-        <w:t xml:space="preserve">   │         │              │                     │                     │          │               │                      │</w:t>
-      </w:r>
-      <w:r>
-        <w:br/>
-      </w:r>
-      <w:r>
-        <w:rPr>
-          <w:rStyle w:val="VerbatimChar"/>
-        </w:rPr>
-        <w:t xml:space="preserve">   │ ⑧ Keycloak → 카카오 OAuth2 리다이렉트          │                     │          │               │                      │</w:t>
-      </w:r>
-      <w:r>
-        <w:br/>
-      </w:r>
-      <w:r>
-        <w:rPr>
-          <w:rStyle w:val="VerbatimChar"/>
-        </w:rPr>
-        <w:t xml:space="preserve">   │         │              │                     │                     │─────────→│               │                      │</w:t>
-      </w:r>
-      <w:r>
-        <w:br/>
-      </w:r>
-      <w:r>
-        <w:rPr>
-          <w:rStyle w:val="VerbatimChar"/>
-        </w:rPr>
-        <w:t xml:space="preserve">   │         │              │                     │                     │          │               │                      │</w:t>
-      </w:r>
-      <w:r>
-        <w:br/>
-      </w:r>
-      <w:r>
-        <w:rPr>
-          <w:rStyle w:val="VerbatimChar"/>
-        </w:rPr>
-        <w:t xml:space="preserve">   │ ⑨ 카카오 로그인 화면 → 사용자 승인              │                     │          │               │                      │</w:t>
-      </w:r>
-      <w:r>
-        <w:br/>
-      </w:r>
-      <w:r>
-        <w:rPr>
-          <w:rStyle w:val="VerbatimChar"/>
-        </w:rPr>
-        <w:t xml:space="preserve">   │←─────────────────────────────────────────────────────────────────────────────│               │                      │</w:t>
-      </w:r>
-      <w:r>
-        <w:br/>
-      </w:r>
-      <w:r>
-        <w:rPr>
-          <w:rStyle w:val="VerbatimChar"/>
-        </w:rPr>
-        <w:t xml:space="preserve">   │         │              │                     │                     │          │               │                      │</w:t>
-      </w:r>
-      <w:r>
-        <w:br/>
-      </w:r>
-      <w:r>
-        <w:rPr>
-          <w:rStyle w:val="VerbatimChar"/>
-        </w:rPr>
-        <w:t xml:space="preserve">   │ ⑩ 카카오 → Keycloak 콜백                      │                     │          │               │                      │</w:t>
-      </w:r>
-      <w:r>
-        <w:br/>
-      </w:r>
-      <w:r>
-        <w:rPr>
-          <w:rStyle w:val="VerbatimChar"/>
-        </w:rPr>
-        <w:t xml:space="preserve">   │         │              │                     │                     │←─────────│               │                      │</w:t>
-      </w:r>
-      <w:r>
-        <w:br/>
-      </w:r>
-      <w:r>
-        <w:rPr>
-          <w:rStyle w:val="VerbatimChar"/>
-        </w:rPr>
-        <w:t xml:space="preserve">   │         │              │                     │                     │          │               │                      │</w:t>
-      </w:r>
-      <w:r>
-        <w:br/>
-      </w:r>
-      <w:r>
-        <w:rPr>
-          <w:rStyle w:val="VerbatimChar"/>
-        </w:rPr>
-        <w:t xml:space="preserve">   │ ⑪ Keycloak → q-sign 콜백 (code + state)       │                     │          │               │                      │</w:t>
-      </w:r>
-      <w:r>
-        <w:br/>
-      </w:r>
-      <w:r>
-        <w:rPr>
-          <w:rStyle w:val="VerbatimChar"/>
-        </w:rPr>
-        <w:t xml:space="preserve">   │         │              │                     │                     │──────────────────────────→│                      │</w:t>
-      </w:r>
-      <w:r>
-        <w:br/>
-      </w:r>
-      <w:r>
-        <w:rPr>
-          <w:rStyle w:val="VerbatimChar"/>
-        </w:rPr>
-        <w:t xml:space="preserve">   │         │              │                     │                     │          │               │                      │</w:t>
-      </w:r>
-      <w:r>
-        <w:br/>
-      </w:r>
-      <w:r>
-        <w:rPr>
-          <w:rStyle w:val="VerbatimChar"/>
-        </w:rPr>
-        <w:t xml:space="preserve">   │         │              │                     │                     │          │ ⑫ 11단계 처리  │                      │</w:t>
-      </w:r>
-      <w:r>
-        <w:br/>
-      </w:r>
-      <w:r>
-        <w:rPr>
-          <w:rStyle w:val="VerbatimChar"/>
-        </w:rPr>
-        <w:t xml:space="preserve">   │         │              │                     │                     │          │ (state, token교환, │               │</w:t>
-      </w:r>
-      <w:r>
-        <w:br/>
-      </w:r>
-      <w:r>
-        <w:rPr>
-          <w:rStyle w:val="VerbatimChar"/>
-        </w:rPr>
-        <w:t xml:space="preserve">   │         │              │                     │                     │          │ JWKS검증, nonce, │                │</w:t>
-      </w:r>
-      <w:r>
-        <w:br/>
-      </w:r>
-      <w:r>
-        <w:rPr>
-          <w:rStyle w:val="VerbatimChar"/>
-        </w:rPr>
-        <w:t xml:space="preserve">   │         │              │                     │                     │          │ SHA-256(sub)...)  │                │</w:t>
-      </w:r>
-      <w:r>
-        <w:br/>
-      </w:r>
-      <w:r>
-        <w:rPr>
-          <w:rStyle w:val="VerbatimChar"/>
-        </w:rPr>
-        <w:t xml:space="preserve">   │         │              │                     │                     │          │               │                      │</w:t>
-      </w:r>
-      <w:r>
-        <w:br/>
-      </w:r>
-      <w:r>
-        <w:rPr>
-          <w:rStyle w:val="VerbatimChar"/>
-        </w:rPr>
-        <w:t xml:space="preserve">   │         │              │                     │                     │          │ ⑬ POST /oidc/complete              │</w:t>
-      </w:r>
-      <w:r>
-        <w:br/>
-      </w:r>
-      <w:r>
-        <w:rPr>
-          <w:rStyle w:val="VerbatimChar"/>
-        </w:rPr>
-        <w:t xml:space="preserve">   │         │              │                     │                     │          │ (HMAC-SHA256 서명)│                │</w:t>
-      </w:r>
-      <w:r>
-        <w:br/>
-      </w:r>
-      <w:r>
-        <w:rPr>
-          <w:rStyle w:val="VerbatimChar"/>
-        </w:rPr>
-        <w:t xml:space="preserve">   │         │              │                     │                     │          │───────────────────────────────────→│</w:t>
-      </w:r>
-      <w:r>
-        <w:br/>
-      </w:r>
-      <w:r>
-        <w:rPr>
-          <w:rStyle w:val="VerbatimChar"/>
-        </w:rPr>
-        <w:t xml:space="preserve">   │         │              │                     │                     │          │               │                      │</w:t>
-      </w:r>
-      <w:r>
-        <w:br/>
-      </w:r>
-      <w:r>
-        <w:rPr>
-          <w:rStyle w:val="VerbatimChar"/>
-        </w:rPr>
-        <w:t xml:space="preserve">   │         │              │                     │                     │          │               │ ⑭ 서명 검증           │</w:t>
-      </w:r>
-      <w:r>
-        <w:br/>
-      </w:r>
-      <w:r>
-        <w:rPr>
-          <w:rStyle w:val="VerbatimChar"/>
-        </w:rPr>
-        <w:t xml:space="preserve">   │         │              │                     │                     │          │               │ FE 세션 생성          │</w:t>
-      </w:r>
-      <w:r>
-        <w:br/>
-      </w:r>
-      <w:r>
-        <w:rPr>
-          <w:rStyle w:val="VerbatimChar"/>
-        </w:rPr>
-        <w:t xml:space="preserve">   │         │              │                     │                     │          │               │ feSessionId 쿠키      │</w:t>
-      </w:r>
-      <w:r>
-        <w:br/>
-      </w:r>
-      <w:r>
-        <w:rPr>
-          <w:rStyle w:val="VerbatimChar"/>
-        </w:rPr>
-        <w:t xml:space="preserve">   │ ⑮ 302 to returnUrl (feSessionId 쿠키)        │                     │          │               │                      │</w:t>
-      </w:r>
-      <w:r>
-        <w:br/>
-      </w:r>
-      <w:r>
-        <w:rPr>
-          <w:rStyle w:val="VerbatimChar"/>
-        </w:rPr>
-        <w:t xml:space="preserve">   │←────────────────────────────────────────────────────────────────────────────────────────────────────────────────────│</w:t>
+        <w:t xml:space="preserve">sequenceDiagram</w:t>
+      </w:r>
+      <w:r>
+        <w:br/>
+      </w:r>
+      <w:r>
+        <w:rPr>
+          <w:rStyle w:val="VerbatimChar"/>
+        </w:rPr>
+        <w:t xml:space="preserve">    actor 사용자</w:t>
+      </w:r>
+      <w:r>
+        <w:br/>
+      </w:r>
+      <w:r>
+        <w:rPr>
+          <w:rStyle w:val="VerbatimChar"/>
+        </w:rPr>
+        <w:t xml:space="preserve">    participant FE as FE</w:t>
+      </w:r>
+      <w:r>
+        <w:br/>
+      </w:r>
+      <w:r>
+        <w:rPr>
+          <w:rStyle w:val="VerbatimChar"/>
+        </w:rPr>
+        <w:t xml:space="preserve">    participant IDO_B as ido (BrokerService)</w:t>
+      </w:r>
+      <w:r>
+        <w:br/>
+      </w:r>
+      <w:r>
+        <w:rPr>
+          <w:rStyle w:val="VerbatimChar"/>
+        </w:rPr>
+        <w:t xml:space="preserve">    participant QS_URL as q-sign (KeycloakAuthUrlCtrl)</w:t>
+      </w:r>
+      <w:r>
+        <w:br/>
+      </w:r>
+      <w:r>
+        <w:rPr>
+          <w:rStyle w:val="VerbatimChar"/>
+        </w:rPr>
+        <w:t xml:space="preserve">    participant KC as Keycloak</w:t>
+      </w:r>
+      <w:r>
+        <w:br/>
+      </w:r>
+      <w:r>
+        <w:rPr>
+          <w:rStyle w:val="VerbatimChar"/>
+        </w:rPr>
+        <w:t xml:space="preserve">    participant KAKAO as 카카오</w:t>
+      </w:r>
+      <w:r>
+        <w:br/>
+      </w:r>
+      <w:r>
+        <w:rPr>
+          <w:rStyle w:val="VerbatimChar"/>
+        </w:rPr>
+        <w:t xml:space="preserve">    participant QS_CB as q-sign (CallbackService)</w:t>
+      </w:r>
+      <w:r>
+        <w:br/>
+      </w:r>
+      <w:r>
+        <w:rPr>
+          <w:rStyle w:val="VerbatimChar"/>
+        </w:rPr>
+        <w:t xml:space="preserve">    participant IDO_C as ido (OidcCompleteCtrl)</w:t>
+      </w:r>
+      <w:r>
+        <w:br/>
+      </w:r>
+      <w:r>
+        <w:br/>
+      </w:r>
+      <w:r>
+        <w:rPr>
+          <w:rStyle w:val="VerbatimChar"/>
+        </w:rPr>
+        <w:t xml:space="preserve">    사용자-&gt;&gt;FE: 카카오 로그인 클릭</w:t>
+      </w:r>
+      <w:r>
+        <w:br/>
+      </w:r>
+      <w:r>
+        <w:rPr>
+          <w:rStyle w:val="VerbatimChar"/>
+        </w:rPr>
+        <w:t xml:space="preserve">    FE-&gt;&gt;IDO_B: ① GET /api/v1/broker/kakao/authorize</w:t>
+      </w:r>
+      <w:r>
+        <w:br/>
+      </w:r>
+      <w:r>
+        <w:rPr>
+          <w:rStyle w:val="VerbatimChar"/>
+        </w:rPr>
+        <w:t xml:space="preserve">    IDO_B-&gt;&gt;QS_URL: ② POST /api/v1/oidc/kakao/auth-url&lt;br/&gt;{correlationId, returnUrl, requestedLevel}</w:t>
+      </w:r>
+      <w:r>
+        <w:br/>
+      </w:r>
+      <w:r>
+        <w:rPr>
+          <w:rStyle w:val="VerbatimChar"/>
+        </w:rPr>
+        <w:t xml:space="preserve">    note over QS_URL: ③ state/nonce 생성 → Redis 저장&lt;br/&gt;(qsign:oidc:state:{state}, TTL 300초)&lt;br/&gt;④ Keycloak Authorization URL 조립&lt;br/&gt;(kc_idp_hint=social-kakao, PKCE S256)</w:t>
+      </w:r>
+      <w:r>
+        <w:br/>
+      </w:r>
+      <w:r>
+        <w:rPr>
+          <w:rStyle w:val="VerbatimChar"/>
+        </w:rPr>
+        <w:t xml:space="preserve">    QS_URL--&gt;&gt;IDO_B: ⑤ {authorizationUrl}</w:t>
+      </w:r>
+      <w:r>
+        <w:br/>
+      </w:r>
+      <w:r>
+        <w:rPr>
+          <w:rStyle w:val="VerbatimChar"/>
+        </w:rPr>
+        <w:t xml:space="preserve">    IDO_B--&gt;&gt;FE: ⑥ 302 Redirect → Keycloak Authorization Endpoint</w:t>
+      </w:r>
+      <w:r>
+        <w:br/>
+      </w:r>
+      <w:r>
+        <w:br/>
+      </w:r>
+      <w:r>
+        <w:rPr>
+          <w:rStyle w:val="VerbatimChar"/>
+        </w:rPr>
+        <w:t xml:space="preserve">    FE-&gt;&gt;KC: ⑦ 브라우저 → Keycloak Authorization 요청</w:t>
+      </w:r>
+      <w:r>
+        <w:br/>
+      </w:r>
+      <w:r>
+        <w:rPr>
+          <w:rStyle w:val="VerbatimChar"/>
+        </w:rPr>
+        <w:t xml:space="preserve">    KC-&gt;&gt;KAKAO: ⑧ 카카오 OAuth2 리다이렉트</w:t>
+      </w:r>
+      <w:r>
+        <w:br/>
+      </w:r>
+      <w:r>
+        <w:rPr>
+          <w:rStyle w:val="VerbatimChar"/>
+        </w:rPr>
+        <w:t xml:space="preserve">    KAKAO--&gt;&gt;사용자: ⑨ 카카오 로그인 화면 표시</w:t>
+      </w:r>
+      <w:r>
+        <w:br/>
+      </w:r>
+      <w:r>
+        <w:rPr>
+          <w:rStyle w:val="VerbatimChar"/>
+        </w:rPr>
+        <w:t xml:space="preserve">    사용자-&gt;&gt;KAKAO: ⑨ 사용자 동의/승인</w:t>
+      </w:r>
+      <w:r>
+        <w:br/>
+      </w:r>
+      <w:r>
+        <w:rPr>
+          <w:rStyle w:val="VerbatimChar"/>
+        </w:rPr>
+        <w:t xml:space="preserve">    KAKAO-&gt;&gt;KC: ⑩ 카카오 → Keycloak 콜백 (code)</w:t>
+      </w:r>
+      <w:r>
+        <w:br/>
+      </w:r>
+      <w:r>
+        <w:rPr>
+          <w:rStyle w:val="VerbatimChar"/>
+        </w:rPr>
+        <w:t xml:space="preserve">    KC-&gt;&gt;QS_CB: ⑪ Keycloak → q-sign 콜백 (code + state)</w:t>
+      </w:r>
+      <w:r>
+        <w:br/>
+      </w:r>
+      <w:r>
+        <w:br/>
+      </w:r>
+      <w:r>
+        <w:rPr>
+          <w:rStyle w:val="VerbatimChar"/>
+        </w:rPr>
+        <w:t xml:space="preserve">    note over QS_CB: ⑫ 11단계 처리:&lt;br/&gt;① state Redis 소비 (CSRF 방어)&lt;br/&gt;② Keycloak /token 교환&lt;br/&gt;③ JWKS RS256 검증&lt;br/&gt;④ nonce 검증 (Replay 방어)&lt;br/&gt;⑤ audience 검증&lt;br/&gt;⑥ exp 검증&lt;br/&gt;⑦ SHA-256(sub) → identifierHash&lt;br/&gt;⑧ providerCode 결정&lt;br/&gt;⑨ 잠금 확인&lt;br/&gt;⑩ AuthResult + Outbox @Transactional 저장&lt;br/&gt;⑪ ido 완료 통보 준비</w:t>
+      </w:r>
+      <w:r>
+        <w:br/>
+      </w:r>
+      <w:r>
+        <w:br/>
+      </w:r>
+      <w:r>
+        <w:rPr>
+          <w:rStyle w:val="VerbatimChar"/>
+        </w:rPr>
+        <w:t xml:space="preserve">    QS_CB-&gt;&gt;IDO_C: ⑬ POST /api/internal/v1/oidc/complete&lt;br/&gt;(X-Internal-Sig: HMAC-SHA256)</w:t>
+      </w:r>
+      <w:r>
+        <w:br/>
+      </w:r>
+      <w:r>
+        <w:rPr>
+          <w:rStyle w:val="VerbatimChar"/>
+        </w:rPr>
+        <w:t xml:space="preserve">    note over IDO_C: ⑭ X-Internal-Sig 검증&lt;br/&gt;FE 세션 생성 (Redis)&lt;br/&gt;feSessionId 발급 (256-bit 엔트로피)</w:t>
+      </w:r>
+      <w:r>
+        <w:br/>
+      </w:r>
+      <w:r>
+        <w:rPr>
+          <w:rStyle w:val="VerbatimChar"/>
+        </w:rPr>
+        <w:t xml:space="preserve">    IDO_C--&gt;&gt;FE: ⑮ 302 Redirect → returnUrl&lt;br/&gt;Set-Cookie: feSessionId (HttpOnly, Secure, SameSite=Lax)</w:t>
+      </w:r>
+      <w:r>
+        <w:br/>
+      </w:r>
+      <w:r>
+        <w:rPr>
+          <w:rStyle w:val="VerbatimChar"/>
+        </w:rPr>
+        <w:t xml:space="preserve">    FE--&gt;&gt;사용자: 마이페이지 이동</w:t>
       </w:r>
     </w:p>
     <w:bookmarkEnd w:id="55"/>
-    <w:bookmarkStart w:id="56" w:name="brokerservice-처리-qsign-모드"/>
+    <w:bookmarkStart w:id="56" w:name="Xd2dd0f009e1a3ba68d976460d3372cf1e07ccbf"/>
     <w:p>
       <w:pPr>
         <w:pStyle w:val="Heading3"/>
@@ -9027,7 +8403,7 @@
       </w:r>
     </w:p>
     <w:bookmarkEnd w:id="56"/>
-    <w:bookmarkStart w:id="57" w:name="keycloakauthurlcontroller-처리"/>
+    <w:bookmarkStart w:id="57" w:name="X0887d07af60dce3a4c86e52646fa789d27d745e"/>
     <w:p>
       <w:pPr>
         <w:pStyle w:val="Heading3"/>
@@ -9377,7 +8753,7 @@
       </w:r>
     </w:p>
     <w:bookmarkEnd w:id="57"/>
-    <w:bookmarkStart w:id="58" w:name="kafka-outbox-이벤트-q-sign-kafka"/>
+    <w:bookmarkStart w:id="58" w:name="Xdaad323d6b6ad7e45c66f4902669ef06c095600"/>
     <w:p>
       <w:pPr>
         <w:pStyle w:val="Heading3"/>
@@ -9915,7 +9291,7 @@
     </w:p>
     <w:bookmarkEnd w:id="58"/>
     <w:bookmarkEnd w:id="59"/>
-    <w:bookmarkStart w:id="61" w:name="e.-소셜-로그인-흐름-keycloak-모드"/>
+    <w:bookmarkStart w:id="61" w:name="X50b755d453aa49bbe066f2c03d5376cd840a0d3"/>
     <w:p>
       <w:pPr>
         <w:pStyle w:val="Heading2"/>
@@ -9924,7 +9300,7 @@
         <w:t xml:space="preserve">7. E. 소셜 로그인 흐름 (keycloak 모드)</w:t>
       </w:r>
     </w:p>
-    <w:bookmarkStart w:id="60" w:name="차이점"/>
+    <w:bookmarkStart w:id="60" w:name="X15660d3471ed000003f18ed74259273fdc7415a"/>
     <w:p>
       <w:pPr>
         <w:pStyle w:val="Heading3"/>
@@ -10138,23 +9514,41 @@
       <w:r>
         <w:t xml:space="preserve">:</w:t>
       </w:r>
-      <w:r>
-        <w:t xml:space="preserve"> </w:t>
-      </w:r>
-      <w:r>
-        <w:t xml:space="preserve">- state/nonce를 ido가 직접 관리 (q-sign 경유 없음)</w:t>
-      </w:r>
-      <w:r>
-        <w:t xml:space="preserve"> </w:t>
-      </w:r>
-      <w:r>
-        <w:t xml:space="preserve">- 콜백도 ido가 직접 처리</w:t>
-      </w:r>
-      <w:r>
-        <w:t xml:space="preserve"> </w:t>
-      </w:r>
-      <w:r>
-        <w:t xml:space="preserve">- q-sign의 JWKS 검증, HMAC 서명 생성이 ido에서 수행됨</w:t>
+    </w:p>
+    <w:p>
+      <w:pPr>
+        <w:numPr>
+          <w:ilvl w:val="0"/>
+          <w:numId w:val="1004"/>
+        </w:numPr>
+        <w:pStyle w:val="Compact"/>
+      </w:pPr>
+      <w:r>
+        <w:t xml:space="preserve">state/nonce를 ido가 직접 관리 (q-sign 경유 없음)</w:t>
+      </w:r>
+    </w:p>
+    <w:p>
+      <w:pPr>
+        <w:numPr>
+          <w:ilvl w:val="0"/>
+          <w:numId w:val="1004"/>
+        </w:numPr>
+        <w:pStyle w:val="Compact"/>
+      </w:pPr>
+      <w:r>
+        <w:t xml:space="preserve">콜백도 ido가 직접 처리</w:t>
+      </w:r>
+    </w:p>
+    <w:p>
+      <w:pPr>
+        <w:numPr>
+          <w:ilvl w:val="0"/>
+          <w:numId w:val="1004"/>
+        </w:numPr>
+        <w:pStyle w:val="Compact"/>
+      </w:pPr>
+      <w:r>
+        <w:t xml:space="preserve">q-sign의 JWKS 검증, HMAC 서명 생성이 ido에서 수행됨</w:t>
       </w:r>
     </w:p>
     <w:p>
@@ -10166,7 +9560,7 @@
     </w:p>
     <w:bookmarkEnd w:id="60"/>
     <w:bookmarkEnd w:id="61"/>
-    <w:bookmarkStart w:id="65" w:name="fe-세션-생성-공통-흐름"/>
+    <w:bookmarkStart w:id="65" w:name="Xccf6a25fff7441975f4ede1b754607289e271d2"/>
     <w:p>
       <w:pPr>
         <w:pStyle w:val="Heading2"/>
@@ -10183,7 +9577,7 @@
         <w:t xml:space="preserve">모든 로그인 방식 (A~E)이 최종적으로 이 흐름을 거친다.</w:t>
       </w:r>
     </w:p>
-    <w:bookmarkStart w:id="62" w:name="fesessionserviceimpl-세션-생성"/>
+    <w:bookmarkStart w:id="62" w:name="X9e4c0589700e2ead77ae3a7965d43b2213acedc"/>
     <w:p>
       <w:pPr>
         <w:pStyle w:val="Heading3"/>
@@ -11245,7 +10639,7 @@
       </w:r>
     </w:p>
     <w:bookmarkEnd w:id="62"/>
-    <w:bookmarkStart w:id="63" w:name="세션-sliding-ttl-갱신"/>
+    <w:bookmarkStart w:id="63" w:name="X18d4a802679e72023c212058a8d3fe7885f17dc"/>
     <w:p>
       <w:pPr>
         <w:pStyle w:val="Heading3"/>
@@ -11385,7 +10779,7 @@
       </w:r>
     </w:p>
     <w:bookmarkEnd w:id="63"/>
-    <w:bookmarkStart w:id="64" w:name="절대-만료-확인"/>
+    <w:bookmarkStart w:id="64" w:name="X07124c8f32b67e80adb6b4e75b378b272ab86e6"/>
     <w:p>
       <w:pPr>
         <w:pStyle w:val="Heading3"/>
@@ -11573,7 +10967,7 @@
     </w:p>
     <w:bookmarkEnd w:id="64"/>
     <w:bookmarkEnd w:id="65"/>
-    <w:bookmarkStart w:id="68" w:name="slo-로그아웃-흐름"/>
+    <w:bookmarkStart w:id="68" w:name="Xa78b9bda8d7a915fc3e1331e82627be8ab2bfa4"/>
     <w:p>
       <w:pPr>
         <w:pStyle w:val="Heading2"/>
@@ -11582,7 +10976,7 @@
         <w:t xml:space="preserve">9. SLO (로그아웃) 흐름</w:t>
       </w:r>
     </w:p>
-    <w:bookmarkStart w:id="66" w:name="slo-시퀀스"/>
+    <w:bookmarkStart w:id="66" w:name="X6284d9cb2861a9481d95a517c186d435d8b0cb3"/>
     <w:p>
       <w:pPr>
         <w:pStyle w:val="Heading3"/>
@@ -11599,268 +10993,142 @@
         <w:rPr>
           <w:rStyle w:val="VerbatimChar"/>
         </w:rPr>
-        <w:t xml:space="preserve">[사용자]   [FE]              [ido: /slo]    [q-sign]     [Kafka]    [Redis]</w:t>
-      </w:r>
-      <w:r>
-        <w:br/>
-      </w:r>
-      <w:r>
-        <w:rPr>
-          <w:rStyle w:val="VerbatimChar"/>
-        </w:rPr>
-        <w:t xml:space="preserve">   │         │                    │             │             │          │</w:t>
-      </w:r>
-      <w:r>
-        <w:br/>
-      </w:r>
-      <w:r>
-        <w:rPr>
-          <w:rStyle w:val="VerbatimChar"/>
-        </w:rPr>
-        <w:t xml:space="preserve">   │ 로그아웃  │                   │             │             │          │</w:t>
-      </w:r>
-      <w:r>
-        <w:br/>
-      </w:r>
-      <w:r>
-        <w:rPr>
-          <w:rStyle w:val="VerbatimChar"/>
-        </w:rPr>
-        <w:t xml:space="preserve">   │ 버튼 클릭 │                   │             │             │          │</w:t>
-      </w:r>
-      <w:r>
-        <w:br/>
-      </w:r>
-      <w:r>
-        <w:rPr>
-          <w:rStyle w:val="VerbatimChar"/>
-        </w:rPr>
-        <w:t xml:space="preserve">   ├────────→│                   │             │             │          │</w:t>
-      </w:r>
-      <w:r>
-        <w:br/>
-      </w:r>
-      <w:r>
-        <w:rPr>
-          <w:rStyle w:val="VerbatimChar"/>
-        </w:rPr>
-        <w:t xml:space="preserve">   │         │ POST /api/v1/slo/initiate       │             │          │</w:t>
-      </w:r>
-      <w:r>
-        <w:br/>
-      </w:r>
-      <w:r>
-        <w:rPr>
-          <w:rStyle w:val="VerbatimChar"/>
-        </w:rPr>
-        <w:t xml:space="preserve">   │         │ (feSessionId 쿠키 자동 포함)      │             │          │</w:t>
-      </w:r>
-      <w:r>
-        <w:br/>
-      </w:r>
-      <w:r>
-        <w:rPr>
-          <w:rStyle w:val="VerbatimChar"/>
-        </w:rPr>
-        <w:t xml:space="preserve">   │         │────────────────────→            │             │          │</w:t>
-      </w:r>
-      <w:r>
-        <w:br/>
-      </w:r>
-      <w:r>
-        <w:rPr>
-          <w:rStyle w:val="VerbatimChar"/>
-        </w:rPr>
-        <w:t xml:space="preserve">   │         │                    │            │             │          │</w:t>
-      </w:r>
-      <w:r>
-        <w:br/>
-      </w:r>
-      <w:r>
-        <w:rPr>
-          <w:rStyle w:val="VerbatimChar"/>
-        </w:rPr>
-        <w:t xml:space="preserve">   │         │                    │ ① Redis    │             │          │</w:t>
-      </w:r>
-      <w:r>
-        <w:br/>
-      </w:r>
-      <w:r>
-        <w:rPr>
-          <w:rStyle w:val="VerbatimChar"/>
-        </w:rPr>
-        <w:t xml:space="preserve">   │         │                    │ feSession  │             │          │</w:t>
-      </w:r>
-      <w:r>
-        <w:br/>
-      </w:r>
-      <w:r>
-        <w:rPr>
-          <w:rStyle w:val="VerbatimChar"/>
-        </w:rPr>
-        <w:t xml:space="preserve">   │         │                    │ 삭제        │             │          │</w:t>
-      </w:r>
-      <w:r>
-        <w:br/>
-      </w:r>
-      <w:r>
-        <w:rPr>
-          <w:rStyle w:val="VerbatimChar"/>
-        </w:rPr>
-        <w:t xml:space="preserve">   │         │                    │────────────────────────────────────→│</w:t>
-      </w:r>
-      <w:r>
-        <w:br/>
-      </w:r>
-      <w:r>
-        <w:rPr>
-          <w:rStyle w:val="VerbatimChar"/>
-        </w:rPr>
-        <w:t xml:space="preserve">   │         │                    │            │             │          │</w:t>
-      </w:r>
-      <w:r>
-        <w:br/>
-      </w:r>
-      <w:r>
-        <w:rPr>
-          <w:rStyle w:val="VerbatimChar"/>
-        </w:rPr>
-        <w:t xml:space="preserve">   │         │                    │ ② Keycloak │             │          │</w:t>
-      </w:r>
-      <w:r>
-        <w:br/>
-      </w:r>
-      <w:r>
-        <w:rPr>
-          <w:rStyle w:val="VerbatimChar"/>
-        </w:rPr>
-        <w:t xml:space="preserve">   │         │                    │ 세션 종료   │             │          │</w:t>
-      </w:r>
-      <w:r>
-        <w:br/>
-      </w:r>
-      <w:r>
-        <w:rPr>
-          <w:rStyle w:val="VerbatimChar"/>
-        </w:rPr>
-        <w:t xml:space="preserve">   │         │                    │────────────→            │          │</w:t>
-      </w:r>
-      <w:r>
-        <w:br/>
-      </w:r>
-      <w:r>
-        <w:rPr>
-          <w:rStyle w:val="VerbatimChar"/>
-        </w:rPr>
-        <w:t xml:space="preserve">   │         │                    │            │             │          │</w:t>
-      </w:r>
-      <w:r>
-        <w:br/>
-      </w:r>
-      <w:r>
-        <w:rPr>
-          <w:rStyle w:val="VerbatimChar"/>
-        </w:rPr>
-        <w:t xml:space="preserve">   │         │                    │ ③ 기관 로그아웃           │          │</w:t>
-      </w:r>
-      <w:r>
-        <w:br/>
-      </w:r>
-      <w:r>
-        <w:rPr>
-          <w:rStyle w:val="VerbatimChar"/>
-        </w:rPr>
-        <w:t xml:space="preserve">   │         │                    │ Webhook Outbox 적재       │          │</w:t>
-      </w:r>
-      <w:r>
-        <w:br/>
-      </w:r>
-      <w:r>
-        <w:rPr>
-          <w:rStyle w:val="VerbatimChar"/>
-        </w:rPr>
-        <w:t xml:space="preserve">   │         │                    │──────────────────────────→│         │</w:t>
-      </w:r>
-      <w:r>
-        <w:br/>
-      </w:r>
-      <w:r>
-        <w:rPr>
-          <w:rStyle w:val="VerbatimChar"/>
-        </w:rPr>
-        <w:t xml:space="preserve">   │         │                    │            │             │          │</w:t>
-      </w:r>
-      <w:r>
-        <w:br/>
-      </w:r>
-      <w:r>
-        <w:rPr>
-          <w:rStyle w:val="VerbatimChar"/>
-        </w:rPr>
-        <w:t xml:space="preserve">   │         │                    │ ④ 감사 로그 │             │          │</w:t>
-      </w:r>
-      <w:r>
-        <w:br/>
-      </w:r>
-      <w:r>
-        <w:rPr>
-          <w:rStyle w:val="VerbatimChar"/>
-        </w:rPr>
-        <w:t xml:space="preserve">   │         │                    │ 기록        │             │          │</w:t>
-      </w:r>
-      <w:r>
-        <w:br/>
-      </w:r>
-      <w:r>
-        <w:rPr>
-          <w:rStyle w:val="VerbatimChar"/>
-        </w:rPr>
-        <w:t xml:space="preserve">   │         │ 204 No Content     │             │             │          │</w:t>
-      </w:r>
-      <w:r>
-        <w:br/>
-      </w:r>
-      <w:r>
-        <w:rPr>
-          <w:rStyle w:val="VerbatimChar"/>
-        </w:rPr>
-        <w:t xml:space="preserve">   │         │ (feSessionId 쿠키 제거)           │             │          │</w:t>
-      </w:r>
-      <w:r>
-        <w:br/>
-      </w:r>
-      <w:r>
-        <w:rPr>
-          <w:rStyle w:val="VerbatimChar"/>
-        </w:rPr>
-        <w:t xml:space="preserve">   │         │←───────────────────             │             │          │</w:t>
-      </w:r>
-      <w:r>
-        <w:br/>
-      </w:r>
-      <w:r>
-        <w:rPr>
-          <w:rStyle w:val="VerbatimChar"/>
-        </w:rPr>
-        <w:t xml:space="preserve">   │         │                    │            │             │          │</w:t>
-      </w:r>
-      <w:r>
-        <w:br/>
-      </w:r>
-      <w:r>
-        <w:rPr>
-          <w:rStyle w:val="VerbatimChar"/>
-        </w:rPr>
-        <w:t xml:space="preserve">   │ ⑤ 로그인 페이지로 이동        │             │             │          │</w:t>
-      </w:r>
-      <w:r>
-        <w:br/>
-      </w:r>
-      <w:r>
-        <w:rPr>
-          <w:rStyle w:val="VerbatimChar"/>
-        </w:rPr>
-        <w:t xml:space="preserve">   │←────────│                   │             │             │          │</w:t>
+        <w:t xml:space="preserve">sequenceDiagram</w:t>
+      </w:r>
+      <w:r>
+        <w:br/>
+      </w:r>
+      <w:r>
+        <w:rPr>
+          <w:rStyle w:val="VerbatimChar"/>
+        </w:rPr>
+        <w:t xml:space="preserve">    actor 사용자</w:t>
+      </w:r>
+      <w:r>
+        <w:br/>
+      </w:r>
+      <w:r>
+        <w:rPr>
+          <w:rStyle w:val="VerbatimChar"/>
+        </w:rPr>
+        <w:t xml:space="preserve">    participant FE as FE</w:t>
+      </w:r>
+      <w:r>
+        <w:br/>
+      </w:r>
+      <w:r>
+        <w:rPr>
+          <w:rStyle w:val="VerbatimChar"/>
+        </w:rPr>
+        <w:t xml:space="preserve">    participant IDO as ido (/slo)</w:t>
+      </w:r>
+      <w:r>
+        <w:br/>
+      </w:r>
+      <w:r>
+        <w:rPr>
+          <w:rStyle w:val="VerbatimChar"/>
+        </w:rPr>
+        <w:t xml:space="preserve">    participant KC as Keycloak</w:t>
+      </w:r>
+      <w:r>
+        <w:br/>
+      </w:r>
+      <w:r>
+        <w:rPr>
+          <w:rStyle w:val="VerbatimChar"/>
+        </w:rPr>
+        <w:t xml:space="preserve">    participant KF as Kafka (Outbox)</w:t>
+      </w:r>
+      <w:r>
+        <w:br/>
+      </w:r>
+      <w:r>
+        <w:rPr>
+          <w:rStyle w:val="VerbatimChar"/>
+        </w:rPr>
+        <w:t xml:space="preserve">    participant RDS as Redis</w:t>
+      </w:r>
+      <w:r>
+        <w:br/>
+      </w:r>
+      <w:r>
+        <w:br/>
+      </w:r>
+      <w:r>
+        <w:rPr>
+          <w:rStyle w:val="VerbatimChar"/>
+        </w:rPr>
+        <w:t xml:space="preserve">    사용자-&gt;&gt;FE: 로그아웃 버튼 클릭</w:t>
+      </w:r>
+      <w:r>
+        <w:br/>
+      </w:r>
+      <w:r>
+        <w:rPr>
+          <w:rStyle w:val="VerbatimChar"/>
+        </w:rPr>
+        <w:t xml:space="preserve">    FE-&gt;&gt;IDO: POST /api/v1/slo/initiate&lt;br/&gt;(feSessionId 쿠키 자동 포함)</w:t>
+      </w:r>
+      <w:r>
+        <w:br/>
+      </w:r>
+      <w:r>
+        <w:br/>
+      </w:r>
+      <w:r>
+        <w:rPr>
+          <w:rStyle w:val="VerbatimChar"/>
+        </w:rPr>
+        <w:t xml:space="preserve">    IDO-&gt;&gt;RDS: ① DEL fe:session:{feSessionId}&lt;br/&gt;DEL fe:user-sessions:{qimUserId} 항목 제거</w:t>
+      </w:r>
+      <w:r>
+        <w:br/>
+      </w:r>
+      <w:r>
+        <w:rPr>
+          <w:rStyle w:val="VerbatimChar"/>
+        </w:rPr>
+        <w:t xml:space="preserve">    IDO-&gt;&gt;KC: ② Keycloak 세션 종료 (Back-channel logout)</w:t>
+      </w:r>
+      <w:r>
+        <w:br/>
+      </w:r>
+      <w:r>
+        <w:rPr>
+          <w:rStyle w:val="VerbatimChar"/>
+        </w:rPr>
+        <w:t xml:space="preserve">    IDO-&gt;&gt;KF: ③ 기관 로그아웃 Webhook — Outbox 적재&lt;br/&gt;(Transactional Outbox 패턴)</w:t>
+      </w:r>
+      <w:r>
+        <w:br/>
+      </w:r>
+      <w:r>
+        <w:rPr>
+          <w:rStyle w:val="VerbatimChar"/>
+        </w:rPr>
+        <w:t xml:space="preserve">    note over IDO: ④ 감사 로그 기록</w:t>
+      </w:r>
+      <w:r>
+        <w:br/>
+      </w:r>
+      <w:r>
+        <w:br/>
+      </w:r>
+      <w:r>
+        <w:rPr>
+          <w:rStyle w:val="VerbatimChar"/>
+        </w:rPr>
+        <w:t xml:space="preserve">    IDO--&gt;&gt;FE: 204 No Content&lt;br/&gt;Set-Cookie: feSessionId=; Max-Age=0 (쿠키 제거)</w:t>
+      </w:r>
+      <w:r>
+        <w:br/>
+      </w:r>
+      <w:r>
+        <w:rPr>
+          <w:rStyle w:val="VerbatimChar"/>
+        </w:rPr>
+        <w:t xml:space="preserve">    FE--&gt;&gt;사용자: ⑤ 로그인 페이지로 이동</w:t>
       </w:r>
     </w:p>
     <w:p>
@@ -12067,7 +11335,7 @@
       </w:r>
     </w:p>
     <w:bookmarkEnd w:id="66"/>
-    <w:bookmarkStart w:id="67" w:name="사용자별-일괄-무효화"/>
+    <w:bookmarkStart w:id="67" w:name="X3698e61556e646b153021ab2bba1234b61dedac"/>
     <w:p>
       <w:pPr>
         <w:pStyle w:val="Heading3"/>
@@ -12396,7 +11664,7 @@
     </w:p>
     <w:bookmarkEnd w:id="67"/>
     <w:bookmarkEnd w:id="68"/>
-    <w:bookmarkStart w:id="72" w:name="데이터-상태-및-저장소-요약"/>
+    <w:bookmarkStart w:id="72" w:name="X6a75c36009cd9792ecf4a2677c0aa080f93d888"/>
     <w:p>
       <w:pPr>
         <w:pStyle w:val="Heading2"/>
@@ -12405,7 +11673,7 @@
         <w:t xml:space="preserve">10. 데이터 상태 및 저장소 요약</w:t>
       </w:r>
     </w:p>
-    <w:bookmarkStart w:id="69" w:name="redis-저장-구조-전체"/>
+    <w:bookmarkStart w:id="69" w:name="X3c0e5ef6bf6e069687f5070830b11ad5e1e5f18"/>
     <w:p>
       <w:pPr>
         <w:pStyle w:val="Heading3"/>
@@ -12417,14 +11685,14 @@
     <w:tbl>
       <w:tblPr>
         <w:tblStyle w:val="Table"/>
-        <w:tblW w:type="pct" w:w="5000"/>
+        <w:tblW w:type="auto" w:w="0"/>
         <w:tblLook w:firstRow="1" w:lastRow="0" w:firstColumn="0" w:lastColumn="0" w:noHBand="0" w:noVBand="0" w:val="0020"/>
       </w:tblPr>
       <w:tblGrid>
-        <w:gridCol w:w="2400"/>
-        <w:gridCol w:w="2880"/>
-        <w:gridCol w:w="1200"/>
-        <w:gridCol w:w="1440"/>
+        <w:gridCol w:w="1980"/>
+        <w:gridCol w:w="1980"/>
+        <w:gridCol w:w="1980"/>
+        <w:gridCol w:w="1980"/>
       </w:tblGrid>
       <w:tr>
         <w:trPr>
@@ -12908,7 +12176,7 @@
       </w:tr>
     </w:tbl>
     <w:bookmarkEnd w:id="69"/>
-    <w:bookmarkStart w:id="70" w:name="db-저장-구조"/>
+    <w:bookmarkStart w:id="70" w:name="X63d5f2ccae7698c439b263b4b0d61567b0b69c1"/>
     <w:p>
       <w:pPr>
         <w:pStyle w:val="Heading3"/>
@@ -12920,13 +12188,13 @@
     <w:tbl>
       <w:tblPr>
         <w:tblStyle w:val="Table"/>
-        <w:tblW w:type="pct" w:w="5000"/>
+        <w:tblW w:type="auto" w:w="0"/>
         <w:tblLook w:firstRow="1" w:lastRow="0" w:firstColumn="0" w:lastColumn="0" w:noHBand="0" w:noVBand="0" w:val="0020"/>
       </w:tblPr>
       <w:tblGrid>
-        <w:gridCol w:w="2534"/>
-        <w:gridCol w:w="3484"/>
-        <w:gridCol w:w="1900"/>
+        <w:gridCol w:w="2640"/>
+        <w:gridCol w:w="2640"/>
+        <w:gridCol w:w="2640"/>
       </w:tblGrid>
       <w:tr>
         <w:trPr>
@@ -13258,7 +12526,7 @@
       </w:tr>
     </w:tbl>
     <w:bookmarkEnd w:id="70"/>
-    <w:bookmarkStart w:id="71" w:name="데이터-생명주기"/>
+    <w:bookmarkStart w:id="71" w:name="X096530828caca65391ba73216c77a4b2b8c91a8"/>
     <w:p>
       <w:pPr>
         <w:pStyle w:val="Heading3"/>
@@ -13377,7 +12645,7 @@
     </w:p>
     <w:bookmarkEnd w:id="71"/>
     <w:bookmarkEnd w:id="72"/>
-    <w:bookmarkStart w:id="78" w:name="보안-검증-체계"/>
+    <w:bookmarkStart w:id="78" w:name="Xd6ec0b016cdfe38754441c0a1991c45a84edc6e"/>
     <w:p>
       <w:pPr>
         <w:pStyle w:val="Heading2"/>
@@ -13386,7 +12654,7 @@
         <w:t xml:space="preserve">11. 보안 검증 체계</w:t>
       </w:r>
     </w:p>
-    <w:bookmarkStart w:id="73" w:name="csrf-방어"/>
+    <w:bookmarkStart w:id="73" w:name="X9f5b2327ad6f6fbfaaca2816a4390ad66bb498a"/>
     <w:p>
       <w:pPr>
         <w:pStyle w:val="Heading3"/>
@@ -13399,7 +12667,7 @@
       <w:pPr>
         <w:numPr>
           <w:ilvl w:val="0"/>
-          <w:numId w:val="1002"/>
+          <w:numId w:val="1005"/>
         </w:numPr>
         <w:pStyle w:val="Compact"/>
       </w:pPr>
@@ -13418,7 +12686,7 @@
       <w:pPr>
         <w:numPr>
           <w:ilvl w:val="0"/>
-          <w:numId w:val="1002"/>
+          <w:numId w:val="1005"/>
         </w:numPr>
         <w:pStyle w:val="Compact"/>
       </w:pPr>
@@ -13449,7 +12717,7 @@
       <w:pPr>
         <w:numPr>
           <w:ilvl w:val="0"/>
-          <w:numId w:val="1002"/>
+          <w:numId w:val="1005"/>
         </w:numPr>
         <w:pStyle w:val="Compact"/>
       </w:pPr>
@@ -13465,7 +12733,7 @@
       </w:r>
     </w:p>
     <w:bookmarkEnd w:id="73"/>
-    <w:bookmarkStart w:id="74" w:name="replay-공격-방어"/>
+    <w:bookmarkStart w:id="74" w:name="X73eb756e80f0b4e4a0fa11f8a4005363e6e0734"/>
     <w:p>
       <w:pPr>
         <w:pStyle w:val="Heading3"/>
@@ -13478,7 +12746,7 @@
       <w:pPr>
         <w:numPr>
           <w:ilvl w:val="0"/>
-          <w:numId w:val="1003"/>
+          <w:numId w:val="1006"/>
         </w:numPr>
         <w:pStyle w:val="Compact"/>
       </w:pPr>
@@ -13497,7 +12765,7 @@
       <w:pPr>
         <w:numPr>
           <w:ilvl w:val="0"/>
-          <w:numId w:val="1003"/>
+          <w:numId w:val="1006"/>
         </w:numPr>
         <w:pStyle w:val="Compact"/>
       </w:pPr>
@@ -13516,7 +12784,7 @@
       <w:pPr>
         <w:numPr>
           <w:ilvl w:val="0"/>
-          <w:numId w:val="1003"/>
+          <w:numId w:val="1006"/>
         </w:numPr>
         <w:pStyle w:val="Compact"/>
       </w:pPr>
@@ -13547,7 +12815,7 @@
       </w:r>
     </w:p>
     <w:bookmarkEnd w:id="74"/>
-    <w:bookmarkStart w:id="75" w:name="pkce-rfc-7636"/>
+    <w:bookmarkStart w:id="75" w:name="X5cf9c2d791fc05723d49cdcb31c524ba0df55fa"/>
     <w:p>
       <w:pPr>
         <w:pStyle w:val="Heading3"/>
@@ -13560,7 +12828,7 @@
       <w:pPr>
         <w:numPr>
           <w:ilvl w:val="0"/>
-          <w:numId w:val="1004"/>
+          <w:numId w:val="1007"/>
         </w:numPr>
         <w:pStyle w:val="Compact"/>
       </w:pPr>
@@ -13579,7 +12847,7 @@
       <w:pPr>
         <w:numPr>
           <w:ilvl w:val="0"/>
-          <w:numId w:val="1004"/>
+          <w:numId w:val="1007"/>
         </w:numPr>
         <w:pStyle w:val="Compact"/>
       </w:pPr>
@@ -13607,7 +12875,7 @@
       <w:pPr>
         <w:numPr>
           <w:ilvl w:val="0"/>
-          <w:numId w:val="1004"/>
+          <w:numId w:val="1007"/>
         </w:numPr>
         <w:pStyle w:val="Compact"/>
       </w:pPr>
@@ -13635,7 +12903,7 @@
       </w:r>
     </w:p>
     <w:bookmarkEnd w:id="75"/>
-    <w:bookmarkStart w:id="76" w:name="내부-서비스-간-서명"/>
+    <w:bookmarkStart w:id="76" w:name="X5038d4a76eba88b2c8531b1f2febb34cf0b2b01"/>
     <w:p>
       <w:pPr>
         <w:pStyle w:val="Heading3"/>
@@ -13647,7 +12915,7 @@
     <w:tbl>
       <w:tblPr>
         <w:tblStyle w:val="Table"/>
-        <w:tblW w:type="pct" w:w="5000"/>
+        <w:tblW w:type="auto" w:w="0"/>
         <w:tblLook w:firstRow="1" w:lastRow="0" w:firstColumn="0" w:lastColumn="0" w:noHBand="0" w:noVBand="0" w:val="0020"/>
       </w:tblPr>
       <w:tblGrid>
@@ -13786,7 +13054,7 @@
       </w:tr>
     </w:tbl>
     <w:bookmarkEnd w:id="76"/>
-    <w:bookmarkStart w:id="77" w:name="pii-보호"/>
+    <w:bookmarkStart w:id="77" w:name="X6fbdc1858391cc1c9c86f1052994f698a9aa312"/>
     <w:p>
       <w:pPr>
         <w:pStyle w:val="Heading3"/>
@@ -13799,7 +13067,7 @@
       <w:pPr>
         <w:numPr>
           <w:ilvl w:val="0"/>
-          <w:numId w:val="1005"/>
+          <w:numId w:val="1008"/>
         </w:numPr>
         <w:pStyle w:val="Compact"/>
       </w:pPr>
@@ -13818,7 +13086,7 @@
       <w:pPr>
         <w:numPr>
           <w:ilvl w:val="0"/>
-          <w:numId w:val="1005"/>
+          <w:numId w:val="1008"/>
         </w:numPr>
         <w:pStyle w:val="Compact"/>
       </w:pPr>
@@ -13837,7 +13105,7 @@
       <w:pPr>
         <w:numPr>
           <w:ilvl w:val="0"/>
-          <w:numId w:val="1005"/>
+          <w:numId w:val="1008"/>
         </w:numPr>
         <w:pStyle w:val="Compact"/>
       </w:pPr>
@@ -13882,7 +13150,7 @@
     </w:p>
     <w:bookmarkEnd w:id="77"/>
     <w:bookmarkEnd w:id="78"/>
-    <w:bookmarkStart w:id="82" w:name="오류-처리-흐름"/>
+    <w:bookmarkStart w:id="82" w:name="X00f23c49815a927f9a27e689e491d63bf1dedf9"/>
     <w:p>
       <w:pPr>
         <w:pStyle w:val="Heading2"/>
@@ -13891,7 +13159,7 @@
         <w:t xml:space="preserve">12. 오류 처리 흐름</w:t>
       </w:r>
     </w:p>
-    <w:bookmarkStart w:id="79" w:name="q-sign-콜백-오류"/>
+    <w:bookmarkStart w:id="79" w:name="Xa2817a40811f8a61ea3efbada938cfb4a61b7e2"/>
     <w:p>
       <w:pPr>
         <w:pStyle w:val="Heading3"/>
@@ -14032,7 +13300,7 @@
       </w:r>
     </w:p>
     <w:bookmarkEnd w:id="79"/>
-    <w:bookmarkStart w:id="80" w:name="fe-오류-표시"/>
+    <w:bookmarkStart w:id="80" w:name="X0ed814811907d3d8ad80836e77f14d9c752c56c"/>
     <w:p>
       <w:pPr>
         <w:pStyle w:val="Heading3"/>
@@ -14107,7 +13375,7 @@
       </w:r>
     </w:p>
     <w:bookmarkEnd w:id="80"/>
-    <w:bookmarkStart w:id="81" w:name="주요-오류-코드"/>
+    <w:bookmarkStart w:id="81" w:name="X3cff1936d0b013d7b01504ef9e3698442ae0c7a"/>
     <w:p>
       <w:pPr>
         <w:pStyle w:val="Heading3"/>
@@ -14751,12 +14019,48 @@
     <w:abstractNumId w:val="991"/>
   </w:num>
   <w:num w:numId="1003">
-    <w:abstractNumId w:val="991"/>
+    <w:abstractNumId w:val="99411"/>
+    <w:lvlOverride w:ilvl="0">
+      <w:startOverride w:val="1"/>
+    </w:lvlOverride>
+    <w:lvlOverride w:ilvl="1">
+      <w:startOverride w:val="1"/>
+    </w:lvlOverride>
+    <w:lvlOverride w:ilvl="2">
+      <w:startOverride w:val="1"/>
+    </w:lvlOverride>
+    <w:lvlOverride w:ilvl="3">
+      <w:startOverride w:val="1"/>
+    </w:lvlOverride>
+    <w:lvlOverride w:ilvl="4">
+      <w:startOverride w:val="1"/>
+    </w:lvlOverride>
+    <w:lvlOverride w:ilvl="5">
+      <w:startOverride w:val="1"/>
+    </w:lvlOverride>
+    <w:lvlOverride w:ilvl="6">
+      <w:startOverride w:val="1"/>
+    </w:lvlOverride>
+    <w:lvlOverride w:ilvl="7">
+      <w:startOverride w:val="1"/>
+    </w:lvlOverride>
+    <w:lvlOverride w:ilvl="8">
+      <w:startOverride w:val="1"/>
+    </w:lvlOverride>
   </w:num>
   <w:num w:numId="1004">
     <w:abstractNumId w:val="991"/>
   </w:num>
   <w:num w:numId="1005">
+    <w:abstractNumId w:val="991"/>
+  </w:num>
+  <w:num w:numId="1006">
+    <w:abstractNumId w:val="991"/>
+  </w:num>
+  <w:num w:numId="1007">
+    <w:abstractNumId w:val="991"/>
+  </w:num>
+  <w:num w:numId="1008">
     <w:abstractNumId w:val="991"/>
   </w:num>
 </w:numbering>

--- a/docs/internal/dataflow/01-login-flow.docx
+++ b/docs/internal/dataflow/01-login-flow.docx
@@ -2,7 +2,7 @@
 <file path=word/document.xml><?xml version="1.0" encoding="utf-8"?>
 <w:document xmlns:w="http://schemas.openxmlformats.org/wordprocessingml/2006/main" xmlns:m="http://schemas.openxmlformats.org/officeDocument/2006/math" xmlns:r="http://schemas.openxmlformats.org/officeDocument/2006/relationships" xmlns:o="urn:schemas-microsoft-com:office:office" xmlns:v="urn:schemas-microsoft-com:vml" xmlns:w10="urn:schemas-microsoft-com:office:word" xmlns:a="http://schemas.openxmlformats.org/drawingml/2006/main" xmlns:pic="http://schemas.openxmlformats.org/drawingml/2006/picture" xmlns:wp="http://schemas.openxmlformats.org/drawingml/2006/wordprocessingDrawing">
   <w:body>
-    <w:bookmarkStart w:id="83" w:name="로그인-데이터-흐름-az-완전-추적"/>
+    <w:bookmarkStart w:id="84" w:name="로그인-데이터-흐름-az-완전-추적"/>
     <w:p>
       <w:pPr>
         <w:pStyle w:val="Heading1"/>
@@ -36,7 +36,7 @@
         <w:t xml:space="preserve">버전</w:t>
       </w:r>
       <w:r>
-        <w:t xml:space="preserve">: 1.0</w:t>
+        <w:t xml:space="preserve">: 1.1</w:t>
       </w:r>
       <w:r>
         <w:br/>
@@ -59,10 +59,10 @@
           <w:bCs/>
           <w:b/>
         </w:rPr>
-        <w:t xml:space="preserve">작성자</w:t>
-      </w:r>
-      <w:r>
-        <w:t xml:space="preserve">: AI 코드 분석 시스템</w:t>
+        <w:t xml:space="preserve">최종 수정</w:t>
+      </w:r>
+      <w:r>
+        <w:t xml:space="preserve">: 2026-05-11</w:t>
       </w:r>
       <w:r>
         <w:br/>
@@ -72,10 +72,59 @@
           <w:bCs/>
           <w:b/>
         </w:rPr>
+        <w:t xml:space="preserve">작성자</w:t>
+      </w:r>
+      <w:r>
+        <w:t xml:space="preserve">: AI 코드 분석 시스템</w:t>
+      </w:r>
+      <w:r>
+        <w:br/>
+      </w:r>
+      <w:r>
+        <w:rPr>
+          <w:bCs/>
+          <w:b/>
+        </w:rPr>
         <w:t xml:space="preserve">분류</w:t>
       </w:r>
       <w:r>
         <w:t xml:space="preserve">: 내부 기술 문서 / 데이터 흐름</w:t>
+      </w:r>
+    </w:p>
+    <w:p>
+      <w:pPr>
+        <w:pStyle w:val="BlockText"/>
+      </w:pPr>
+      <w:r>
+        <w:rPr>
+          <w:bCs/>
+          <w:b/>
+        </w:rPr>
+        <w:t xml:space="preserve">변경 이력</w:t>
+      </w:r>
+    </w:p>
+    <w:p>
+      <w:pPr>
+        <w:numPr>
+          <w:ilvl w:val="0"/>
+          <w:numId w:val="1001"/>
+        </w:numPr>
+        <w:pStyle w:val="Compact"/>
+      </w:pPr>
+      <w:r>
+        <w:t xml:space="preserve">v1.0 (2026-05-11): 최초 작성</w:t>
+      </w:r>
+    </w:p>
+    <w:p>
+      <w:pPr>
+        <w:numPr>
+          <w:ilvl w:val="0"/>
+          <w:numId w:val="1001"/>
+        </w:numPr>
+        <w:pStyle w:val="Compact"/>
+      </w:pPr>
+      <w:r>
+        <w:t xml:space="preserve">v1.1 (2026-05-11): 전체 시퀀스 다이어그램 Mermaid 변환, keycloak 모드 시퀀스 추가, FE 세션 생성 공통 흐름 다이어그램 추가, 시스템 구성도 Mermaid 변환</w:t>
       </w:r>
     </w:p>
     <w:p>
@@ -98,7 +147,7 @@
       <w:pPr>
         <w:numPr>
           <w:ilvl w:val="0"/>
-          <w:numId w:val="1001"/>
+          <w:numId w:val="1002"/>
         </w:numPr>
         <w:pStyle w:val="Compact"/>
       </w:pPr>
@@ -115,7 +164,7 @@
       <w:pPr>
         <w:numPr>
           <w:ilvl w:val="0"/>
-          <w:numId w:val="1001"/>
+          <w:numId w:val="1002"/>
         </w:numPr>
         <w:pStyle w:val="Compact"/>
       </w:pPr>
@@ -132,7 +181,7 @@
       <w:pPr>
         <w:numPr>
           <w:ilvl w:val="0"/>
-          <w:numId w:val="1001"/>
+          <w:numId w:val="1002"/>
         </w:numPr>
         <w:pStyle w:val="Compact"/>
       </w:pPr>
@@ -149,7 +198,7 @@
       <w:pPr>
         <w:numPr>
           <w:ilvl w:val="0"/>
-          <w:numId w:val="1001"/>
+          <w:numId w:val="1002"/>
         </w:numPr>
         <w:pStyle w:val="Compact"/>
       </w:pPr>
@@ -166,7 +215,7 @@
       <w:pPr>
         <w:numPr>
           <w:ilvl w:val="0"/>
-          <w:numId w:val="1001"/>
+          <w:numId w:val="1002"/>
         </w:numPr>
         <w:pStyle w:val="Compact"/>
       </w:pPr>
@@ -183,7 +232,7 @@
       <w:pPr>
         <w:numPr>
           <w:ilvl w:val="0"/>
-          <w:numId w:val="1001"/>
+          <w:numId w:val="1002"/>
         </w:numPr>
         <w:pStyle w:val="Compact"/>
       </w:pPr>
@@ -200,7 +249,7 @@
       <w:pPr>
         <w:numPr>
           <w:ilvl w:val="0"/>
-          <w:numId w:val="1001"/>
+          <w:numId w:val="1002"/>
         </w:numPr>
         <w:pStyle w:val="Compact"/>
       </w:pPr>
@@ -217,7 +266,7 @@
       <w:pPr>
         <w:numPr>
           <w:ilvl w:val="0"/>
-          <w:numId w:val="1001"/>
+          <w:numId w:val="1002"/>
         </w:numPr>
         <w:pStyle w:val="Compact"/>
       </w:pPr>
@@ -234,7 +283,7 @@
       <w:pPr>
         <w:numPr>
           <w:ilvl w:val="0"/>
-          <w:numId w:val="1001"/>
+          <w:numId w:val="1002"/>
         </w:numPr>
         <w:pStyle w:val="Compact"/>
       </w:pPr>
@@ -251,7 +300,7 @@
       <w:pPr>
         <w:numPr>
           <w:ilvl w:val="0"/>
-          <w:numId w:val="1001"/>
+          <w:numId w:val="1002"/>
         </w:numPr>
         <w:pStyle w:val="Compact"/>
       </w:pPr>
@@ -268,7 +317,7 @@
       <w:pPr>
         <w:numPr>
           <w:ilvl w:val="0"/>
-          <w:numId w:val="1001"/>
+          <w:numId w:val="1002"/>
         </w:numPr>
         <w:pStyle w:val="Compact"/>
       </w:pPr>
@@ -285,7 +334,7 @@
       <w:pPr>
         <w:numPr>
           <w:ilvl w:val="0"/>
-          <w:numId w:val="1001"/>
+          <w:numId w:val="1002"/>
         </w:numPr>
         <w:pStyle w:val="Compact"/>
       </w:pPr>
@@ -332,100 +381,253 @@
         <w:rPr>
           <w:rStyle w:val="VerbatimChar"/>
         </w:rPr>
-        <w:t xml:space="preserve">onepass-fe (React SPA, :3000)</w:t>
-      </w:r>
-      <w:r>
-        <w:br/>
-      </w:r>
-      <w:r>
-        <w:rPr>
-          <w:rStyle w:val="VerbatimChar"/>
-        </w:rPr>
-        <w:t xml:space="preserve">    ↕ Nginx Proxy</w:t>
-      </w:r>
-      <w:r>
-        <w:br/>
-      </w:r>
-      <w:r>
-        <w:rPr>
-          <w:rStyle w:val="VerbatimChar"/>
-        </w:rPr>
-        <w:t xml:space="preserve">ido (Spring Boot, :8083)         ← 인증 중재자 (IdO)</w:t>
-      </w:r>
-      <w:r>
-        <w:br/>
-      </w:r>
-      <w:r>
-        <w:rPr>
-          <w:rStyle w:val="VerbatimChar"/>
-        </w:rPr>
-        <w:t xml:space="preserve">    ↕ HTTP</w:t>
-      </w:r>
-      <w:r>
-        <w:br/>
-      </w:r>
-      <w:r>
-        <w:rPr>
-          <w:rStyle w:val="VerbatimChar"/>
-        </w:rPr>
-        <w:t xml:space="preserve">q-sign (Spring Boot, :8081)      ← OIDC/소셜 브로커</w:t>
-      </w:r>
-      <w:r>
-        <w:br/>
-      </w:r>
-      <w:r>
-        <w:rPr>
-          <w:rStyle w:val="VerbatimChar"/>
-        </w:rPr>
-        <w:t xml:space="preserve">    ↕ HTTP</w:t>
-      </w:r>
-      <w:r>
-        <w:br/>
-      </w:r>
-      <w:r>
-        <w:rPr>
-          <w:rStyle w:val="VerbatimChar"/>
-        </w:rPr>
-        <w:t xml:space="preserve">Keycloak (:8080)                 ← OIDC Provider / 소셜 연동</w:t>
-      </w:r>
-      <w:r>
-        <w:br/>
-      </w:r>
-      <w:r>
-        <w:rPr>
-          <w:rStyle w:val="VerbatimChar"/>
-        </w:rPr>
-        <w:t xml:space="preserve">    ↕ OIDC</w:t>
-      </w:r>
-      <w:r>
-        <w:br/>
-      </w:r>
-      <w:r>
-        <w:rPr>
-          <w:rStyle w:val="VerbatimChar"/>
-        </w:rPr>
-        <w:t xml:space="preserve">소셜 IdP (카카오/네이버/Pass/GPKI 등)</w:t>
-      </w:r>
-      <w:r>
-        <w:br/>
-      </w:r>
-      <w:r>
-        <w:br/>
-      </w:r>
-      <w:r>
-        <w:rPr>
-          <w:rStyle w:val="VerbatimChar"/>
-        </w:rPr>
-        <w:t xml:space="preserve">q-im (Spring Boot, :8082)        ← 사용자 식별 관리</w:t>
-      </w:r>
-      <w:r>
-        <w:br/>
-      </w:r>
-      <w:r>
-        <w:rPr>
-          <w:rStyle w:val="VerbatimChar"/>
-        </w:rPr>
-        <w:t xml:space="preserve">agency-stub (Spring Boot, :8084) ← 기관 시뮬레이터</w:t>
+        <w:t xml:space="preserve">graph TD</w:t>
+      </w:r>
+      <w:r>
+        <w:br/>
+      </w:r>
+      <w:r>
+        <w:rPr>
+          <w:rStyle w:val="VerbatimChar"/>
+        </w:rPr>
+        <w:t xml:space="preserve">    FE["onepass-fe\nReact SPA :3000"]</w:t>
+      </w:r>
+      <w:r>
+        <w:br/>
+      </w:r>
+      <w:r>
+        <w:rPr>
+          <w:rStyle w:val="VerbatimChar"/>
+        </w:rPr>
+        <w:t xml:space="preserve">    NGX["Nginx Proxy"]</w:t>
+      </w:r>
+      <w:r>
+        <w:br/>
+      </w:r>
+      <w:r>
+        <w:rPr>
+          <w:rStyle w:val="VerbatimChar"/>
+        </w:rPr>
+        <w:t xml:space="preserve">    IDO["ido :8083\n인증 중재자 IdO"]</w:t>
+      </w:r>
+      <w:r>
+        <w:br/>
+      </w:r>
+      <w:r>
+        <w:rPr>
+          <w:rStyle w:val="VerbatimChar"/>
+        </w:rPr>
+        <w:t xml:space="preserve">    QS["q-sign :8081\nOIDC/소셜 브로커"]</w:t>
+      </w:r>
+      <w:r>
+        <w:br/>
+      </w:r>
+      <w:r>
+        <w:rPr>
+          <w:rStyle w:val="VerbatimChar"/>
+        </w:rPr>
+        <w:t xml:space="preserve">    KC["Keycloak :8080\nOIDC Provider"]</w:t>
+      </w:r>
+      <w:r>
+        <w:br/>
+      </w:r>
+      <w:r>
+        <w:rPr>
+          <w:rStyle w:val="VerbatimChar"/>
+        </w:rPr>
+        <w:t xml:space="preserve">    IDP["소셜 IdP\n카카오/네이버/Pass/GPKI"]</w:t>
+      </w:r>
+      <w:r>
+        <w:br/>
+      </w:r>
+      <w:r>
+        <w:rPr>
+          <w:rStyle w:val="VerbatimChar"/>
+        </w:rPr>
+        <w:t xml:space="preserve">    QIM["q-im :8082\n사용자 식별 관리"]</w:t>
+      </w:r>
+      <w:r>
+        <w:br/>
+      </w:r>
+      <w:r>
+        <w:rPr>
+          <w:rStyle w:val="VerbatimChar"/>
+        </w:rPr>
+        <w:t xml:space="preserve">    AGS["agency-stub :8084\n기관 시뮬레이터"]</w:t>
+      </w:r>
+      <w:r>
+        <w:br/>
+      </w:r>
+      <w:r>
+        <w:rPr>
+          <w:rStyle w:val="VerbatimChar"/>
+        </w:rPr>
+        <w:t xml:space="preserve">    NICE["NICE IDO 서버\nhttps://auth.niceid.co.kr"]</w:t>
+      </w:r>
+      <w:r>
+        <w:br/>
+      </w:r>
+      <w:r>
+        <w:rPr>
+          <w:rStyle w:val="VerbatimChar"/>
+        </w:rPr>
+        <w:t xml:space="preserve">    OACX["OACX SDK\nJAR 로컬"]</w:t>
+      </w:r>
+      <w:r>
+        <w:br/>
+      </w:r>
+      <w:r>
+        <w:rPr>
+          <w:rStyle w:val="VerbatimChar"/>
+        </w:rPr>
+        <w:t xml:space="preserve">    RDS[("Redis")]</w:t>
+      </w:r>
+      <w:r>
+        <w:br/>
+      </w:r>
+      <w:r>
+        <w:rPr>
+          <w:rStyle w:val="VerbatimChar"/>
+        </w:rPr>
+        <w:t xml:space="preserve">    DB[("MariaDB")]</w:t>
+      </w:r>
+      <w:r>
+        <w:br/>
+      </w:r>
+      <w:r>
+        <w:rPr>
+          <w:rStyle w:val="VerbatimChar"/>
+        </w:rPr>
+        <w:t xml:space="preserve">    KF["Kafka"]</w:t>
+      </w:r>
+      <w:r>
+        <w:br/>
+      </w:r>
+      <w:r>
+        <w:br/>
+      </w:r>
+      <w:r>
+        <w:rPr>
+          <w:rStyle w:val="VerbatimChar"/>
+        </w:rPr>
+        <w:t xml:space="preserve">    FE --&gt; NGX --&gt; IDO</w:t>
+      </w:r>
+      <w:r>
+        <w:br/>
+      </w:r>
+      <w:r>
+        <w:rPr>
+          <w:rStyle w:val="VerbatimChar"/>
+        </w:rPr>
+        <w:t xml:space="preserve">    IDO --&gt; QS --&gt; KC --&gt; IDP</w:t>
+      </w:r>
+      <w:r>
+        <w:br/>
+      </w:r>
+      <w:r>
+        <w:rPr>
+          <w:rStyle w:val="VerbatimChar"/>
+        </w:rPr>
+        <w:t xml:space="preserve">    IDO --&gt; QIM</w:t>
+      </w:r>
+      <w:r>
+        <w:br/>
+      </w:r>
+      <w:r>
+        <w:rPr>
+          <w:rStyle w:val="VerbatimChar"/>
+        </w:rPr>
+        <w:t xml:space="preserve">    IDO --&gt; NICE</w:t>
+      </w:r>
+      <w:r>
+        <w:br/>
+      </w:r>
+      <w:r>
+        <w:rPr>
+          <w:rStyle w:val="VerbatimChar"/>
+        </w:rPr>
+        <w:t xml:space="preserve">    IDO --&gt; OACX</w:t>
+      </w:r>
+      <w:r>
+        <w:br/>
+      </w:r>
+      <w:r>
+        <w:rPr>
+          <w:rStyle w:val="VerbatimChar"/>
+        </w:rPr>
+        <w:t xml:space="preserve">    IDO --&gt; RDS</w:t>
+      </w:r>
+      <w:r>
+        <w:br/>
+      </w:r>
+      <w:r>
+        <w:rPr>
+          <w:rStyle w:val="VerbatimChar"/>
+        </w:rPr>
+        <w:t xml:space="preserve">    IDO --&gt; DB</w:t>
+      </w:r>
+      <w:r>
+        <w:br/>
+      </w:r>
+      <w:r>
+        <w:rPr>
+          <w:rStyle w:val="VerbatimChar"/>
+        </w:rPr>
+        <w:t xml:space="preserve">    IDO --&gt; KF</w:t>
+      </w:r>
+      <w:r>
+        <w:br/>
+      </w:r>
+      <w:r>
+        <w:rPr>
+          <w:rStyle w:val="VerbatimChar"/>
+        </w:rPr>
+        <w:t xml:space="preserve">    QS --&gt; RDS</w:t>
+      </w:r>
+      <w:r>
+        <w:br/>
+      </w:r>
+      <w:r>
+        <w:rPr>
+          <w:rStyle w:val="VerbatimChar"/>
+        </w:rPr>
+        <w:t xml:space="preserve">    QS --&gt; DB</w:t>
+      </w:r>
+      <w:r>
+        <w:br/>
+      </w:r>
+      <w:r>
+        <w:rPr>
+          <w:rStyle w:val="VerbatimChar"/>
+        </w:rPr>
+        <w:t xml:space="preserve">    QS --&gt; KF</w:t>
+      </w:r>
+      <w:r>
+        <w:br/>
+      </w:r>
+      <w:r>
+        <w:rPr>
+          <w:rStyle w:val="VerbatimChar"/>
+        </w:rPr>
+        <w:t xml:space="preserve">    QIM --&gt; DB</w:t>
+      </w:r>
+      <w:r>
+        <w:br/>
+      </w:r>
+      <w:r>
+        <w:rPr>
+          <w:rStyle w:val="VerbatimChar"/>
+        </w:rPr>
+        <w:t xml:space="preserve">    QIM --&gt; KF</w:t>
+      </w:r>
+      <w:r>
+        <w:br/>
+      </w:r>
+      <w:r>
+        <w:rPr>
+          <w:rStyle w:val="VerbatimChar"/>
+        </w:rPr>
+        <w:t xml:space="preserve">    IDO --- AGS</w:t>
       </w:r>
     </w:p>
     <w:bookmarkEnd w:id="21"/>
@@ -467,55 +669,79 @@
         <w:rPr>
           <w:rStyle w:val="VerbatimChar"/>
         </w:rPr>
-        <w:t xml:space="preserve">broker.mode=qsign (기본)</w:t>
-      </w:r>
-      <w:r>
-        <w:br/>
-      </w:r>
-      <w:r>
-        <w:rPr>
-          <w:rStyle w:val="VerbatimChar"/>
-        </w:rPr>
-        <w:t xml:space="preserve">  FE → ido → q-sign → Keycloak → 소셜IdP</w:t>
-      </w:r>
-      <w:r>
-        <w:br/>
-      </w:r>
-      <w:r>
-        <w:rPr>
-          <w:rStyle w:val="VerbatimChar"/>
-        </w:rPr>
-        <w:t xml:space="preserve">              └─────── 콜백 ─────────┘</w:t>
-      </w:r>
-      <w:r>
-        <w:br/>
-      </w:r>
-      <w:r>
-        <w:br/>
-      </w:r>
-      <w:r>
-        <w:rPr>
-          <w:rStyle w:val="VerbatimChar"/>
-        </w:rPr>
-        <w:t xml:space="preserve">broker.mode=keycloak</w:t>
-      </w:r>
-      <w:r>
-        <w:br/>
-      </w:r>
-      <w:r>
-        <w:rPr>
-          <w:rStyle w:val="VerbatimChar"/>
-        </w:rPr>
-        <w:t xml:space="preserve">  FE → ido → Keycloak → 소셜IdP</w:t>
-      </w:r>
-      <w:r>
-        <w:br/>
-      </w:r>
-      <w:r>
-        <w:rPr>
-          <w:rStyle w:val="VerbatimChar"/>
-        </w:rPr>
-        <w:t xml:space="preserve">       └──── 콜백 ──────────┘</w:t>
+        <w:t xml:space="preserve">graph LR</w:t>
+      </w:r>
+      <w:r>
+        <w:br/>
+      </w:r>
+      <w:r>
+        <w:rPr>
+          <w:rStyle w:val="VerbatimChar"/>
+        </w:rPr>
+        <w:t xml:space="preserve">    subgraph "broker.mode=qsign (기본)"</w:t>
+      </w:r>
+      <w:r>
+        <w:br/>
+      </w:r>
+      <w:r>
+        <w:rPr>
+          <w:rStyle w:val="VerbatimChar"/>
+        </w:rPr>
+        <w:t xml:space="preserve">        FE1[FE] --&gt; IDO1[ido] --&gt; QS1[q-sign] --&gt; KC1[Keycloak] --&gt; IDP1[소셜IdP]</w:t>
+      </w:r>
+      <w:r>
+        <w:br/>
+      </w:r>
+      <w:r>
+        <w:rPr>
+          <w:rStyle w:val="VerbatimChar"/>
+        </w:rPr>
+        <w:t xml:space="preserve">        IDP1 -.콜백.-&gt; KC1 -.콜백.-&gt; QS1 -.콜백.-&gt; IDO1 -.302.-&gt; FE1</w:t>
+      </w:r>
+      <w:r>
+        <w:br/>
+      </w:r>
+      <w:r>
+        <w:rPr>
+          <w:rStyle w:val="VerbatimChar"/>
+        </w:rPr>
+        <w:t xml:space="preserve">    end</w:t>
+      </w:r>
+      <w:r>
+        <w:br/>
+      </w:r>
+      <w:r>
+        <w:rPr>
+          <w:rStyle w:val="VerbatimChar"/>
+        </w:rPr>
+        <w:t xml:space="preserve">    subgraph "broker.mode=keycloak"</w:t>
+      </w:r>
+      <w:r>
+        <w:br/>
+      </w:r>
+      <w:r>
+        <w:rPr>
+          <w:rStyle w:val="VerbatimChar"/>
+        </w:rPr>
+        <w:t xml:space="preserve">        FE2[FE] --&gt; IDO2[ido] --&gt; KC2[Keycloak] --&gt; IDP2[소셜IdP]</w:t>
+      </w:r>
+      <w:r>
+        <w:br/>
+      </w:r>
+      <w:r>
+        <w:rPr>
+          <w:rStyle w:val="VerbatimChar"/>
+        </w:rPr>
+        <w:t xml:space="preserve">        IDP2 -.콜백.-&gt; KC2 -.콜백.-&gt; IDO2 -.302.-&gt; FE2</w:t>
+      </w:r>
+      <w:r>
+        <w:br/>
+      </w:r>
+      <w:r>
+        <w:rPr>
+          <w:rStyle w:val="VerbatimChar"/>
+        </w:rPr>
+        <w:t xml:space="preserve">    end</w:t>
       </w:r>
     </w:p>
     <w:p>
@@ -4131,7 +4357,7 @@
       <w:pPr>
         <w:numPr>
           <w:ilvl w:val="0"/>
-          <w:numId w:val="1002"/>
+          <w:numId w:val="1003"/>
         </w:numPr>
         <w:pStyle w:val="Compact"/>
       </w:pPr>
@@ -4143,602 +4369,6 @@
       </w:r>
       <w:r>
         <w:t xml:space="preserve">: JavaScript에서 접근 불가 (XSS 방어)</w:t>
-      </w:r>
-    </w:p>
-    <w:p>
-      <w:pPr>
-        <w:numPr>
-          <w:ilvl w:val="0"/>
-          <w:numId w:val="1002"/>
-        </w:numPr>
-        <w:pStyle w:val="Compact"/>
-      </w:pPr>
-      <w:r>
-        <w:rPr>
-          <w:rStyle w:val="VerbatimChar"/>
-        </w:rPr>
-        <w:t xml:space="preserve">Secure</w:t>
-      </w:r>
-      <w:r>
-        <w:t xml:space="preserve">: HTTPS에서만 전송</w:t>
-      </w:r>
-    </w:p>
-    <w:p>
-      <w:pPr>
-        <w:numPr>
-          <w:ilvl w:val="0"/>
-          <w:numId w:val="1002"/>
-        </w:numPr>
-        <w:pStyle w:val="Compact"/>
-      </w:pPr>
-      <w:r>
-        <w:rPr>
-          <w:rStyle w:val="VerbatimChar"/>
-        </w:rPr>
-        <w:t xml:space="preserve">SameSite=Lax</w:t>
-      </w:r>
-      <w:r>
-        <w:t xml:space="preserve">: CSRF 방어</w:t>
-      </w:r>
-    </w:p>
-    <w:p>
-      <w:pPr>
-        <w:numPr>
-          <w:ilvl w:val="0"/>
-          <w:numId w:val="1002"/>
-        </w:numPr>
-        <w:pStyle w:val="Compact"/>
-      </w:pPr>
-      <w:r>
-        <w:rPr>
-          <w:rStyle w:val="VerbatimChar"/>
-        </w:rPr>
-        <w:t xml:space="preserve">Max-Age=1800</w:t>
-      </w:r>
-      <w:r>
-        <w:t xml:space="preserve">: 30분 (슬라이딩 TTL, Redis에서 갱신)</w:t>
-      </w:r>
-    </w:p>
-    <w:bookmarkEnd w:id="32"/>
-    <w:bookmarkStart w:id="33" w:name="Xbaef478b5db8648147c9ff06a0775f42afa135e"/>
-    <w:p>
-      <w:pPr>
-        <w:pStyle w:val="Heading4"/>
-      </w:pPr>
-      <w:r>
-        <w:t xml:space="preserve">⑩ FE 세션 Redis 저장 구조</w:t>
-      </w:r>
-    </w:p>
-    <w:p>
-      <w:pPr>
-        <w:pStyle w:val="FirstParagraph"/>
-      </w:pPr>
-      <w:r>
-        <w:rPr>
-          <w:bCs/>
-          <w:b/>
-        </w:rPr>
-        <w:t xml:space="preserve">파일</w:t>
-      </w:r>
-      <w:r>
-        <w:t xml:space="preserve">:</w:t>
-      </w:r>
-      <w:r>
-        <w:t xml:space="preserve"> </w:t>
-      </w:r>
-      <w:r>
-        <w:rPr>
-          <w:rStyle w:val="VerbatimChar"/>
-        </w:rPr>
-        <w:t xml:space="preserve">ido/.../fe/session/FeSessionServiceImpl.java</w:t>
-      </w:r>
-    </w:p>
-    <w:p>
-      <w:pPr>
-        <w:pStyle w:val="SourceCode"/>
-      </w:pPr>
-      <w:r>
-        <w:rPr>
-          <w:rStyle w:val="VerbatimChar"/>
-        </w:rPr>
-        <w:t xml:space="preserve">Redis Keys:</w:t>
-      </w:r>
-      <w:r>
-        <w:br/>
-      </w:r>
-      <w:r>
-        <w:rPr>
-          <w:rStyle w:val="VerbatimChar"/>
-        </w:rPr>
-        <w:t xml:space="preserve">  fe:session:{feSessionId}  → FeSession {</w:t>
-      </w:r>
-      <w:r>
-        <w:br/>
-      </w:r>
-      <w:r>
-        <w:rPr>
-          <w:rStyle w:val="VerbatimChar"/>
-        </w:rPr>
-        <w:t xml:space="preserve">    feSessionId, qimUserId, authResultId, authLevel,</w:t>
-      </w:r>
-      <w:r>
-        <w:br/>
-      </w:r>
-      <w:r>
-        <w:rPr>
-          <w:rStyle w:val="VerbatimChar"/>
-        </w:rPr>
-        <w:t xml:space="preserve">    createdAt, lastActivityAt, absoluteExpiresAt,</w:t>
-      </w:r>
-      <w:r>
-        <w:br/>
-      </w:r>
-      <w:r>
-        <w:rPr>
-          <w:rStyle w:val="VerbatimChar"/>
-        </w:rPr>
-        <w:t xml:space="preserve">    returnUrl, advisoryFlag</w:t>
-      </w:r>
-      <w:r>
-        <w:br/>
-      </w:r>
-      <w:r>
-        <w:rPr>
-          <w:rStyle w:val="VerbatimChar"/>
-        </w:rPr>
-        <w:t xml:space="preserve">  }</w:t>
-      </w:r>
-      <w:r>
-        <w:br/>
-      </w:r>
-      <w:r>
-        <w:rPr>
-          <w:rStyle w:val="VerbatimChar"/>
-        </w:rPr>
-        <w:t xml:space="preserve">  TTL: 30분 (sliding), 절대 만료: 480분</w:t>
-      </w:r>
-      <w:r>
-        <w:br/>
-      </w:r>
-      <w:r>
-        <w:br/>
-      </w:r>
-      <w:r>
-        <w:rPr>
-          <w:rStyle w:val="VerbatimChar"/>
-        </w:rPr>
-        <w:t xml:space="preserve">  fe:user-sessions:{qimUserId}  → Set&lt;feSessionId&gt;</w:t>
-      </w:r>
-      <w:r>
-        <w:br/>
-      </w:r>
-      <w:r>
-        <w:rPr>
-          <w:rStyle w:val="VerbatimChar"/>
-        </w:rPr>
-        <w:t xml:space="preserve">  TTL: 480분 (절대 만료와 동일)</w:t>
-      </w:r>
-    </w:p>
-    <w:p>
-      <w:r>
-        <w:pict>
-          <v:rect style="width:0;height:1.5pt" o:hralign="center" o:hrstd="t" o:hr="t"/>
-        </w:pict>
-      </w:r>
-    </w:p>
-    <w:bookmarkEnd w:id="33"/>
-    <w:bookmarkEnd w:id="34"/>
-    <w:bookmarkEnd w:id="35"/>
-    <w:bookmarkStart w:id="51" w:name="Xfaf68def8dd0e83366350fe4cc3982153b8c83d"/>
-    <w:p>
-      <w:pPr>
-        <w:pStyle w:val="Heading2"/>
-      </w:pPr>
-      <w:r>
-        <w:t xml:space="preserve">4. B. 개인회원 NICE 휴대폰 인증 로그인 흐름</w:t>
-      </w:r>
-    </w:p>
-    <w:bookmarkStart w:id="36" w:name="X89aef752ac2ef165d499089b24e7dfc47ca1720"/>
-    <w:p>
-      <w:pPr>
-        <w:pStyle w:val="Heading3"/>
-      </w:pPr>
-      <w:r>
-        <w:t xml:space="preserve">4.1 전체 시퀀스</w:t>
-      </w:r>
-    </w:p>
-    <w:p>
-      <w:pPr>
-        <w:pStyle w:val="SourceCode"/>
-      </w:pPr>
-      <w:r>
-        <w:rPr>
-          <w:rStyle w:val="VerbatimChar"/>
-        </w:rPr>
-        <w:t xml:space="preserve">sequenceDiagram</w:t>
-      </w:r>
-      <w:r>
-        <w:br/>
-      </w:r>
-      <w:r>
-        <w:rPr>
-          <w:rStyle w:val="VerbatimChar"/>
-        </w:rPr>
-        <w:t xml:space="preserve">    actor 사용자</w:t>
-      </w:r>
-      <w:r>
-        <w:br/>
-      </w:r>
-      <w:r>
-        <w:rPr>
-          <w:rStyle w:val="VerbatimChar"/>
-        </w:rPr>
-        <w:t xml:space="preserve">    participant FE as FE (Login.tsx)</w:t>
-      </w:r>
-      <w:r>
-        <w:br/>
-      </w:r>
-      <w:r>
-        <w:rPr>
-          <w:rStyle w:val="VerbatimChar"/>
-        </w:rPr>
-        <w:t xml:space="preserve">    participant IDO as ido (/auth/nice)</w:t>
-      </w:r>
-      <w:r>
-        <w:br/>
-      </w:r>
-      <w:r>
-        <w:rPr>
-          <w:rStyle w:val="VerbatimChar"/>
-        </w:rPr>
-        <w:t xml:space="preserve">    participant NICE as NICE 서버</w:t>
-      </w:r>
-      <w:r>
-        <w:br/>
-      </w:r>
-      <w:r>
-        <w:rPr>
-          <w:rStyle w:val="VerbatimChar"/>
-        </w:rPr>
-        <w:t xml:space="preserve">    participant QIM as q-im</w:t>
-      </w:r>
-      <w:r>
-        <w:br/>
-      </w:r>
-      <w:r>
-        <w:rPr>
-          <w:rStyle w:val="VerbatimChar"/>
-        </w:rPr>
-        <w:t xml:space="preserve">    participant RDS as Redis</w:t>
-      </w:r>
-      <w:r>
-        <w:br/>
-      </w:r>
-      <w:r>
-        <w:br/>
-      </w:r>
-      <w:r>
-        <w:rPr>
-          <w:rStyle w:val="VerbatimChar"/>
-        </w:rPr>
-        <w:t xml:space="preserve">    사용자-&gt;&gt;FE: 휴대폰 인증 클릭</w:t>
-      </w:r>
-      <w:r>
-        <w:br/>
-      </w:r>
-      <w:r>
-        <w:rPr>
-          <w:rStyle w:val="VerbatimChar"/>
-        </w:rPr>
-        <w:t xml:space="preserve">    FE-&gt;&gt;IDO: ① GET /api/v1/auth/nice/phone/url?returnUrl=...</w:t>
-      </w:r>
-      <w:r>
-        <w:br/>
-      </w:r>
-      <w:r>
-        <w:br/>
-      </w:r>
-      <w:r>
-        <w:rPr>
-          <w:rStyle w:val="VerbatimChar"/>
-        </w:rPr>
-        <w:t xml:space="preserve">    note over IDO: ensureAccessToken() — 분산 락 (Redisson)&lt;br/&gt;Double-Checked Locking</w:t>
-      </w:r>
-      <w:r>
-        <w:br/>
-      </w:r>
-      <w:r>
-        <w:rPr>
-          <w:rStyle w:val="VerbatimChar"/>
-        </w:rPr>
-        <w:t xml:space="preserve">    IDO-&gt;&gt;NICE: ② POST /auth/token (Basic 인증)</w:t>
-      </w:r>
-      <w:r>
-        <w:br/>
-      </w:r>
-      <w:r>
-        <w:rPr>
-          <w:rStyle w:val="VerbatimChar"/>
-        </w:rPr>
-        <w:t xml:space="preserve">    NICE--&gt;&gt;IDO: ③ {accessToken, ticket, iterators, expiresIn}</w:t>
-      </w:r>
-      <w:r>
-        <w:br/>
-      </w:r>
-      <w:r>
-        <w:rPr>
-          <w:rStyle w:val="VerbatimChar"/>
-        </w:rPr>
-        <w:t xml:space="preserve">    IDO-&gt;&gt;NICE: ④ POST /auth/url (requestNo 생성)</w:t>
-      </w:r>
-      <w:r>
-        <w:br/>
-      </w:r>
-      <w:r>
-        <w:rPr>
-          <w:rStyle w:val="VerbatimChar"/>
-        </w:rPr>
-        <w:t xml:space="preserve">    NICE--&gt;&gt;IDO: ⑤ {authUrl, transactionId}</w:t>
-      </w:r>
-      <w:r>
-        <w:br/>
-      </w:r>
-      <w:r>
-        <w:rPr>
-          <w:rStyle w:val="VerbatimChar"/>
-        </w:rPr>
-        <w:t xml:space="preserve">    IDO-&gt;&gt;RDS: ⑥ HSET nice:session:{requestNo} → {transactionId, requestNo} (TTL 10분)</w:t>
-      </w:r>
-      <w:r>
-        <w:br/>
-      </w:r>
-      <w:r>
-        <w:rPr>
-          <w:rStyle w:val="VerbatimChar"/>
-        </w:rPr>
-        <w:t xml:space="preserve">    IDO--&gt;&gt;FE: ⑦ {authUrl, requestNo}</w:t>
-      </w:r>
-      <w:r>
-        <w:br/>
-      </w:r>
-      <w:r>
-        <w:br/>
-      </w:r>
-      <w:r>
-        <w:rPr>
-          <w:rStyle w:val="VerbatimChar"/>
-        </w:rPr>
-        <w:t xml:space="preserve">    사용자-&gt;&gt;사용자: ⑧ 팝업 오픈 (NICE 표준창)</w:t>
-      </w:r>
-      <w:r>
-        <w:br/>
-      </w:r>
-      <w:r>
-        <w:rPr>
-          <w:rStyle w:val="VerbatimChar"/>
-        </w:rPr>
-        <w:t xml:space="preserve">    note over 사용자: ⑨ 휴대폰 본인인증 완료</w:t>
-      </w:r>
-      <w:r>
-        <w:br/>
-      </w:r>
-      <w:r>
-        <w:rPr>
-          <w:rStyle w:val="VerbatimChar"/>
-        </w:rPr>
-        <w:t xml:space="preserve">    사용자-&gt;&gt;FE: ⑩ window.opener.postMessage({web_transaction_id})</w:t>
-      </w:r>
-      <w:r>
-        <w:br/>
-      </w:r>
-      <w:r>
-        <w:br/>
-      </w:r>
-      <w:r>
-        <w:rPr>
-          <w:rStyle w:val="VerbatimChar"/>
-        </w:rPr>
-        <w:t xml:space="preserve">    FE-&gt;&gt;IDO: ⑪ POST /api/v1/auth/nice/phone/result&lt;br/&gt;{web_transaction_id, request_no}</w:t>
-      </w:r>
-      <w:r>
-        <w:br/>
-      </w:r>
-      <w:r>
-        <w:rPr>
-          <w:rStyle w:val="VerbatimChar"/>
-        </w:rPr>
-        <w:t xml:space="preserve">    IDO-&gt;&gt;NICE: ⑫ POST /auth/result (token, webTransactionId, transactionId)</w:t>
-      </w:r>
-      <w:r>
-        <w:br/>
-      </w:r>
-      <w:r>
-        <w:rPr>
-          <w:rStyle w:val="VerbatimChar"/>
-        </w:rPr>
-        <w:t xml:space="preserve">    NICE--&gt;&gt;IDO: ⑬ {resultCode, encData, integrityValue}</w:t>
-      </w:r>
-      <w:r>
-        <w:br/>
-      </w:r>
-      <w:r>
-        <w:br/>
-      </w:r>
-      <w:r>
-        <w:rPr>
-          <w:rStyle w:val="VerbatimChar"/>
-        </w:rPr>
-        <w:t xml:space="preserve">    note over IDO: ⑭ HMAC-SHA256 무결성 검증&lt;br/&gt;PBKDF2(ticket+txId+iterators) → AES-256-GCM 복호화&lt;br/&gt;→ {name, birthdate, gender, ci, di, mobile_co, mobile_no}</w:t>
-      </w:r>
-      <w:r>
-        <w:br/>
-      </w:r>
-      <w:r>
-        <w:br/>
-      </w:r>
-      <w:r>
-        <w:rPr>
-          <w:rStyle w:val="VerbatimChar"/>
-        </w:rPr>
-        <w:t xml:space="preserve">    IDO-&gt;&gt;QIM: ⑮ POST /api/v1/internal/users/register (CI 포함)</w:t>
-      </w:r>
-      <w:r>
-        <w:br/>
-      </w:r>
-      <w:r>
-        <w:rPr>
-          <w:rStyle w:val="VerbatimChar"/>
-        </w:rPr>
-        <w:t xml:space="preserve">    QIM--&gt;&gt;IDO: ⑯ {qimUserId}</w:t>
-      </w:r>
-      <w:r>
-        <w:br/>
-      </w:r>
-      <w:r>
-        <w:br/>
-      </w:r>
-      <w:r>
-        <w:rPr>
-          <w:rStyle w:val="VerbatimChar"/>
-        </w:rPr>
-        <w:t xml:space="preserve">    IDO--&gt;&gt;FE: ⑰ {name, birthdate, gender, di, mobileCo, mobileNo}&lt;br/&gt;⚠️ CI 미포함 (보안 정책 Q3=B)</w:t>
-      </w:r>
-      <w:r>
-        <w:br/>
-      </w:r>
-      <w:r>
-        <w:rPr>
-          <w:rStyle w:val="VerbatimChar"/>
-        </w:rPr>
-        <w:t xml:space="preserve">    note over FE: ⑱ encCi 수신 → hidden form 자동 POST&lt;br/&gt;(loginType=IND_CI)</w:t>
-      </w:r>
-    </w:p>
-    <w:bookmarkEnd w:id="36"/>
-    <w:bookmarkStart w:id="50" w:name="Xc3741ff42ec39fc70d2e7a295e5546c67793fb3"/>
-    <w:p>
-      <w:pPr>
-        <w:pStyle w:val="Heading3"/>
-      </w:pPr>
-      <w:r>
-        <w:t xml:space="preserve">4.2 각 단계 상세 설명</w:t>
-      </w:r>
-    </w:p>
-    <w:bookmarkStart w:id="37" w:name="Xeb03fb6b7a964a10d13a886747c61b3bd7a7073"/>
-    <w:p>
-      <w:pPr>
-        <w:pStyle w:val="Heading4"/>
-      </w:pPr>
-      <w:r>
-        <w:t xml:space="preserve">① FE → ido: NICE URL 요청</w:t>
-      </w:r>
-    </w:p>
-    <w:p>
-      <w:pPr>
-        <w:pStyle w:val="FirstParagraph"/>
-      </w:pPr>
-      <w:r>
-        <w:rPr>
-          <w:bCs/>
-          <w:b/>
-        </w:rPr>
-        <w:t xml:space="preserve">파일</w:t>
-      </w:r>
-      <w:r>
-        <w:t xml:space="preserve">:</w:t>
-      </w:r>
-      <w:r>
-        <w:t xml:space="preserve"> </w:t>
-      </w:r>
-      <w:r>
-        <w:rPr>
-          <w:rStyle w:val="VerbatimChar"/>
-        </w:rPr>
-        <w:t xml:space="preserve">onepass-fe/frontend/src/hooks/useNicePhoneAuth.ts</w:t>
-      </w:r>
-      <w:r>
-        <w:t xml:space="preserve"> </w:t>
-      </w:r>
-      <w:r>
-        <w:t xml:space="preserve">(호출부)</w:t>
-      </w:r>
-      <w:r>
-        <w:br/>
-      </w:r>
-      <w:r>
-        <w:rPr>
-          <w:bCs/>
-          <w:b/>
-        </w:rPr>
-        <w:t xml:space="preserve">파일</w:t>
-      </w:r>
-      <w:r>
-        <w:t xml:space="preserve">:</w:t>
-      </w:r>
-      <w:r>
-        <w:t xml:space="preserve"> </w:t>
-      </w:r>
-      <w:r>
-        <w:rPr>
-          <w:rStyle w:val="VerbatimChar"/>
-        </w:rPr>
-        <w:t xml:space="preserve">ido/.../auth/controller/AuthController.java</w:t>
-      </w:r>
-      <w:r>
-        <w:br/>
-      </w:r>
-      <w:r>
-        <w:rPr>
-          <w:bCs/>
-          <w:b/>
-        </w:rPr>
-        <w:t xml:space="preserve">파일</w:t>
-      </w:r>
-      <w:r>
-        <w:t xml:space="preserve">:</w:t>
-      </w:r>
-      <w:r>
-        <w:t xml:space="preserve"> </w:t>
-      </w:r>
-      <w:r>
-        <w:rPr>
-          <w:rStyle w:val="VerbatimChar"/>
-        </w:rPr>
-        <w:t xml:space="preserve">ido/.../auth/service/NiceAuthService.java</w:t>
-      </w:r>
-    </w:p>
-    <w:p>
-      <w:pPr>
-        <w:pStyle w:val="SourceCode"/>
-      </w:pPr>
-      <w:r>
-        <w:rPr>
-          <w:rStyle w:val="VerbatimChar"/>
-        </w:rPr>
-        <w:t xml:space="preserve">GET /api/v1/auth/nice/phone/url?returnUrl={returnUrl}</w:t>
-      </w:r>
-    </w:p>
-    <w:bookmarkEnd w:id="37"/>
-    <w:bookmarkStart w:id="38" w:name="X8765b18d52e44f4ce5cb7181bbf4deb3a85bbc0"/>
-    <w:p>
-      <w:pPr>
-        <w:pStyle w:val="Heading4"/>
-      </w:pPr>
-      <w:r>
-        <w:t xml:space="preserve">② Access Token 확보 (분산 락 적용)</w:t>
-      </w:r>
-    </w:p>
-    <w:p>
-      <w:pPr>
-        <w:pStyle w:val="FirstParagraph"/>
-      </w:pPr>
-      <w:r>
-        <w:rPr>
-          <w:rStyle w:val="VerbatimChar"/>
-        </w:rPr>
-        <w:t xml:space="preserve">NiceAuthService.ensureAccessToken()</w:t>
-      </w:r>
-      <w:r>
-        <w:t xml:space="preserve">:</w:t>
       </w:r>
     </w:p>
     <w:p>
@@ -4750,7 +4380,13 @@
         <w:pStyle w:val="Compact"/>
       </w:pPr>
       <w:r>
-        <w:t xml:space="preserve">Redis 캐시에 유효한 토큰 있으면 즉시 반환 (락 없음)</w:t>
+        <w:rPr>
+          <w:rStyle w:val="VerbatimChar"/>
+        </w:rPr>
+        <w:t xml:space="preserve">Secure</w:t>
+      </w:r>
+      <w:r>
+        <w:t xml:space="preserve">: HTTPS에서만 전송</w:t>
       </w:r>
     </w:p>
     <w:p>
@@ -4762,7 +4398,13 @@
         <w:pStyle w:val="Compact"/>
       </w:pPr>
       <w:r>
-        <w:t xml:space="preserve">Redisson tryLock 획득 (최대 3초 대기, 10초 만료)</w:t>
+        <w:rPr>
+          <w:rStyle w:val="VerbatimChar"/>
+        </w:rPr>
+        <w:t xml:space="preserve">SameSite=Lax</w:t>
+      </w:r>
+      <w:r>
+        <w:t xml:space="preserve">: CSRF 방어</w:t>
       </w:r>
     </w:p>
     <w:p>
@@ -4774,47 +4416,631 @@
         <w:pStyle w:val="Compact"/>
       </w:pPr>
       <w:r>
-        <w:t xml:space="preserve">Double-Checked Locking: 락 획득 후 재확인</w:t>
+        <w:rPr>
+          <w:rStyle w:val="VerbatimChar"/>
+        </w:rPr>
+        <w:t xml:space="preserve">Max-Age=1800</w:t>
+      </w:r>
+      <w:r>
+        <w:t xml:space="preserve">: 30분 (슬라이딩 TTL, Redis에서 갱신)</w:t>
+      </w:r>
+    </w:p>
+    <w:bookmarkEnd w:id="32"/>
+    <w:bookmarkStart w:id="33" w:name="Xbaef478b5db8648147c9ff06a0775f42afa135e"/>
+    <w:p>
+      <w:pPr>
+        <w:pStyle w:val="Heading4"/>
+      </w:pPr>
+      <w:r>
+        <w:t xml:space="preserve">⑩ FE 세션 Redis 저장 구조</w:t>
+      </w:r>
+    </w:p>
+    <w:p>
+      <w:pPr>
+        <w:pStyle w:val="FirstParagraph"/>
+      </w:pPr>
+      <w:r>
+        <w:rPr>
+          <w:bCs/>
+          <w:b/>
+        </w:rPr>
+        <w:t xml:space="preserve">파일</w:t>
+      </w:r>
+      <w:r>
+        <w:t xml:space="preserve">:</w:t>
+      </w:r>
+      <w:r>
+        <w:t xml:space="preserve"> </w:t>
+      </w:r>
+      <w:r>
+        <w:rPr>
+          <w:rStyle w:val="VerbatimChar"/>
+        </w:rPr>
+        <w:t xml:space="preserve">ido/.../fe/session/FeSessionServiceImpl.java</w:t>
+      </w:r>
+    </w:p>
+    <w:p>
+      <w:pPr>
+        <w:pStyle w:val="SourceCode"/>
+      </w:pPr>
+      <w:r>
+        <w:rPr>
+          <w:rStyle w:val="VerbatimChar"/>
+        </w:rPr>
+        <w:t xml:space="preserve">Redis Keys:</w:t>
+      </w:r>
+      <w:r>
+        <w:br/>
+      </w:r>
+      <w:r>
+        <w:rPr>
+          <w:rStyle w:val="VerbatimChar"/>
+        </w:rPr>
+        <w:t xml:space="preserve">  fe:session:{feSessionId}  → FeSession {</w:t>
+      </w:r>
+      <w:r>
+        <w:br/>
+      </w:r>
+      <w:r>
+        <w:rPr>
+          <w:rStyle w:val="VerbatimChar"/>
+        </w:rPr>
+        <w:t xml:space="preserve">    feSessionId, qimUserId, authResultId, authLevel,</w:t>
+      </w:r>
+      <w:r>
+        <w:br/>
+      </w:r>
+      <w:r>
+        <w:rPr>
+          <w:rStyle w:val="VerbatimChar"/>
+        </w:rPr>
+        <w:t xml:space="preserve">    createdAt, lastActivityAt, absoluteExpiresAt,</w:t>
+      </w:r>
+      <w:r>
+        <w:br/>
+      </w:r>
+      <w:r>
+        <w:rPr>
+          <w:rStyle w:val="VerbatimChar"/>
+        </w:rPr>
+        <w:t xml:space="preserve">    returnUrl, advisoryFlag</w:t>
+      </w:r>
+      <w:r>
+        <w:br/>
+      </w:r>
+      <w:r>
+        <w:rPr>
+          <w:rStyle w:val="VerbatimChar"/>
+        </w:rPr>
+        <w:t xml:space="preserve">  }</w:t>
+      </w:r>
+      <w:r>
+        <w:br/>
+      </w:r>
+      <w:r>
+        <w:rPr>
+          <w:rStyle w:val="VerbatimChar"/>
+        </w:rPr>
+        <w:t xml:space="preserve">  TTL: 30분 (sliding), 절대 만료: 480분</w:t>
+      </w:r>
+      <w:r>
+        <w:br/>
+      </w:r>
+      <w:r>
+        <w:br/>
+      </w:r>
+      <w:r>
+        <w:rPr>
+          <w:rStyle w:val="VerbatimChar"/>
+        </w:rPr>
+        <w:t xml:space="preserve">  fe:user-sessions:{qimUserId}  → Set&lt;feSessionId&gt;</w:t>
+      </w:r>
+      <w:r>
+        <w:br/>
+      </w:r>
+      <w:r>
+        <w:rPr>
+          <w:rStyle w:val="VerbatimChar"/>
+        </w:rPr>
+        <w:t xml:space="preserve">  TTL: 480분 (절대 만료와 동일)</w:t>
+      </w:r>
+    </w:p>
+    <w:p>
+      <w:r>
+        <w:pict>
+          <v:rect style="width:0;height:1.5pt" o:hralign="center" o:hrstd="t" o:hr="t"/>
+        </w:pict>
+      </w:r>
+    </w:p>
+    <w:bookmarkEnd w:id="33"/>
+    <w:bookmarkEnd w:id="34"/>
+    <w:bookmarkEnd w:id="35"/>
+    <w:bookmarkStart w:id="51" w:name="Xfaf68def8dd0e83366350fe4cc3982153b8c83d"/>
+    <w:p>
+      <w:pPr>
+        <w:pStyle w:val="Heading2"/>
+      </w:pPr>
+      <w:r>
+        <w:t xml:space="preserve">4. B. 개인회원 NICE 휴대폰 인증 로그인 흐름</w:t>
+      </w:r>
+    </w:p>
+    <w:bookmarkStart w:id="36" w:name="X89aef752ac2ef165d499089b24e7dfc47ca1720"/>
+    <w:p>
+      <w:pPr>
+        <w:pStyle w:val="Heading3"/>
+      </w:pPr>
+      <w:r>
+        <w:t xml:space="preserve">4.1 전체 시퀀스</w:t>
+      </w:r>
+    </w:p>
+    <w:p>
+      <w:pPr>
+        <w:pStyle w:val="SourceCode"/>
+      </w:pPr>
+      <w:r>
+        <w:rPr>
+          <w:rStyle w:val="VerbatimChar"/>
+        </w:rPr>
+        <w:t xml:space="preserve">sequenceDiagram</w:t>
+      </w:r>
+      <w:r>
+        <w:br/>
+      </w:r>
+      <w:r>
+        <w:rPr>
+          <w:rStyle w:val="VerbatimChar"/>
+        </w:rPr>
+        <w:t xml:space="preserve">    actor 사용자</w:t>
+      </w:r>
+      <w:r>
+        <w:br/>
+      </w:r>
+      <w:r>
+        <w:rPr>
+          <w:rStyle w:val="VerbatimChar"/>
+        </w:rPr>
+        <w:t xml:space="preserve">    participant FE as FE (Login.tsx)</w:t>
+      </w:r>
+      <w:r>
+        <w:br/>
+      </w:r>
+      <w:r>
+        <w:rPr>
+          <w:rStyle w:val="VerbatimChar"/>
+        </w:rPr>
+        <w:t xml:space="preserve">    participant IDO as ido (/auth/nice)</w:t>
+      </w:r>
+      <w:r>
+        <w:br/>
+      </w:r>
+      <w:r>
+        <w:rPr>
+          <w:rStyle w:val="VerbatimChar"/>
+        </w:rPr>
+        <w:t xml:space="preserve">    participant NICE as NICE 서버</w:t>
+      </w:r>
+      <w:r>
+        <w:br/>
+      </w:r>
+      <w:r>
+        <w:rPr>
+          <w:rStyle w:val="VerbatimChar"/>
+        </w:rPr>
+        <w:t xml:space="preserve">    participant QIM as q-im</w:t>
+      </w:r>
+      <w:r>
+        <w:br/>
+      </w:r>
+      <w:r>
+        <w:rPr>
+          <w:rStyle w:val="VerbatimChar"/>
+        </w:rPr>
+        <w:t xml:space="preserve">    participant RDS as Redis</w:t>
+      </w:r>
+      <w:r>
+        <w:br/>
+      </w:r>
+      <w:r>
+        <w:br/>
+      </w:r>
+      <w:r>
+        <w:rPr>
+          <w:rStyle w:val="VerbatimChar"/>
+        </w:rPr>
+        <w:t xml:space="preserve">    사용자-&gt;&gt;FE: 휴대폰 인증 클릭</w:t>
+      </w:r>
+      <w:r>
+        <w:br/>
+      </w:r>
+      <w:r>
+        <w:rPr>
+          <w:rStyle w:val="VerbatimChar"/>
+        </w:rPr>
+        <w:t xml:space="preserve">    FE-&gt;&gt;IDO: ① GET /api/v1/auth/nice/phone/url?returnUrl=...</w:t>
+      </w:r>
+      <w:r>
+        <w:br/>
+      </w:r>
+      <w:r>
+        <w:br/>
+      </w:r>
+      <w:r>
+        <w:rPr>
+          <w:rStyle w:val="VerbatimChar"/>
+        </w:rPr>
+        <w:t xml:space="preserve">    note over IDO: ensureAccessToken() — 분산 락 (Redisson)&lt;br/&gt;Double-Checked Locking</w:t>
+      </w:r>
+      <w:r>
+        <w:br/>
+      </w:r>
+      <w:r>
+        <w:rPr>
+          <w:rStyle w:val="VerbatimChar"/>
+        </w:rPr>
+        <w:t xml:space="preserve">    IDO-&gt;&gt;NICE: ② POST /auth/token (Basic 인증)</w:t>
+      </w:r>
+      <w:r>
+        <w:br/>
+      </w:r>
+      <w:r>
+        <w:rPr>
+          <w:rStyle w:val="VerbatimChar"/>
+        </w:rPr>
+        <w:t xml:space="preserve">    NICE--&gt;&gt;IDO: ③ {accessToken, ticket, iterators, expiresIn}</w:t>
+      </w:r>
+      <w:r>
+        <w:br/>
+      </w:r>
+      <w:r>
+        <w:rPr>
+          <w:rStyle w:val="VerbatimChar"/>
+        </w:rPr>
+        <w:t xml:space="preserve">    IDO-&gt;&gt;NICE: ④ POST /auth/url (requestNo 생성)</w:t>
+      </w:r>
+      <w:r>
+        <w:br/>
+      </w:r>
+      <w:r>
+        <w:rPr>
+          <w:rStyle w:val="VerbatimChar"/>
+        </w:rPr>
+        <w:t xml:space="preserve">    NICE--&gt;&gt;IDO: ⑤ {authUrl, transactionId}</w:t>
+      </w:r>
+      <w:r>
+        <w:br/>
+      </w:r>
+      <w:r>
+        <w:rPr>
+          <w:rStyle w:val="VerbatimChar"/>
+        </w:rPr>
+        <w:t xml:space="preserve">    IDO-&gt;&gt;RDS: ⑥ HSET nice:session:{requestNo} → {transactionId, requestNo} (TTL 10분)</w:t>
+      </w:r>
+      <w:r>
+        <w:br/>
+      </w:r>
+      <w:r>
+        <w:rPr>
+          <w:rStyle w:val="VerbatimChar"/>
+        </w:rPr>
+        <w:t xml:space="preserve">    IDO--&gt;&gt;FE: ⑦ {authUrl, requestNo}</w:t>
+      </w:r>
+      <w:r>
+        <w:br/>
+      </w:r>
+      <w:r>
+        <w:br/>
+      </w:r>
+      <w:r>
+        <w:rPr>
+          <w:rStyle w:val="VerbatimChar"/>
+        </w:rPr>
+        <w:t xml:space="preserve">    사용자-&gt;&gt;사용자: ⑧ 팝업 오픈 (NICE 표준창)</w:t>
+      </w:r>
+      <w:r>
+        <w:br/>
+      </w:r>
+      <w:r>
+        <w:rPr>
+          <w:rStyle w:val="VerbatimChar"/>
+        </w:rPr>
+        <w:t xml:space="preserve">    note over 사용자: ⑨ 휴대폰 본인인증 완료</w:t>
+      </w:r>
+      <w:r>
+        <w:br/>
+      </w:r>
+      <w:r>
+        <w:rPr>
+          <w:rStyle w:val="VerbatimChar"/>
+        </w:rPr>
+        <w:t xml:space="preserve">    사용자-&gt;&gt;FE: ⑩ window.opener.postMessage({web_transaction_id})</w:t>
+      </w:r>
+      <w:r>
+        <w:br/>
+      </w:r>
+      <w:r>
+        <w:br/>
+      </w:r>
+      <w:r>
+        <w:rPr>
+          <w:rStyle w:val="VerbatimChar"/>
+        </w:rPr>
+        <w:t xml:space="preserve">    FE-&gt;&gt;IDO: ⑪ POST /api/v1/auth/nice/phone/result&lt;br/&gt;{web_transaction_id, request_no}</w:t>
+      </w:r>
+      <w:r>
+        <w:br/>
+      </w:r>
+      <w:r>
+        <w:rPr>
+          <w:rStyle w:val="VerbatimChar"/>
+        </w:rPr>
+        <w:t xml:space="preserve">    IDO-&gt;&gt;NICE: ⑫ POST /auth/result (token, webTransactionId, transactionId)</w:t>
+      </w:r>
+      <w:r>
+        <w:br/>
+      </w:r>
+      <w:r>
+        <w:rPr>
+          <w:rStyle w:val="VerbatimChar"/>
+        </w:rPr>
+        <w:t xml:space="preserve">    NICE--&gt;&gt;IDO: ⑬ {resultCode, encData, integrityValue}</w:t>
+      </w:r>
+      <w:r>
+        <w:br/>
+      </w:r>
+      <w:r>
+        <w:br/>
+      </w:r>
+      <w:r>
+        <w:rPr>
+          <w:rStyle w:val="VerbatimChar"/>
+        </w:rPr>
+        <w:t xml:space="preserve">    note over IDO: ⑭ HMAC-SHA256 무결성 검증&lt;br/&gt;PBKDF2(ticket+txId+iterators) → AES-256-GCM 복호화&lt;br/&gt;→ {name, birthdate, gender, ci, di, mobile_co, mobile_no}</w:t>
+      </w:r>
+      <w:r>
+        <w:br/>
+      </w:r>
+      <w:r>
+        <w:br/>
+      </w:r>
+      <w:r>
+        <w:rPr>
+          <w:rStyle w:val="VerbatimChar"/>
+        </w:rPr>
+        <w:t xml:space="preserve">    IDO-&gt;&gt;QIM: ⑮ POST /api/v1/internal/users/register (CI 포함)</w:t>
+      </w:r>
+      <w:r>
+        <w:br/>
+      </w:r>
+      <w:r>
+        <w:rPr>
+          <w:rStyle w:val="VerbatimChar"/>
+        </w:rPr>
+        <w:t xml:space="preserve">    QIM--&gt;&gt;IDO: ⑯ {qimUserId}</w:t>
+      </w:r>
+      <w:r>
+        <w:br/>
+      </w:r>
+      <w:r>
+        <w:br/>
+      </w:r>
+      <w:r>
+        <w:rPr>
+          <w:rStyle w:val="VerbatimChar"/>
+        </w:rPr>
+        <w:t xml:space="preserve">    IDO--&gt;&gt;FE: ⑰ {name, birthdate, gender, di, mobileCo, mobileNo}&lt;br/&gt;⚠️ CI 미포함 (보안 정책 Q3=B)</w:t>
+      </w:r>
+      <w:r>
+        <w:br/>
+      </w:r>
+      <w:r>
+        <w:rPr>
+          <w:rStyle w:val="VerbatimChar"/>
+        </w:rPr>
+        <w:t xml:space="preserve">    note over FE: ⑱ encCi 수신 → hidden form 자동 POST&lt;br/&gt;(loginType=IND_CI)</w:t>
+      </w:r>
+    </w:p>
+    <w:bookmarkEnd w:id="36"/>
+    <w:bookmarkStart w:id="50" w:name="Xc3741ff42ec39fc70d2e7a295e5546c67793fb3"/>
+    <w:p>
+      <w:pPr>
+        <w:pStyle w:val="Heading3"/>
+      </w:pPr>
+      <w:r>
+        <w:t xml:space="preserve">4.2 각 단계 상세 설명</w:t>
+      </w:r>
+    </w:p>
+    <w:bookmarkStart w:id="37" w:name="Xeb03fb6b7a964a10d13a886747c61b3bd7a7073"/>
+    <w:p>
+      <w:pPr>
+        <w:pStyle w:val="Heading4"/>
+      </w:pPr>
+      <w:r>
+        <w:t xml:space="preserve">① FE → ido: NICE URL 요청</w:t>
+      </w:r>
+    </w:p>
+    <w:p>
+      <w:pPr>
+        <w:pStyle w:val="FirstParagraph"/>
+      </w:pPr>
+      <w:r>
+        <w:rPr>
+          <w:bCs/>
+          <w:b/>
+        </w:rPr>
+        <w:t xml:space="preserve">파일</w:t>
+      </w:r>
+      <w:r>
+        <w:t xml:space="preserve">:</w:t>
+      </w:r>
+      <w:r>
+        <w:t xml:space="preserve"> </w:t>
+      </w:r>
+      <w:r>
+        <w:rPr>
+          <w:rStyle w:val="VerbatimChar"/>
+        </w:rPr>
+        <w:t xml:space="preserve">onepass-fe/frontend/src/hooks/useNicePhoneAuth.ts</w:t>
+      </w:r>
+      <w:r>
+        <w:t xml:space="preserve"> </w:t>
+      </w:r>
+      <w:r>
+        <w:t xml:space="preserve">(호출부)</w:t>
+      </w:r>
+      <w:r>
+        <w:br/>
+      </w:r>
+      <w:r>
+        <w:rPr>
+          <w:bCs/>
+          <w:b/>
+        </w:rPr>
+        <w:t xml:space="preserve">파일</w:t>
+      </w:r>
+      <w:r>
+        <w:t xml:space="preserve">:</w:t>
+      </w:r>
+      <w:r>
+        <w:t xml:space="preserve"> </w:t>
+      </w:r>
+      <w:r>
+        <w:rPr>
+          <w:rStyle w:val="VerbatimChar"/>
+        </w:rPr>
+        <w:t xml:space="preserve">ido/.../auth/controller/AuthController.java</w:t>
+      </w:r>
+      <w:r>
+        <w:br/>
+      </w:r>
+      <w:r>
+        <w:rPr>
+          <w:bCs/>
+          <w:b/>
+        </w:rPr>
+        <w:t xml:space="preserve">파일</w:t>
+      </w:r>
+      <w:r>
+        <w:t xml:space="preserve">:</w:t>
+      </w:r>
+      <w:r>
+        <w:t xml:space="preserve"> </w:t>
+      </w:r>
+      <w:r>
+        <w:rPr>
+          <w:rStyle w:val="VerbatimChar"/>
+        </w:rPr>
+        <w:t xml:space="preserve">ido/.../auth/service/NiceAuthService.java</w:t>
+      </w:r>
+    </w:p>
+    <w:p>
+      <w:pPr>
+        <w:pStyle w:val="SourceCode"/>
+      </w:pPr>
+      <w:r>
+        <w:rPr>
+          <w:rStyle w:val="VerbatimChar"/>
+        </w:rPr>
+        <w:t xml:space="preserve">GET /api/v1/auth/nice/phone/url?returnUrl={returnUrl}</w:t>
+      </w:r>
+    </w:p>
+    <w:bookmarkEnd w:id="37"/>
+    <w:bookmarkStart w:id="38" w:name="X8765b18d52e44f4ce5cb7181bbf4deb3a85bbc0"/>
+    <w:p>
+      <w:pPr>
+        <w:pStyle w:val="Heading4"/>
+      </w:pPr>
+      <w:r>
+        <w:t xml:space="preserve">② Access Token 확보 (분산 락 적용)</w:t>
+      </w:r>
+    </w:p>
+    <w:p>
+      <w:pPr>
+        <w:pStyle w:val="FirstParagraph"/>
+      </w:pPr>
+      <w:r>
+        <w:rPr>
+          <w:rStyle w:val="VerbatimChar"/>
+        </w:rPr>
+        <w:t xml:space="preserve">NiceAuthService.ensureAccessToken()</w:t>
+      </w:r>
+      <w:r>
+        <w:t xml:space="preserve">:</w:t>
       </w:r>
     </w:p>
     <w:p>
       <w:pPr>
         <w:numPr>
           <w:ilvl w:val="0"/>
-          <w:numId w:val="1003"/>
+          <w:numId w:val="1004"/>
         </w:numPr>
         <w:pStyle w:val="Compact"/>
       </w:pPr>
       <w:r>
-        <w:t xml:space="preserve">NICE POST /auth/token (Basic 인증) 호출</w:t>
+        <w:t xml:space="preserve">Redis 캐시에 유효한 토큰 있으면 즉시 반환 (락 없음)</w:t>
       </w:r>
     </w:p>
     <w:p>
       <w:pPr>
         <w:numPr>
           <w:ilvl w:val="0"/>
-          <w:numId w:val="1003"/>
+          <w:numId w:val="1004"/>
         </w:numPr>
         <w:pStyle w:val="Compact"/>
       </w:pPr>
       <w:r>
-        <w:t xml:space="preserve">응답 저장:</w:t>
-      </w:r>
-      <w:r>
-        <w:t xml:space="preserve"> </w:t>
-      </w:r>
-      <w:r>
-        <w:rPr>
-          <w:rStyle w:val="VerbatimChar"/>
-        </w:rPr>
-        <w:t xml:space="preserve">{accessToken, ticket, iterators, expiresIn}</w:t>
+        <w:t xml:space="preserve">Redisson tryLock 획득 (최대 3초 대기, 10초 만료)</w:t>
       </w:r>
     </w:p>
     <w:p>
       <w:pPr>
         <w:numPr>
           <w:ilvl w:val="0"/>
-          <w:numId w:val="1003"/>
+          <w:numId w:val="1004"/>
+        </w:numPr>
+        <w:pStyle w:val="Compact"/>
+      </w:pPr>
+      <w:r>
+        <w:t xml:space="preserve">Double-Checked Locking: 락 획득 후 재확인</w:t>
+      </w:r>
+    </w:p>
+    <w:p>
+      <w:pPr>
+        <w:numPr>
+          <w:ilvl w:val="0"/>
+          <w:numId w:val="1004"/>
+        </w:numPr>
+        <w:pStyle w:val="Compact"/>
+      </w:pPr>
+      <w:r>
+        <w:t xml:space="preserve">NICE POST /auth/token (Basic 인증) 호출</w:t>
+      </w:r>
+    </w:p>
+    <w:p>
+      <w:pPr>
+        <w:numPr>
+          <w:ilvl w:val="0"/>
+          <w:numId w:val="1004"/>
+        </w:numPr>
+        <w:pStyle w:val="Compact"/>
+      </w:pPr>
+      <w:r>
+        <w:t xml:space="preserve">응답 저장:</w:t>
+      </w:r>
+      <w:r>
+        <w:t xml:space="preserve"> </w:t>
+      </w:r>
+      <w:r>
+        <w:rPr>
+          <w:rStyle w:val="VerbatimChar"/>
+        </w:rPr>
+        <w:t xml:space="preserve">{accessToken, ticket, iterators, expiresIn}</w:t>
+      </w:r>
+    </w:p>
+    <w:p>
+      <w:pPr>
+        <w:numPr>
+          <w:ilvl w:val="0"/>
+          <w:numId w:val="1004"/>
         </w:numPr>
         <w:pStyle w:val="Compact"/>
       </w:pPr>
@@ -9300,13 +9526,13 @@
         <w:t xml:space="preserve">7. E. 소셜 로그인 흐름 (keycloak 모드)</w:t>
       </w:r>
     </w:p>
-    <w:bookmarkStart w:id="60" w:name="X15660d3471ed000003f18ed74259273fdc7415a"/>
+    <w:bookmarkStart w:id="60" w:name="X1344bd3b894049b55057465a4cefc5aeec91d9a"/>
     <w:p>
       <w:pPr>
         <w:pStyle w:val="Heading3"/>
       </w:pPr>
       <w:r>
-        <w:t xml:space="preserve">7.1 차이점</w:t>
+        <w:t xml:space="preserve">7.1 전체 시퀀스</w:t>
       </w:r>
     </w:p>
     <w:p>
@@ -9315,189 +9541,201 @@
       </w:pPr>
       <w:r>
         <w:rPr>
-          <w:rStyle w:val="CommentTok"/>
-        </w:rPr>
-        <w:t xml:space="preserve">// broker.mode=keycloak</w:t>
-      </w:r>
-      <w:r>
-        <w:br/>
-      </w:r>
-      <w:r>
-        <w:rPr>
-          <w:rStyle w:val="CommentTok"/>
-        </w:rPr>
-        <w:t xml:space="preserve">// BrokerService.java에서</w:t>
-      </w:r>
-      <w:r>
-        <w:br/>
-      </w:r>
-      <w:r>
-        <w:rPr>
-          <w:rStyle w:val="NormalTok"/>
-        </w:rPr>
-        <w:t xml:space="preserve">IdoOidcStateStore</w:t>
-      </w:r>
-      <w:r>
-        <w:rPr>
-          <w:rStyle w:val="OperatorTok"/>
-        </w:rPr>
-        <w:t xml:space="preserve">.</w:t>
-      </w:r>
-      <w:r>
-        <w:rPr>
-          <w:rStyle w:val="FunctionTok"/>
-        </w:rPr>
-        <w:t xml:space="preserve">saveState</w:t>
-      </w:r>
-      <w:r>
-        <w:rPr>
-          <w:rStyle w:val="OperatorTok"/>
-        </w:rPr>
-        <w:t xml:space="preserve">(</w:t>
-      </w:r>
-      <w:r>
-        <w:rPr>
-          <w:rStyle w:val="NormalTok"/>
-        </w:rPr>
-        <w:t xml:space="preserve">state</w:t>
-      </w:r>
-      <w:r>
-        <w:rPr>
-          <w:rStyle w:val="OperatorTok"/>
-        </w:rPr>
-        <w:t xml:space="preserve">,</w:t>
-      </w:r>
-      <w:r>
-        <w:rPr>
-          <w:rStyle w:val="NormalTok"/>
-        </w:rPr>
-        <w:t xml:space="preserve"> nonce</w:t>
-      </w:r>
-      <w:r>
-        <w:rPr>
-          <w:rStyle w:val="OperatorTok"/>
-        </w:rPr>
-        <w:t xml:space="preserve">,</w:t>
-      </w:r>
-      <w:r>
-        <w:rPr>
-          <w:rStyle w:val="NormalTok"/>
-        </w:rPr>
-        <w:t xml:space="preserve"> correlationId</w:t>
-      </w:r>
-      <w:r>
-        <w:rPr>
-          <w:rStyle w:val="OperatorTok"/>
-        </w:rPr>
-        <w:t xml:space="preserve">,</w:t>
-      </w:r>
-      <w:r>
-        <w:rPr>
-          <w:rStyle w:val="NormalTok"/>
-        </w:rPr>
-        <w:t xml:space="preserve"> provider</w:t>
-      </w:r>
-      <w:r>
-        <w:rPr>
-          <w:rStyle w:val="OperatorTok"/>
-        </w:rPr>
-        <w:t xml:space="preserve">,</w:t>
-      </w:r>
-      <w:r>
-        <w:rPr>
-          <w:rStyle w:val="NormalTok"/>
-        </w:rPr>
-        <w:t xml:space="preserve"> returnUrl</w:t>
-      </w:r>
-      <w:r>
-        <w:rPr>
-          <w:rStyle w:val="OperatorTok"/>
-        </w:rPr>
-        <w:t xml:space="preserve">);</w:t>
-      </w:r>
-      <w:r>
-        <w:br/>
-      </w:r>
-      <w:r>
-        <w:rPr>
-          <w:rStyle w:val="BuiltInTok"/>
-        </w:rPr>
-        <w:t xml:space="preserve">String</w:t>
-      </w:r>
-      <w:r>
-        <w:rPr>
-          <w:rStyle w:val="NormalTok"/>
-        </w:rPr>
-        <w:t xml:space="preserve"> authUrl </w:t>
-      </w:r>
-      <w:r>
-        <w:rPr>
-          <w:rStyle w:val="OperatorTok"/>
-        </w:rPr>
-        <w:t xml:space="preserve">=</w:t>
-      </w:r>
-      <w:r>
-        <w:rPr>
-          <w:rStyle w:val="NormalTok"/>
-        </w:rPr>
-        <w:t xml:space="preserve"> </w:t>
-      </w:r>
-      <w:r>
-        <w:rPr>
-          <w:rStyle w:val="FunctionTok"/>
-        </w:rPr>
-        <w:t xml:space="preserve">buildKeycloakAuthUrl</w:t>
-      </w:r>
-      <w:r>
-        <w:rPr>
-          <w:rStyle w:val="OperatorTok"/>
-        </w:rPr>
-        <w:t xml:space="preserve">(</w:t>
-      </w:r>
-      <w:r>
-        <w:rPr>
-          <w:rStyle w:val="NormalTok"/>
-        </w:rPr>
-        <w:t xml:space="preserve">state</w:t>
-      </w:r>
-      <w:r>
-        <w:rPr>
-          <w:rStyle w:val="OperatorTok"/>
-        </w:rPr>
-        <w:t xml:space="preserve">,</w:t>
-      </w:r>
-      <w:r>
-        <w:rPr>
-          <w:rStyle w:val="NormalTok"/>
-        </w:rPr>
-        <w:t xml:space="preserve"> nonce</w:t>
-      </w:r>
-      <w:r>
-        <w:rPr>
-          <w:rStyle w:val="OperatorTok"/>
-        </w:rPr>
-        <w:t xml:space="preserve">,</w:t>
-      </w:r>
-      <w:r>
-        <w:rPr>
-          <w:rStyle w:val="NormalTok"/>
-        </w:rPr>
-        <w:t xml:space="preserve"> provider</w:t>
-      </w:r>
-      <w:r>
-        <w:rPr>
-          <w:rStyle w:val="OperatorTok"/>
-        </w:rPr>
-        <w:t xml:space="preserve">);</w:t>
-      </w:r>
-      <w:r>
-        <w:br/>
-      </w:r>
-      <w:r>
-        <w:rPr>
-          <w:rStyle w:val="CommentTok"/>
-        </w:rPr>
-        <w:t xml:space="preserve">// 302 Redirect 직접 반환 (q-sign 경유 없음)</w:t>
+          <w:rStyle w:val="VerbatimChar"/>
+        </w:rPr>
+        <w:t xml:space="preserve">sequenceDiagram</w:t>
+      </w:r>
+      <w:r>
+        <w:br/>
+      </w:r>
+      <w:r>
+        <w:rPr>
+          <w:rStyle w:val="VerbatimChar"/>
+        </w:rPr>
+        <w:t xml:space="preserve">    actor 사용자</w:t>
+      </w:r>
+      <w:r>
+        <w:br/>
+      </w:r>
+      <w:r>
+        <w:rPr>
+          <w:rStyle w:val="VerbatimChar"/>
+        </w:rPr>
+        <w:t xml:space="preserve">    participant FE as FE</w:t>
+      </w:r>
+      <w:r>
+        <w:br/>
+      </w:r>
+      <w:r>
+        <w:rPr>
+          <w:rStyle w:val="VerbatimChar"/>
+        </w:rPr>
+        <w:t xml:space="preserve">    participant IDO as ido (BrokerService)</w:t>
+      </w:r>
+      <w:r>
+        <w:br/>
+      </w:r>
+      <w:r>
+        <w:rPr>
+          <w:rStyle w:val="VerbatimChar"/>
+        </w:rPr>
+        <w:t xml:space="preserve">    participant KC as Keycloak</w:t>
+      </w:r>
+      <w:r>
+        <w:br/>
+      </w:r>
+      <w:r>
+        <w:rPr>
+          <w:rStyle w:val="VerbatimChar"/>
+        </w:rPr>
+        <w:t xml:space="preserve">    participant IDP as 소셜 IdP</w:t>
+      </w:r>
+      <w:r>
+        <w:br/>
+      </w:r>
+      <w:r>
+        <w:rPr>
+          <w:rStyle w:val="VerbatimChar"/>
+        </w:rPr>
+        <w:t xml:space="preserve">    participant IDO_CB as ido (OidcCallbackCtrl)</w:t>
+      </w:r>
+      <w:r>
+        <w:br/>
+      </w:r>
+      <w:r>
+        <w:br/>
+      </w:r>
+      <w:r>
+        <w:rPr>
+          <w:rStyle w:val="VerbatimChar"/>
+        </w:rPr>
+        <w:t xml:space="preserve">    사용자-&gt;&gt;FE: 소셜 로그인 클릭</w:t>
+      </w:r>
+      <w:r>
+        <w:br/>
+      </w:r>
+      <w:r>
+        <w:rPr>
+          <w:rStyle w:val="VerbatimChar"/>
+        </w:rPr>
+        <w:t xml:space="preserve">    FE-&gt;&gt;IDO: ① GET /api/v1/broker/{provider}/authorize</w:t>
+      </w:r>
+      <w:r>
+        <w:br/>
+      </w:r>
+      <w:r>
+        <w:rPr>
+          <w:rStyle w:val="VerbatimChar"/>
+        </w:rPr>
+        <w:t xml:space="preserve">    note over IDO: ② state/nonce 생성&lt;br/&gt;→ IdoOidcStateStore(Redis) 저장&lt;br/&gt;③ Keycloak Authorization URL 조립&lt;br/&gt;(kc_idp_hint={provider})</w:t>
+      </w:r>
+      <w:r>
+        <w:br/>
+      </w:r>
+      <w:r>
+        <w:rPr>
+          <w:rStyle w:val="VerbatimChar"/>
+        </w:rPr>
+        <w:t xml:space="preserve">    IDO--&gt;&gt;FE: ④ 302 Redirect → Keycloak Auth Endpoint</w:t>
+      </w:r>
+      <w:r>
+        <w:br/>
+      </w:r>
+      <w:r>
+        <w:br/>
+      </w:r>
+      <w:r>
+        <w:rPr>
+          <w:rStyle w:val="VerbatimChar"/>
+        </w:rPr>
+        <w:t xml:space="preserve">    FE-&gt;&gt;KC: ⑤ Authorization 요청</w:t>
+      </w:r>
+      <w:r>
+        <w:br/>
+      </w:r>
+      <w:r>
+        <w:rPr>
+          <w:rStyle w:val="VerbatimChar"/>
+        </w:rPr>
+        <w:t xml:space="preserve">    KC-&gt;&gt;IDP: ⑥ 소셜 IdP OAuth2 Redirect</w:t>
+      </w:r>
+      <w:r>
+        <w:br/>
+      </w:r>
+      <w:r>
+        <w:rPr>
+          <w:rStyle w:val="VerbatimChar"/>
+        </w:rPr>
+        <w:t xml:space="preserve">    IDP--&gt;&gt;사용자: ⑦ 소셜 로그인 화면</w:t>
+      </w:r>
+      <w:r>
+        <w:br/>
+      </w:r>
+      <w:r>
+        <w:rPr>
+          <w:rStyle w:val="VerbatimChar"/>
+        </w:rPr>
+        <w:t xml:space="preserve">    사용자-&gt;&gt;IDP: ⑦ 동의/승인</w:t>
+      </w:r>
+      <w:r>
+        <w:br/>
+      </w:r>
+      <w:r>
+        <w:rPr>
+          <w:rStyle w:val="VerbatimChar"/>
+        </w:rPr>
+        <w:t xml:space="preserve">    IDP-&gt;&gt;KC: ⑧ 콜백 (code)</w:t>
+      </w:r>
+      <w:r>
+        <w:br/>
+      </w:r>
+      <w:r>
+        <w:rPr>
+          <w:rStyle w:val="VerbatimChar"/>
+        </w:rPr>
+        <w:t xml:space="preserve">    KC-&gt;&gt;IDO_CB: ⑨ 콜백 (code + state) → ido 직접 수신</w:t>
+      </w:r>
+      <w:r>
+        <w:br/>
+      </w:r>
+      <w:r>
+        <w:br/>
+      </w:r>
+      <w:r>
+        <w:rPr>
+          <w:rStyle w:val="VerbatimChar"/>
+        </w:rPr>
+        <w:t xml:space="preserve">    note over IDO_CB: ⑩ state Redis 소비 (CSRF 방어)&lt;br/&gt;⑪ Keycloak /token 교환&lt;br/&gt;⑫ JWKS RS256 검증 + nonce 검증&lt;br/&gt;⑬ SHA-256(sub) → identifierHash&lt;br/&gt;⑭ AuthResult + Outbox @Transactional 저장</w:t>
+      </w:r>
+      <w:r>
+        <w:br/>
+      </w:r>
+      <w:r>
+        <w:rPr>
+          <w:rStyle w:val="VerbatimChar"/>
+        </w:rPr>
+        <w:t xml:space="preserve">    note over IDO_CB: ⑮ FE 세션 생성 (Redis)&lt;br/&gt;feSessionId 발급</w:t>
+      </w:r>
+      <w:r>
+        <w:br/>
+      </w:r>
+      <w:r>
+        <w:br/>
+      </w:r>
+      <w:r>
+        <w:rPr>
+          <w:rStyle w:val="VerbatimChar"/>
+        </w:rPr>
+        <w:t xml:space="preserve">    IDO_CB--&gt;&gt;FE: ⑯ 302 Redirect + Set-Cookie: feSessionId</w:t>
+      </w:r>
+      <w:r>
+        <w:br/>
+      </w:r>
+      <w:r>
+        <w:rPr>
+          <w:rStyle w:val="VerbatimChar"/>
+        </w:rPr>
+        <w:t xml:space="preserve">    FE--&gt;&gt;사용자: 마이페이지 이동</w:t>
       </w:r>
     </w:p>
     <w:p>
@@ -9509,48 +9747,299 @@
           <w:bCs/>
           <w:b/>
         </w:rPr>
-        <w:t xml:space="preserve">주요 차이</w:t>
+        <w:t xml:space="preserve">qsign 모드와 주요 차이점</w:t>
       </w:r>
       <w:r>
         <w:t xml:space="preserve">:</w:t>
       </w:r>
     </w:p>
-    <w:p>
-      <w:pPr>
-        <w:numPr>
-          <w:ilvl w:val="0"/>
-          <w:numId w:val="1004"/>
-        </w:numPr>
-        <w:pStyle w:val="Compact"/>
-      </w:pPr>
-      <w:r>
-        <w:t xml:space="preserve">state/nonce를 ido가 직접 관리 (q-sign 경유 없음)</w:t>
-      </w:r>
-    </w:p>
-    <w:p>
-      <w:pPr>
-        <w:numPr>
-          <w:ilvl w:val="0"/>
-          <w:numId w:val="1004"/>
-        </w:numPr>
-        <w:pStyle w:val="Compact"/>
-      </w:pPr>
-      <w:r>
-        <w:t xml:space="preserve">콜백도 ido가 직접 처리</w:t>
-      </w:r>
-    </w:p>
-    <w:p>
-      <w:pPr>
-        <w:numPr>
-          <w:ilvl w:val="0"/>
-          <w:numId w:val="1004"/>
-        </w:numPr>
-        <w:pStyle w:val="Compact"/>
-      </w:pPr>
-      <w:r>
-        <w:t xml:space="preserve">q-sign의 JWKS 검증, HMAC 서명 생성이 ido에서 수행됨</w:t>
-      </w:r>
-    </w:p>
+    <w:tbl>
+      <w:tblPr>
+        <w:tblStyle w:val="Table"/>
+        <w:tblW w:type="auto" w:w="0"/>
+        <w:tblLook w:firstRow="1" w:lastRow="0" w:firstColumn="0" w:lastColumn="0" w:noHBand="0" w:noVBand="0" w:val="0020"/>
+      </w:tblPr>
+      <w:tblGrid>
+        <w:gridCol w:w="2640"/>
+        <w:gridCol w:w="2640"/>
+        <w:gridCol w:w="2640"/>
+      </w:tblGrid>
+      <w:tr>
+        <w:trPr>
+          <w:tblHeader w:val="true"/>
+        </w:trPr>
+        <w:tc>
+          <w:tcPr/>
+          <w:p>
+            <w:pPr>
+              <w:pStyle w:val="Compact"/>
+              <w:jc w:val="left"/>
+            </w:pPr>
+            <w:r>
+              <w:t xml:space="preserve">항목</w:t>
+            </w:r>
+          </w:p>
+        </w:tc>
+        <w:tc>
+          <w:tcPr/>
+          <w:p>
+            <w:pPr>
+              <w:pStyle w:val="Compact"/>
+              <w:jc w:val="left"/>
+            </w:pPr>
+            <w:r>
+              <w:t xml:space="preserve">qsign 모드</w:t>
+            </w:r>
+          </w:p>
+        </w:tc>
+        <w:tc>
+          <w:tcPr/>
+          <w:p>
+            <w:pPr>
+              <w:pStyle w:val="Compact"/>
+              <w:jc w:val="left"/>
+            </w:pPr>
+            <w:r>
+              <w:t xml:space="preserve">keycloak 모드</w:t>
+            </w:r>
+          </w:p>
+        </w:tc>
+      </w:tr>
+      <w:tr>
+        <w:tc>
+          <w:tcPr/>
+          <w:p>
+            <w:pPr>
+              <w:pStyle w:val="Compact"/>
+              <w:jc w:val="left"/>
+            </w:pPr>
+            <w:r>
+              <w:t xml:space="preserve">state/nonce 관리</w:t>
+            </w:r>
+          </w:p>
+        </w:tc>
+        <w:tc>
+          <w:tcPr/>
+          <w:p>
+            <w:pPr>
+              <w:pStyle w:val="Compact"/>
+              <w:jc w:val="left"/>
+            </w:pPr>
+            <w:r>
+              <w:t xml:space="preserve">q-sign (Redis)</w:t>
+            </w:r>
+          </w:p>
+        </w:tc>
+        <w:tc>
+          <w:tcPr/>
+          <w:p>
+            <w:pPr>
+              <w:pStyle w:val="Compact"/>
+              <w:jc w:val="left"/>
+            </w:pPr>
+            <w:r>
+              <w:t xml:space="preserve">ido 직접 (Redis)</w:t>
+            </w:r>
+          </w:p>
+        </w:tc>
+      </w:tr>
+      <w:tr>
+        <w:tc>
+          <w:tcPr/>
+          <w:p>
+            <w:pPr>
+              <w:pStyle w:val="Compact"/>
+              <w:jc w:val="left"/>
+            </w:pPr>
+            <w:r>
+              <w:t xml:space="preserve">Keycloak 콜백 수신</w:t>
+            </w:r>
+          </w:p>
+        </w:tc>
+        <w:tc>
+          <w:tcPr/>
+          <w:p>
+            <w:pPr>
+              <w:pStyle w:val="Compact"/>
+              <w:jc w:val="left"/>
+            </w:pPr>
+            <w:r>
+              <w:t xml:space="preserve">q-sign</w:t>
+            </w:r>
+          </w:p>
+        </w:tc>
+        <w:tc>
+          <w:tcPr/>
+          <w:p>
+            <w:pPr>
+              <w:pStyle w:val="Compact"/>
+              <w:jc w:val="left"/>
+            </w:pPr>
+            <w:r>
+              <w:t xml:space="preserve">ido</w:t>
+            </w:r>
+          </w:p>
+        </w:tc>
+      </w:tr>
+      <w:tr>
+        <w:tc>
+          <w:tcPr/>
+          <w:p>
+            <w:pPr>
+              <w:pStyle w:val="Compact"/>
+              <w:jc w:val="left"/>
+            </w:pPr>
+            <w:r>
+              <w:t xml:space="preserve">JWKS 검증</w:t>
+            </w:r>
+          </w:p>
+        </w:tc>
+        <w:tc>
+          <w:tcPr/>
+          <w:p>
+            <w:pPr>
+              <w:pStyle w:val="Compact"/>
+              <w:jc w:val="left"/>
+            </w:pPr>
+            <w:r>
+              <w:t xml:space="preserve">q-sign</w:t>
+            </w:r>
+          </w:p>
+        </w:tc>
+        <w:tc>
+          <w:tcPr/>
+          <w:p>
+            <w:pPr>
+              <w:pStyle w:val="Compact"/>
+              <w:jc w:val="left"/>
+            </w:pPr>
+            <w:r>
+              <w:t xml:space="preserve">ido</w:t>
+            </w:r>
+          </w:p>
+        </w:tc>
+      </w:tr>
+      <w:tr>
+        <w:tc>
+          <w:tcPr/>
+          <w:p>
+            <w:pPr>
+              <w:pStyle w:val="Compact"/>
+              <w:jc w:val="left"/>
+            </w:pPr>
+            <w:r>
+              <w:t xml:space="preserve">HMAC 서명 (→ ido 통보)</w:t>
+            </w:r>
+          </w:p>
+        </w:tc>
+        <w:tc>
+          <w:tcPr/>
+          <w:p>
+            <w:pPr>
+              <w:pStyle w:val="Compact"/>
+              <w:jc w:val="left"/>
+            </w:pPr>
+            <w:r>
+              <w:t xml:space="preserve">q-sign → ido</w:t>
+            </w:r>
+          </w:p>
+        </w:tc>
+        <w:tc>
+          <w:tcPr/>
+          <w:p>
+            <w:pPr>
+              <w:pStyle w:val="Compact"/>
+              <w:jc w:val="left"/>
+            </w:pPr>
+            <w:r>
+              <w:t xml:space="preserve">불필요 (ido가 직접 처리)</w:t>
+            </w:r>
+          </w:p>
+        </w:tc>
+      </w:tr>
+      <w:tr>
+        <w:tc>
+          <w:tcPr/>
+          <w:p>
+            <w:pPr>
+              <w:pStyle w:val="Compact"/>
+              <w:jc w:val="left"/>
+            </w:pPr>
+            <w:r>
+              <w:t xml:space="preserve">Outbox 저장</w:t>
+            </w:r>
+          </w:p>
+        </w:tc>
+        <w:tc>
+          <w:tcPr/>
+          <w:p>
+            <w:pPr>
+              <w:pStyle w:val="Compact"/>
+              <w:jc w:val="left"/>
+            </w:pPr>
+            <w:r>
+              <w:t xml:space="preserve">q-sign DB</w:t>
+            </w:r>
+          </w:p>
+        </w:tc>
+        <w:tc>
+          <w:tcPr/>
+          <w:p>
+            <w:pPr>
+              <w:pStyle w:val="Compact"/>
+              <w:jc w:val="left"/>
+            </w:pPr>
+            <w:r>
+              <w:t xml:space="preserve">ido DB</w:t>
+            </w:r>
+          </w:p>
+        </w:tc>
+      </w:tr>
+      <w:tr>
+        <w:tc>
+          <w:tcPr/>
+          <w:p>
+            <w:pPr>
+              <w:pStyle w:val="Compact"/>
+              <w:jc w:val="left"/>
+            </w:pPr>
+            <w:r>
+              <w:t xml:space="preserve">설정</w:t>
+            </w:r>
+          </w:p>
+        </w:tc>
+        <w:tc>
+          <w:tcPr/>
+          <w:p>
+            <w:pPr>
+              <w:pStyle w:val="Compact"/>
+              <w:jc w:val="left"/>
+            </w:pPr>
+            <w:r>
+              <w:rPr>
+                <w:rStyle w:val="VerbatimChar"/>
+              </w:rPr>
+              <w:t xml:space="preserve">broker.mode=qsign</w:t>
+            </w:r>
+          </w:p>
+        </w:tc>
+        <w:tc>
+          <w:tcPr/>
+          <w:p>
+            <w:pPr>
+              <w:pStyle w:val="Compact"/>
+              <w:jc w:val="left"/>
+            </w:pPr>
+            <w:r>
+              <w:rPr>
+                <w:rStyle w:val="VerbatimChar"/>
+              </w:rPr>
+              <w:t xml:space="preserve">broker.mode=keycloak</w:t>
+            </w:r>
+          </w:p>
+        </w:tc>
+      </w:tr>
+    </w:tbl>
     <w:p>
       <w:r>
         <w:pict>
@@ -9560,7 +10049,7 @@
     </w:p>
     <w:bookmarkEnd w:id="60"/>
     <w:bookmarkEnd w:id="61"/>
-    <w:bookmarkStart w:id="65" w:name="Xccf6a25fff7441975f4ede1b754607289e271d2"/>
+    <w:bookmarkStart w:id="66" w:name="Xccf6a25fff7441975f4ede1b754607289e271d2"/>
     <w:p>
       <w:pPr>
         <w:pStyle w:val="Heading2"/>
@@ -9577,7 +10066,151 @@
         <w:t xml:space="preserve">모든 로그인 방식 (A~E)이 최종적으로 이 흐름을 거친다.</w:t>
       </w:r>
     </w:p>
-    <w:bookmarkStart w:id="62" w:name="X9e4c0589700e2ead77ae3a7965d43b2213acedc"/>
+    <w:bookmarkStart w:id="62" w:name="X19d008413f4c12711dd0534da704f362c4ff467"/>
+    <w:p>
+      <w:pPr>
+        <w:pStyle w:val="Heading3"/>
+      </w:pPr>
+      <w:r>
+        <w:t xml:space="preserve">8.0 FE 세션 생성 공통 시퀀스</w:t>
+      </w:r>
+    </w:p>
+    <w:p>
+      <w:pPr>
+        <w:pStyle w:val="SourceCode"/>
+      </w:pPr>
+      <w:r>
+        <w:rPr>
+          <w:rStyle w:val="VerbatimChar"/>
+        </w:rPr>
+        <w:t xml:space="preserve">sequenceDiagram</w:t>
+      </w:r>
+      <w:r>
+        <w:br/>
+      </w:r>
+      <w:r>
+        <w:rPr>
+          <w:rStyle w:val="VerbatimChar"/>
+        </w:rPr>
+        <w:t xml:space="preserve">    participant TRIGGER as 인증 완료 트리거&lt;br/&gt;(q-sign 또는 ido)</w:t>
+      </w:r>
+      <w:r>
+        <w:br/>
+      </w:r>
+      <w:r>
+        <w:rPr>
+          <w:rStyle w:val="VerbatimChar"/>
+        </w:rPr>
+        <w:t xml:space="preserve">    participant IDO as ido (FeSessionServiceImpl)</w:t>
+      </w:r>
+      <w:r>
+        <w:br/>
+      </w:r>
+      <w:r>
+        <w:rPr>
+          <w:rStyle w:val="VerbatimChar"/>
+        </w:rPr>
+        <w:t xml:space="preserve">    participant RDS as Redis</w:t>
+      </w:r>
+      <w:r>
+        <w:br/>
+      </w:r>
+      <w:r>
+        <w:rPr>
+          <w:rStyle w:val="VerbatimChar"/>
+        </w:rPr>
+        <w:t xml:space="preserve">    participant FE as FE / 브라우저</w:t>
+      </w:r>
+      <w:r>
+        <w:br/>
+      </w:r>
+      <w:r>
+        <w:br/>
+      </w:r>
+      <w:r>
+        <w:rPr>
+          <w:rStyle w:val="VerbatimChar"/>
+        </w:rPr>
+        <w:t xml:space="preserve">    TRIGGER-&gt;&gt;IDO: 인증 완료 통보 (qimUserId, authResultId, authLevel, returnUrl)</w:t>
+      </w:r>
+      <w:r>
+        <w:br/>
+      </w:r>
+      <w:r>
+        <w:rPr>
+          <w:rStyle w:val="VerbatimChar"/>
+        </w:rPr>
+        <w:t xml:space="preserve">    note over IDO: 256-bit 엔트로피 세션 ID 생성&lt;br/&gt;SecureRandom(32 bytes) → Base64URL</w:t>
+      </w:r>
+      <w:r>
+        <w:br/>
+      </w:r>
+      <w:r>
+        <w:rPr>
+          <w:rStyle w:val="VerbatimChar"/>
+        </w:rPr>
+        <w:t xml:space="preserve">    IDO-&gt;&gt;RDS: SET fe:session:{feSessionId} = FeSession JSON&lt;br/&gt;EX 1800 (30분 sliding)</w:t>
+      </w:r>
+      <w:r>
+        <w:br/>
+      </w:r>
+      <w:r>
+        <w:rPr>
+          <w:rStyle w:val="VerbatimChar"/>
+        </w:rPr>
+        <w:t xml:space="preserve">    IDO-&gt;&gt;RDS: SADD fe:user-sessions:{qimUserId} {feSessionId}&lt;br/&gt;EXPIRE fe:user-sessions:{qimUserId} 28800 (480분)</w:t>
+      </w:r>
+      <w:r>
+        <w:br/>
+      </w:r>
+      <w:r>
+        <w:rPr>
+          <w:rStyle w:val="VerbatimChar"/>
+        </w:rPr>
+        <w:t xml:space="preserve">    IDO--&gt;&gt;FE: 302 Redirect → returnUrl&lt;br/&gt;Set-Cookie: feSessionId={id}; HttpOnly; Secure; SameSite=Lax; Max-Age=1800</w:t>
+      </w:r>
+      <w:r>
+        <w:br/>
+      </w:r>
+      <w:r>
+        <w:br/>
+      </w:r>
+      <w:r>
+        <w:rPr>
+          <w:rStyle w:val="VerbatimChar"/>
+        </w:rPr>
+        <w:t xml:space="preserve">    note over FE: 이후 모든 API 요청에 feSessionId 쿠키 자동 포함</w:t>
+      </w:r>
+      <w:r>
+        <w:br/>
+      </w:r>
+      <w:r>
+        <w:rPr>
+          <w:rStyle w:val="VerbatimChar"/>
+        </w:rPr>
+        <w:t xml:space="preserve">    FE-&gt;&gt;IDO: API 요청 (withCredentials: true)</w:t>
+      </w:r>
+      <w:r>
+        <w:br/>
+      </w:r>
+      <w:r>
+        <w:rPr>
+          <w:rStyle w:val="VerbatimChar"/>
+        </w:rPr>
+        <w:t xml:space="preserve">    IDO-&gt;&gt;RDS: GET fe:session:{feSessionId} → 세션 조회</w:t>
+      </w:r>
+      <w:r>
+        <w:br/>
+      </w:r>
+      <w:r>
+        <w:rPr>
+          <w:rStyle w:val="VerbatimChar"/>
+        </w:rPr>
+        <w:t xml:space="preserve">    note over IDO: absoluteExpiresAt 확인 (480분 절대 만료)&lt;br/&gt;lastActivityAt 갱신 + TTL 1800초 재설정</w:t>
+      </w:r>
+    </w:p>
+    <w:bookmarkEnd w:id="62"/>
+    <w:bookmarkStart w:id="63" w:name="X9e4c0589700e2ead77ae3a7965d43b2213acedc"/>
     <w:p>
       <w:pPr>
         <w:pStyle w:val="Heading3"/>
@@ -10638,8 +11271,8 @@
         <w:t xml:space="preserve">));</w:t>
       </w:r>
     </w:p>
-    <w:bookmarkEnd w:id="62"/>
-    <w:bookmarkStart w:id="63" w:name="X18d4a802679e72023c212058a8d3fe7885f17dc"/>
+    <w:bookmarkEnd w:id="63"/>
+    <w:bookmarkStart w:id="64" w:name="X18d4a802679e72023c212058a8d3fe7885f17dc"/>
     <w:p>
       <w:pPr>
         <w:pStyle w:val="Heading3"/>
@@ -10778,8 +11411,8 @@
         <w:t xml:space="preserve">));</w:t>
       </w:r>
     </w:p>
-    <w:bookmarkEnd w:id="63"/>
-    <w:bookmarkStart w:id="64" w:name="X07124c8f32b67e80adb6b4e75b378b272ab86e6"/>
+    <w:bookmarkEnd w:id="64"/>
+    <w:bookmarkStart w:id="65" w:name="X07124c8f32b67e80adb6b4e75b378b272ab86e6"/>
     <w:p>
       <w:pPr>
         <w:pStyle w:val="Heading3"/>
@@ -10965,9 +11598,9 @@
         </w:pict>
       </w:r>
     </w:p>
-    <w:bookmarkEnd w:id="64"/>
     <w:bookmarkEnd w:id="65"/>
-    <w:bookmarkStart w:id="68" w:name="Xa78b9bda8d7a915fc3e1331e82627be8ab2bfa4"/>
+    <w:bookmarkEnd w:id="66"/>
+    <w:bookmarkStart w:id="69" w:name="Xa78b9bda8d7a915fc3e1331e82627be8ab2bfa4"/>
     <w:p>
       <w:pPr>
         <w:pStyle w:val="Heading2"/>
@@ -10976,7 +11609,7 @@
         <w:t xml:space="preserve">9. SLO (로그아웃) 흐름</w:t>
       </w:r>
     </w:p>
-    <w:bookmarkStart w:id="66" w:name="X6284d9cb2861a9481d95a517c186d435d8b0cb3"/>
+    <w:bookmarkStart w:id="67" w:name="X6284d9cb2861a9481d95a517c186d435d8b0cb3"/>
     <w:p>
       <w:pPr>
         <w:pStyle w:val="Heading3"/>
@@ -11334,8 +11967,8 @@
         <w:t xml:space="preserve">;</w:t>
       </w:r>
     </w:p>
-    <w:bookmarkEnd w:id="66"/>
-    <w:bookmarkStart w:id="67" w:name="X3698e61556e646b153021ab2bba1234b61dedac"/>
+    <w:bookmarkEnd w:id="67"/>
+    <w:bookmarkStart w:id="68" w:name="X3698e61556e646b153021ab2bba1234b61dedac"/>
     <w:p>
       <w:pPr>
         <w:pStyle w:val="Heading3"/>
@@ -11662,9 +12295,9 @@
         </w:pict>
       </w:r>
     </w:p>
-    <w:bookmarkEnd w:id="67"/>
     <w:bookmarkEnd w:id="68"/>
-    <w:bookmarkStart w:id="72" w:name="X6a75c36009cd9792ecf4a2677c0aa080f93d888"/>
+    <w:bookmarkEnd w:id="69"/>
+    <w:bookmarkStart w:id="73" w:name="X6a75c36009cd9792ecf4a2677c0aa080f93d888"/>
     <w:p>
       <w:pPr>
         <w:pStyle w:val="Heading2"/>
@@ -11673,7 +12306,7 @@
         <w:t xml:space="preserve">10. 데이터 상태 및 저장소 요약</w:t>
       </w:r>
     </w:p>
-    <w:bookmarkStart w:id="69" w:name="X3c0e5ef6bf6e069687f5070830b11ad5e1e5f18"/>
+    <w:bookmarkStart w:id="70" w:name="X3c0e5ef6bf6e069687f5070830b11ad5e1e5f18"/>
     <w:p>
       <w:pPr>
         <w:pStyle w:val="Heading3"/>
@@ -12175,8 +12808,8 @@
         </w:tc>
       </w:tr>
     </w:tbl>
-    <w:bookmarkEnd w:id="69"/>
-    <w:bookmarkStart w:id="70" w:name="X63d5f2ccae7698c439b263b4b0d61567b0b69c1"/>
+    <w:bookmarkEnd w:id="70"/>
+    <w:bookmarkStart w:id="71" w:name="X63d5f2ccae7698c439b263b4b0d61567b0b69c1"/>
     <w:p>
       <w:pPr>
         <w:pStyle w:val="Heading3"/>
@@ -12525,8 +13158,8 @@
         </w:tc>
       </w:tr>
     </w:tbl>
-    <w:bookmarkEnd w:id="70"/>
-    <w:bookmarkStart w:id="71" w:name="X096530828caca65391ba73216c77a4b2b8c91a8"/>
+    <w:bookmarkEnd w:id="71"/>
+    <w:bookmarkStart w:id="72" w:name="X096530828caca65391ba73216c77a4b2b8c91a8"/>
     <w:p>
       <w:pPr>
         <w:pStyle w:val="Heading3"/>
@@ -12643,9 +13276,9 @@
         </w:pict>
       </w:r>
     </w:p>
-    <w:bookmarkEnd w:id="71"/>
     <w:bookmarkEnd w:id="72"/>
-    <w:bookmarkStart w:id="78" w:name="Xd6ec0b016cdfe38754441c0a1991c45a84edc6e"/>
+    <w:bookmarkEnd w:id="73"/>
+    <w:bookmarkStart w:id="79" w:name="Xd6ec0b016cdfe38754441c0a1991c45a84edc6e"/>
     <w:p>
       <w:pPr>
         <w:pStyle w:val="Heading2"/>
@@ -12654,7 +13287,7 @@
         <w:t xml:space="preserve">11. 보안 검증 체계</w:t>
       </w:r>
     </w:p>
-    <w:bookmarkStart w:id="73" w:name="X9f5b2327ad6f6fbfaaca2816a4390ad66bb498a"/>
+    <w:bookmarkStart w:id="74" w:name="X9f5b2327ad6f6fbfaaca2816a4390ad66bb498a"/>
     <w:p>
       <w:pPr>
         <w:pStyle w:val="Heading3"/>
@@ -12732,8 +13365,8 @@
         <w:t xml:space="preserve">: 에러 페이지 리다이렉트</w:t>
       </w:r>
     </w:p>
-    <w:bookmarkEnd w:id="73"/>
-    <w:bookmarkStart w:id="74" w:name="X73eb756e80f0b4e4a0fa11f8a4005363e6e0734"/>
+    <w:bookmarkEnd w:id="74"/>
+    <w:bookmarkStart w:id="75" w:name="X73eb756e80f0b4e4a0fa11f8a4005363e6e0734"/>
     <w:p>
       <w:pPr>
         <w:pStyle w:val="Heading3"/>
@@ -12814,8 +13447,8 @@
         <w:t xml:space="preserve">검증</w:t>
       </w:r>
     </w:p>
-    <w:bookmarkEnd w:id="74"/>
-    <w:bookmarkStart w:id="75" w:name="X5cf9c2d791fc05723d49cdcb31c524ba0df55fa"/>
+    <w:bookmarkEnd w:id="75"/>
+    <w:bookmarkStart w:id="76" w:name="X5cf9c2d791fc05723d49cdcb31c524ba0df55fa"/>
     <w:p>
       <w:pPr>
         <w:pStyle w:val="Heading3"/>
@@ -12902,8 +13535,8 @@
         <w:t xml:space="preserve">, 1회 소비</w:t>
       </w:r>
     </w:p>
-    <w:bookmarkEnd w:id="75"/>
-    <w:bookmarkStart w:id="76" w:name="X5038d4a76eba88b2c8531b1f2febb34cf0b2b01"/>
+    <w:bookmarkEnd w:id="76"/>
+    <w:bookmarkStart w:id="77" w:name="X5038d4a76eba88b2c8531b1f2febb34cf0b2b01"/>
     <w:p>
       <w:pPr>
         <w:pStyle w:val="Heading3"/>
@@ -13053,8 +13686,8 @@
         </w:tc>
       </w:tr>
     </w:tbl>
-    <w:bookmarkEnd w:id="76"/>
-    <w:bookmarkStart w:id="77" w:name="X6fbdc1858391cc1c9c86f1052994f698a9aa312"/>
+    <w:bookmarkEnd w:id="77"/>
+    <w:bookmarkStart w:id="78" w:name="X6fbdc1858391cc1c9c86f1052994f698a9aa312"/>
     <w:p>
       <w:pPr>
         <w:pStyle w:val="Heading3"/>
@@ -13148,9 +13781,9 @@
         </w:pict>
       </w:r>
     </w:p>
-    <w:bookmarkEnd w:id="77"/>
     <w:bookmarkEnd w:id="78"/>
-    <w:bookmarkStart w:id="82" w:name="X00f23c49815a927f9a27e689e491d63bf1dedf9"/>
+    <w:bookmarkEnd w:id="79"/>
+    <w:bookmarkStart w:id="83" w:name="X00f23c49815a927f9a27e689e491d63bf1dedf9"/>
     <w:p>
       <w:pPr>
         <w:pStyle w:val="Heading2"/>
@@ -13159,7 +13792,7 @@
         <w:t xml:space="preserve">12. 오류 처리 흐름</w:t>
       </w:r>
     </w:p>
-    <w:bookmarkStart w:id="79" w:name="Xa2817a40811f8a61ea3efbada938cfb4a61b7e2"/>
+    <w:bookmarkStart w:id="80" w:name="Xa2817a40811f8a61ea3efbada938cfb4a61b7e2"/>
     <w:p>
       <w:pPr>
         <w:pStyle w:val="Heading3"/>
@@ -13299,8 +13932,8 @@
         <w:t xml:space="preserve">}</w:t>
       </w:r>
     </w:p>
-    <w:bookmarkEnd w:id="79"/>
-    <w:bookmarkStart w:id="80" w:name="X0ed814811907d3d8ad80836e77f14d9c752c56c"/>
+    <w:bookmarkEnd w:id="80"/>
+    <w:bookmarkStart w:id="81" w:name="X0ed814811907d3d8ad80836e77f14d9c752c56c"/>
     <w:p>
       <w:pPr>
         <w:pStyle w:val="Heading3"/>
@@ -13374,8 +14007,8 @@
         <w:t xml:space="preserve">}, [actionUrl, error, code]);</w:t>
       </w:r>
     </w:p>
-    <w:bookmarkEnd w:id="80"/>
-    <w:bookmarkStart w:id="81" w:name="X3cff1936d0b013d7b01504ef9e3698442ae0c7a"/>
+    <w:bookmarkEnd w:id="81"/>
+    <w:bookmarkStart w:id="82" w:name="X3cff1936d0b013d7b01504ef9e3698442ae0c7a"/>
     <w:p>
       <w:pPr>
         <w:pStyle w:val="Heading3"/>
@@ -13712,9 +14345,9 @@
         <w:t xml:space="preserve">코드 수정 시 반드시 이 문서도 함께 업데이트하세요.</w:t>
       </w:r>
     </w:p>
-    <w:bookmarkEnd w:id="81"/>
     <w:bookmarkEnd w:id="82"/>
     <w:bookmarkEnd w:id="83"/>
+    <w:bookmarkEnd w:id="84"/>
     <w:sectPr/>
   </w:body>
 </w:document>
@@ -13821,6 +14454,82 @@
       </w:pPr>
     </w:lvl>
   </w:abstractNum>
+  <w:abstractNum w:abstractNumId="991">
+    <w:nsid w:val="A991"/>
+    <w:multiLevelType w:val="multilevel"/>
+    <w:lvl w:ilvl="0">
+      <w:numFmt w:val="bullet"/>
+      <w:lvlText w:val="•"/>
+      <w:lvlJc w:val="left"/>
+      <w:pPr>
+        <w:ind w:left="720" w:hanging="480"/>
+      </w:pPr>
+    </w:lvl>
+    <w:lvl w:ilvl="1">
+      <w:numFmt w:val="bullet"/>
+      <w:lvlText w:val="–"/>
+      <w:lvlJc w:val="left"/>
+      <w:pPr>
+        <w:ind w:left="1440" w:hanging="480"/>
+      </w:pPr>
+    </w:lvl>
+    <w:lvl w:ilvl="2">
+      <w:numFmt w:val="bullet"/>
+      <w:lvlText w:val="•"/>
+      <w:lvlJc w:val="left"/>
+      <w:pPr>
+        <w:ind w:left="2160" w:hanging="480"/>
+      </w:pPr>
+    </w:lvl>
+    <w:lvl w:ilvl="3">
+      <w:numFmt w:val="bullet"/>
+      <w:lvlText w:val="–"/>
+      <w:lvlJc w:val="left"/>
+      <w:pPr>
+        <w:ind w:left="2880" w:hanging="480"/>
+      </w:pPr>
+    </w:lvl>
+    <w:lvl w:ilvl="4">
+      <w:numFmt w:val="bullet"/>
+      <w:lvlText w:val="•"/>
+      <w:lvlJc w:val="left"/>
+      <w:pPr>
+        <w:ind w:left="3600" w:hanging="480"/>
+      </w:pPr>
+    </w:lvl>
+    <w:lvl w:ilvl="5">
+      <w:numFmt w:val="bullet"/>
+      <w:lvlText w:val="–"/>
+      <w:lvlJc w:val="left"/>
+      <w:pPr>
+        <w:ind w:left="4320" w:hanging="480"/>
+      </w:pPr>
+    </w:lvl>
+    <w:lvl w:ilvl="6">
+      <w:numFmt w:val="bullet"/>
+      <w:lvlText w:val="•"/>
+      <w:lvlJc w:val="left"/>
+      <w:pPr>
+        <w:ind w:left="5040" w:hanging="480"/>
+      </w:pPr>
+    </w:lvl>
+    <w:lvl w:ilvl="7">
+      <w:numFmt w:val="bullet"/>
+      <w:lvlText w:val="–"/>
+      <w:lvlJc w:val="left"/>
+      <w:pPr>
+        <w:ind w:left="5760" w:hanging="480"/>
+      </w:pPr>
+    </w:lvl>
+    <w:lvl w:ilvl="8">
+      <w:numFmt w:val="bullet"/>
+      <w:lvlText w:val="•"/>
+      <w:lvlJc w:val="left"/>
+      <w:pPr>
+        <w:ind w:left="6480" w:hanging="480"/>
+      </w:pPr>
+    </w:lvl>
+  </w:abstractNum>
   <w:abstractNum w:abstractNumId="99411">
     <w:nsid w:val="A99411"/>
     <w:multiLevelType w:val="multilevel"/>
@@ -13906,86 +14615,13 @@
       </w:pPr>
     </w:lvl>
   </w:abstractNum>
-  <w:abstractNum w:abstractNumId="991">
-    <w:nsid w:val="A991"/>
-    <w:multiLevelType w:val="multilevel"/>
-    <w:lvl w:ilvl="0">
-      <w:numFmt w:val="bullet"/>
-      <w:lvlText w:val="•"/>
-      <w:lvlJc w:val="left"/>
-      <w:pPr>
-        <w:ind w:left="720" w:hanging="480"/>
-      </w:pPr>
-    </w:lvl>
-    <w:lvl w:ilvl="1">
-      <w:numFmt w:val="bullet"/>
-      <w:lvlText w:val="–"/>
-      <w:lvlJc w:val="left"/>
-      <w:pPr>
-        <w:ind w:left="1440" w:hanging="480"/>
-      </w:pPr>
-    </w:lvl>
-    <w:lvl w:ilvl="2">
-      <w:numFmt w:val="bullet"/>
-      <w:lvlText w:val="•"/>
-      <w:lvlJc w:val="left"/>
-      <w:pPr>
-        <w:ind w:left="2160" w:hanging="480"/>
-      </w:pPr>
-    </w:lvl>
-    <w:lvl w:ilvl="3">
-      <w:numFmt w:val="bullet"/>
-      <w:lvlText w:val="–"/>
-      <w:lvlJc w:val="left"/>
-      <w:pPr>
-        <w:ind w:left="2880" w:hanging="480"/>
-      </w:pPr>
-    </w:lvl>
-    <w:lvl w:ilvl="4">
-      <w:numFmt w:val="bullet"/>
-      <w:lvlText w:val="•"/>
-      <w:lvlJc w:val="left"/>
-      <w:pPr>
-        <w:ind w:left="3600" w:hanging="480"/>
-      </w:pPr>
-    </w:lvl>
-    <w:lvl w:ilvl="5">
-      <w:numFmt w:val="bullet"/>
-      <w:lvlText w:val="–"/>
-      <w:lvlJc w:val="left"/>
-      <w:pPr>
-        <w:ind w:left="4320" w:hanging="480"/>
-      </w:pPr>
-    </w:lvl>
-    <w:lvl w:ilvl="6">
-      <w:numFmt w:val="bullet"/>
-      <w:lvlText w:val="•"/>
-      <w:lvlJc w:val="left"/>
-      <w:pPr>
-        <w:ind w:left="5040" w:hanging="480"/>
-      </w:pPr>
-    </w:lvl>
-    <w:lvl w:ilvl="7">
-      <w:numFmt w:val="bullet"/>
-      <w:lvlText w:val="–"/>
-      <w:lvlJc w:val="left"/>
-      <w:pPr>
-        <w:ind w:left="5760" w:hanging="480"/>
-      </w:pPr>
-    </w:lvl>
-    <w:lvl w:ilvl="8">
-      <w:numFmt w:val="bullet"/>
-      <w:lvlText w:val="•"/>
-      <w:lvlJc w:val="left"/>
-      <w:pPr>
-        <w:ind w:left="6480" w:hanging="480"/>
-      </w:pPr>
-    </w:lvl>
-  </w:abstractNum>
   <w:num w:numId="1000">
     <w:abstractNumId w:val="990"/>
   </w:num>
   <w:num w:numId="1001">
+    <w:abstractNumId w:val="991"/>
+  </w:num>
+  <w:num w:numId="1002">
     <w:abstractNumId w:val="99411"/>
     <w:lvlOverride w:ilvl="0">
       <w:startOverride w:val="1"/>
@@ -14015,10 +14651,10 @@
       <w:startOverride w:val="1"/>
     </w:lvlOverride>
   </w:num>
-  <w:num w:numId="1002">
+  <w:num w:numId="1003">
     <w:abstractNumId w:val="991"/>
   </w:num>
-  <w:num w:numId="1003">
+  <w:num w:numId="1004">
     <w:abstractNumId w:val="99411"/>
     <w:lvlOverride w:ilvl="0">
       <w:startOverride w:val="1"/>
@@ -14047,9 +14683,6 @@
     <w:lvlOverride w:ilvl="8">
       <w:startOverride w:val="1"/>
     </w:lvlOverride>
-  </w:num>
-  <w:num w:numId="1004">
-    <w:abstractNumId w:val="991"/>
   </w:num>
   <w:num w:numId="1005">
     <w:abstractNumId w:val="991"/>
